--- a/backend/templates/leave_template.docx
+++ b/backend/templates/leave_template.docx
@@ -2,6 +2,31 @@
 <file path=word/document.xml><?xml version="1.0" encoding="utf-8"?>
 <w:document xmlns:wpc="http://schemas.microsoft.com/office/word/2010/wordprocessingCanvas" xmlns:cx="http://schemas.microsoft.com/office/drawing/2014/chartex" xmlns:cx1="http://schemas.microsoft.com/office/drawing/2015/9/8/chartex" xmlns:mc="http://schemas.openxmlformats.org/markup-compatibility/2006" xmlns:o="urn:schemas-microsoft-com:office:office" xmlns:r="http://schemas.openxmlformats.org/officeDocument/2006/relationships" xmlns:m="http://schemas.openxmlformats.org/officeDocument/2006/math" xmlns:v="urn:schemas-microsoft-com:vml" xmlns:wp14="http://schemas.microsoft.com/office/word/2010/wordprocessingDrawing" xmlns:wp="http://schemas.openxmlformats.org/drawingml/2006/wordprocessingDrawing" xmlns:w10="urn:schemas-microsoft-com:office:word" xmlns:w="http://schemas.openxmlformats.org/wordprocessingml/2006/main" xmlns:w14="http://schemas.microsoft.com/office/word/2010/wordml" xmlns:w15="http://schemas.microsoft.com/office/word/2012/wordml" xmlns:w16se="http://schemas.microsoft.com/office/word/2015/wordml/symex" xmlns:wpg="http://schemas.microsoft.com/office/word/2010/wordprocessingGroup" xmlns:wpi="http://schemas.microsoft.com/office/word/2010/wordprocessingInk" xmlns:wne="http://schemas.microsoft.com/office/word/2006/wordml" xmlns:wps="http://schemas.microsoft.com/office/word/2010/wordprocessingShape" mc:Ignorable="w14 w15 w16se wp14">
   <w:body>
+    <w:p>
+      <w:pPr>
+        <w:jc w:val="center"/>
+        <w:rPr>
+          <w:rFonts w:hint="cs"/>
+          <w:b/>
+          <w:bCs/>
+          <w:sz w:val="48"/>
+          <w:szCs w:val="48"/>
+          <w:cs/>
+        </w:rPr>
+      </w:pPr>
+      <w:r>
+        <w:rPr>
+          <w:rFonts w:hint="cs"/>
+          <w:b/>
+          <w:bCs/>
+          <w:sz w:val="48"/>
+          <w:szCs w:val="48"/>
+          <w:cs/>
+        </w:rPr>
+        <w:t>ใบลา</w:t>
+      </w:r>
+    </w:p>
+    <w:p/>
     <w:p>
       <w:r>
         <w:rPr>

--- a/backend/templates/leave_template.docx
+++ b/backend/templates/leave_template.docx
@@ -4,153 +4,4602 @@
   <w:body>
     <w:p>
       <w:pPr>
-        <w:jc w:val="center"/>
-        <w:rPr>
-          <w:rFonts w:hint="cs"/>
+        <w:rPr>
+          <w:rFonts w:ascii="TH SarabunIT๙" w:hAnsi="TH SarabunIT๙" w:cs="TH SarabunIT๙"/>
+          <w:sz w:val="34"/>
+          <w:szCs w:val="34"/>
+        </w:rPr>
+      </w:pPr>
+    </w:p>
+    <w:p>
+      <w:pPr>
+        <w:pStyle w:val="2"/>
+        <w:rPr>
+          <w:rFonts w:ascii="TH SarabunIT๙" w:hAnsi="TH SarabunIT๙" w:cs="TH SarabunIT๙"/>
+          <w:sz w:val="40"/>
+          <w:szCs w:val="40"/>
+        </w:rPr>
+      </w:pPr>
+    </w:p>
+    <w:p>
+      <w:pPr>
+        <w:pStyle w:val="2"/>
+        <w:rPr>
+          <w:rFonts w:ascii="TH SarabunIT๙" w:hAnsi="TH SarabunIT๙" w:cs="TH SarabunIT๙"/>
+          <w:sz w:val="40"/>
+          <w:szCs w:val="40"/>
+          <w:cs/>
+        </w:rPr>
+      </w:pPr>
+      <w:r>
+        <w:rPr>
+          <w:rFonts w:ascii="TH SarabunIT๙" w:hAnsi="TH SarabunIT๙" w:cs="TH SarabunIT๙"/>
+          <w:sz w:val="40"/>
+          <w:szCs w:val="40"/>
+          <w:cs/>
+        </w:rPr>
+        <w:t>แบบใบลาไปต่างประเทศ</w:t>
+      </w:r>
+    </w:p>
+    <w:p>
+      <w:pPr>
+        <w:spacing w:before="240"/>
+        <w:ind w:left="3600" w:firstLine="720"/>
+        <w:rPr>
+          <w:rFonts w:ascii="TH SarabunIT๙" w:hAnsi="TH SarabunIT๙" w:cs="TH SarabunIT๙"/>
+          <w:sz w:val="34"/>
+          <w:szCs w:val="34"/>
+          <w:u w:val="dotted"/>
+        </w:rPr>
+      </w:pPr>
+      <w:r>
+        <w:rPr>
+          <w:rFonts w:ascii="TH SarabunIT๙" w:hAnsi="TH SarabunIT๙" w:cs="TH SarabunIT๙"/>
           <w:b/>
           <w:bCs/>
-          <w:sz w:val="48"/>
-          <w:szCs w:val="48"/>
-          <w:cs/>
-        </w:rPr>
-      </w:pPr>
-      <w:r>
-        <w:rPr>
-          <w:rFonts w:hint="cs"/>
+          <w:sz w:val="34"/>
+          <w:szCs w:val="34"/>
+          <w:cs/>
+        </w:rPr>
+        <w:t>(</w:t>
+      </w:r>
+      <w:r>
+        <w:rPr>
+          <w:rFonts w:ascii="TH SarabunIT๙" w:hAnsi="TH SarabunIT๙" w:cs="TH SarabunIT๙"/>
+          <w:sz w:val="34"/>
+          <w:szCs w:val="34"/>
+          <w:cs/>
+        </w:rPr>
+        <w:t>เขียนที่</w:t>
+      </w:r>
+      <w:r>
+        <w:rPr>
+          <w:rFonts w:ascii="TH SarabunIT๙" w:hAnsi="TH SarabunIT๙" w:cs="TH SarabunIT๙"/>
           <w:b/>
           <w:bCs/>
-          <w:sz w:val="48"/>
-          <w:szCs w:val="48"/>
-          <w:cs/>
-        </w:rPr>
-        <w:t>ใบลา</w:t>
+          <w:sz w:val="34"/>
+          <w:szCs w:val="34"/>
+          <w:cs/>
+        </w:rPr>
+        <w:t>)</w:t>
+      </w:r>
+      <w:r>
+        <w:rPr>
+          <w:rFonts w:ascii="TH SarabunIT๙" w:hAnsi="TH SarabunIT๙" w:cs="TH SarabunIT๙"/>
+          <w:b/>
+          <w:bCs/>
+          <w:sz w:val="34"/>
+          <w:szCs w:val="34"/>
+          <w:cs/>
+        </w:rPr>
+        <w:t xml:space="preserve"> </w:t>
+      </w:r>
+      <w:r>
+        <w:rPr>
+          <w:rFonts w:ascii="TH SarabunIT๙" w:hAnsi="TH SarabunIT๙" w:cs="TH SarabunIT๙"/>
+          <w:sz w:val="34"/>
+          <w:szCs w:val="34"/>
+          <w:u w:val="dotted"/>
+          <w:cs/>
+        </w:rPr>
+        <w:t>ศาลเยาวชนและครอบครัวจังหวัดประจวบคีรีขันธ์</w:t>
+      </w:r>
+      <w:r>
+        <w:rPr>
+          <w:rFonts w:ascii="TH SarabunIT๙" w:hAnsi="TH SarabunIT๙" w:cs="TH SarabunIT๙"/>
+          <w:sz w:val="34"/>
+          <w:szCs w:val="34"/>
+          <w:u w:val="dotted"/>
+          <w:cs/>
+        </w:rPr>
+        <w:t xml:space="preserve">    </w:t>
+      </w:r>
+      <w:r>
+        <w:rPr>
+          <w:rFonts w:ascii="TH SarabunIT๙" w:hAnsi="TH SarabunIT๙" w:cs="TH SarabunIT๙"/>
+          <w:sz w:val="34"/>
+          <w:szCs w:val="34"/>
+          <w:u w:val="dotted"/>
+          <w:cs/>
+        </w:rPr>
+        <w:t xml:space="preserve">  </w:t>
+      </w:r>
+      <w:r>
+        <w:rPr>
+          <w:rFonts w:ascii="TH SarabunIT๙" w:hAnsi="TH SarabunIT๙" w:cs="TH SarabunIT๙"/>
+          <w:sz w:val="34"/>
+          <w:szCs w:val="34"/>
+          <w:cs/>
+        </w:rPr>
+        <w:t xml:space="preserve">วันที่ </w:t>
+      </w:r>
+      <w:r>
+        <w:rPr>
+          <w:rFonts w:ascii="TH SarabunIT๙" w:hAnsi="TH SarabunIT๙" w:cs="TH SarabunIT๙"/>
+          <w:sz w:val="34"/>
+          <w:szCs w:val="34"/>
+          <w:u w:val="dotted"/>
+          <w:cs/>
+        </w:rPr>
+        <w:t xml:space="preserve"> </w:t>
+      </w:r>
+      <w:r>
+        <w:rPr>
+          <w:rFonts w:ascii="TH SarabunIT๙" w:hAnsi="TH SarabunIT๙" w:cs="TH SarabunIT๙"/>
+          <w:sz w:val="34"/>
+          <w:szCs w:val="34"/>
+          <w:u w:val="dotted"/>
+        </w:rPr>
+        <w:t>{</w:t>
+      </w:r>
+      <w:proofErr w:type="spellStart"/>
+      <w:r>
+        <w:rPr>
+          <w:rFonts w:ascii="TH SarabunIT๙" w:hAnsi="TH SarabunIT๙" w:cs="TH SarabunIT๙"/>
+          <w:sz w:val="34"/>
+          <w:szCs w:val="34"/>
+          <w:u w:val="dotted"/>
+        </w:rPr>
+        <w:t>current_day</w:t>
+      </w:r>
+      <w:proofErr w:type="spellEnd"/>
+      <w:r>
+        <w:rPr>
+          <w:rFonts w:ascii="TH SarabunIT๙" w:hAnsi="TH SarabunIT๙" w:cs="TH SarabunIT๙"/>
+          <w:sz w:val="34"/>
+          <w:szCs w:val="34"/>
+          <w:u w:val="dotted"/>
+        </w:rPr>
+        <w:t>}</w:t>
+      </w:r>
+      <w:r>
+        <w:rPr>
+          <w:rFonts w:ascii="TH SarabunIT๙" w:hAnsi="TH SarabunIT๙" w:cs="TH SarabunIT๙"/>
+          <w:sz w:val="34"/>
+          <w:szCs w:val="34"/>
+          <w:u w:val="dotted"/>
+          <w:cs/>
+        </w:rPr>
+        <w:t xml:space="preserve"> </w:t>
+      </w:r>
+      <w:r>
+        <w:rPr>
+          <w:rFonts w:ascii="TH SarabunIT๙" w:hAnsi="TH SarabunIT๙" w:cs="TH SarabunIT๙"/>
+          <w:sz w:val="34"/>
+          <w:szCs w:val="34"/>
+          <w:u w:val="dotted"/>
+          <w:cs/>
+        </w:rPr>
+        <w:t xml:space="preserve"> </w:t>
+      </w:r>
+      <w:r>
+        <w:rPr>
+          <w:rFonts w:ascii="TH SarabunIT๙" w:hAnsi="TH SarabunIT๙" w:cs="TH SarabunIT๙"/>
+          <w:sz w:val="34"/>
+          <w:szCs w:val="34"/>
+          <w:cs/>
+        </w:rPr>
+        <w:t xml:space="preserve"> เดือน</w:t>
+      </w:r>
+      <w:r>
+        <w:rPr>
+          <w:rFonts w:ascii="TH SarabunIT๙" w:hAnsi="TH SarabunIT๙" w:cs="TH SarabunIT๙"/>
+          <w:sz w:val="34"/>
+          <w:szCs w:val="34"/>
+          <w:u w:val="dotted"/>
+          <w:cs/>
+        </w:rPr>
+        <w:t xml:space="preserve">  </w:t>
+      </w:r>
+      <w:r>
+        <w:rPr>
+          <w:rFonts w:ascii="TH SarabunIT๙" w:hAnsi="TH SarabunIT๙" w:cs="TH SarabunIT๙"/>
+          <w:sz w:val="34"/>
+          <w:szCs w:val="34"/>
+          <w:u w:val="dotted"/>
+        </w:rPr>
+        <w:t>{</w:t>
+      </w:r>
+      <w:proofErr w:type="spellStart"/>
+      <w:r>
+        <w:rPr>
+          <w:rFonts w:ascii="TH SarabunIT๙" w:hAnsi="TH SarabunIT๙" w:cs="TH SarabunIT๙"/>
+          <w:sz w:val="34"/>
+          <w:szCs w:val="34"/>
+          <w:u w:val="dotted"/>
+        </w:rPr>
+        <w:t>current_month</w:t>
+      </w:r>
+      <w:proofErr w:type="spellEnd"/>
+      <w:r>
+        <w:rPr>
+          <w:rFonts w:ascii="TH SarabunIT๙" w:hAnsi="TH SarabunIT๙" w:cs="TH SarabunIT๙"/>
+          <w:sz w:val="34"/>
+          <w:szCs w:val="34"/>
+          <w:u w:val="dotted"/>
+        </w:rPr>
+        <w:t>}</w:t>
+      </w:r>
+      <w:r>
+        <w:rPr>
+          <w:rFonts w:ascii="TH SarabunIT๙" w:hAnsi="TH SarabunIT๙" w:cs="TH SarabunIT๙"/>
+          <w:sz w:val="34"/>
+          <w:szCs w:val="34"/>
+          <w:u w:val="dotted"/>
+          <w:cs/>
+        </w:rPr>
+        <w:t xml:space="preserve">  </w:t>
+      </w:r>
+      <w:r>
+        <w:rPr>
+          <w:rFonts w:ascii="TH SarabunIT๙" w:hAnsi="TH SarabunIT๙" w:cs="TH SarabunIT๙"/>
+          <w:sz w:val="34"/>
+          <w:szCs w:val="34"/>
+          <w:cs/>
+        </w:rPr>
+        <w:t xml:space="preserve">พ.ศ. </w:t>
+      </w:r>
+      <w:r>
+        <w:rPr>
+          <w:rFonts w:ascii="TH SarabunIT๙" w:hAnsi="TH SarabunIT๙" w:cs="TH SarabunIT๙"/>
+          <w:sz w:val="34"/>
+          <w:szCs w:val="34"/>
+          <w:u w:val="dotted"/>
+          <w:cs/>
+        </w:rPr>
+        <w:t xml:space="preserve"> </w:t>
+      </w:r>
+      <w:r>
+        <w:rPr>
+          <w:rFonts w:ascii="TH SarabunIT๙" w:hAnsi="TH SarabunIT๙" w:cs="TH SarabunIT๙"/>
+          <w:sz w:val="34"/>
+          <w:szCs w:val="34"/>
+          <w:u w:val="dotted"/>
+        </w:rPr>
+        <w:t>{</w:t>
+      </w:r>
+      <w:proofErr w:type="spellStart"/>
+      <w:r>
+        <w:rPr>
+          <w:rFonts w:ascii="TH SarabunIT๙" w:hAnsi="TH SarabunIT๙" w:cs="TH SarabunIT๙"/>
+          <w:sz w:val="34"/>
+          <w:szCs w:val="34"/>
+          <w:u w:val="dotted"/>
+        </w:rPr>
+        <w:t>current_year</w:t>
+      </w:r>
+      <w:proofErr w:type="spellEnd"/>
+      <w:r>
+        <w:rPr>
+          <w:rFonts w:ascii="TH SarabunIT๙" w:hAnsi="TH SarabunIT๙" w:cs="TH SarabunIT๙"/>
+          <w:sz w:val="34"/>
+          <w:szCs w:val="34"/>
+          <w:u w:val="dotted"/>
+        </w:rPr>
+        <w:t>}</w:t>
+      </w:r>
+      <w:r>
+        <w:rPr>
+          <w:rFonts w:ascii="TH SarabunIT๙" w:hAnsi="TH SarabunIT๙" w:cs="TH SarabunIT๙"/>
+          <w:sz w:val="34"/>
+          <w:szCs w:val="34"/>
+          <w:u w:val="dotted"/>
+          <w:cs/>
+        </w:rPr>
+        <w:tab/>
       </w:r>
     </w:p>
-    <w:p/>
     <w:p>
-      <w:r>
-        <w:rPr>
-          <w:cs/>
-        </w:rPr>
-        <w:t xml:space="preserve">ข้าพเจ้า: </w:t>
-      </w:r>
-      <w:r>
+      <w:pPr>
+        <w:spacing w:before="120"/>
+        <w:rPr>
+          <w:rFonts w:ascii="TH SarabunIT๙" w:hAnsi="TH SarabunIT๙" w:cs="TH SarabunIT๙"/>
+          <w:sz w:val="34"/>
+          <w:szCs w:val="34"/>
+          <w:u w:val="dotted"/>
+          <w:cs/>
+        </w:rPr>
+      </w:pPr>
+      <w:r>
+        <w:rPr>
+          <w:rFonts w:ascii="TH SarabunIT๙" w:hAnsi="TH SarabunIT๙" w:cs="TH SarabunIT๙"/>
+          <w:sz w:val="34"/>
+          <w:szCs w:val="34"/>
+          <w:cs/>
+        </w:rPr>
+        <w:t>เรื่อง  ขอ</w:t>
+      </w:r>
+      <w:r>
+        <w:rPr>
+          <w:rFonts w:ascii="TH SarabunIT๙" w:hAnsi="TH SarabunIT๙" w:cs="TH SarabunIT๙"/>
+          <w:sz w:val="34"/>
+          <w:szCs w:val="34"/>
+        </w:rPr>
         <w:t>{</w:t>
       </w:r>
       <w:proofErr w:type="spellStart"/>
       <w:r>
+        <w:rPr>
+          <w:rFonts w:ascii="TH SarabunIT๙" w:hAnsi="TH SarabunIT๙" w:cs="TH SarabunIT๙"/>
+          <w:sz w:val="34"/>
+          <w:szCs w:val="34"/>
+        </w:rPr>
+        <w:t>leave_type_name</w:t>
+      </w:r>
+      <w:proofErr w:type="spellEnd"/>
+      <w:r>
+        <w:rPr>
+          <w:rFonts w:ascii="TH SarabunIT๙" w:hAnsi="TH SarabunIT๙" w:cs="TH SarabunIT๙"/>
+          <w:sz w:val="34"/>
+          <w:szCs w:val="34"/>
+        </w:rPr>
+        <w:t>}</w:t>
+      </w:r>
+    </w:p>
+    <w:p>
+      <w:pPr>
+        <w:pStyle w:val="a3"/>
+        <w:spacing w:before="240"/>
+        <w:ind w:left="709" w:hanging="709"/>
+        <w:rPr>
+          <w:rFonts w:ascii="TH SarabunIT๙" w:hAnsi="TH SarabunIT๙" w:cs="TH SarabunIT๙"/>
+          <w:sz w:val="34"/>
+          <w:szCs w:val="34"/>
+          <w:u w:val="dotted"/>
+          <w:cs/>
+        </w:rPr>
+      </w:pPr>
+      <w:r>
+        <w:rPr>
+          <w:rFonts w:ascii="TH SarabunIT๙" w:hAnsi="TH SarabunIT๙" w:cs="TH SarabunIT๙"/>
+          <w:sz w:val="34"/>
+          <w:szCs w:val="34"/>
+          <w:cs/>
+        </w:rPr>
+        <w:t>เรียน</w:t>
+      </w:r>
+      <w:r>
+        <w:rPr>
+          <w:rFonts w:ascii="TH SarabunIT๙" w:hAnsi="TH SarabunIT๙" w:cs="TH SarabunIT๙"/>
+          <w:b/>
+          <w:bCs/>
+          <w:sz w:val="34"/>
+          <w:szCs w:val="34"/>
+          <w:cs/>
+        </w:rPr>
+        <w:t xml:space="preserve"> </w:t>
+      </w:r>
+      <w:r>
+        <w:rPr>
+          <w:rFonts w:ascii="TH SarabunIT๙" w:hAnsi="TH SarabunIT๙" w:cs="TH SarabunIT๙"/>
+          <w:b/>
+          <w:bCs/>
+          <w:sz w:val="34"/>
+          <w:szCs w:val="34"/>
+          <w:cs/>
+        </w:rPr>
+        <w:t xml:space="preserve">  </w:t>
+      </w:r>
+      <w:r>
+        <w:rPr>
+          <w:rFonts w:ascii="TH SarabunIT๙" w:hAnsi="TH SarabunIT๙" w:cs="TH SarabunIT๙"/>
+          <w:sz w:val="34"/>
+          <w:szCs w:val="34"/>
+          <w:u w:val="dotted"/>
+          <w:cs/>
+        </w:rPr>
+        <w:t>ผู้พิพากษาหัวหน้าศาลเยาวชนและครอบครัวจังหวัดประจวบคีรีขันธ์</w:t>
+      </w:r>
+      <w:r>
+        <w:rPr>
+          <w:rFonts w:ascii="TH SarabunIT๙" w:hAnsi="TH SarabunIT๙" w:cs="TH SarabunIT๙"/>
+          <w:sz w:val="34"/>
+          <w:szCs w:val="34"/>
+          <w:u w:val="dotted"/>
+          <w:cs/>
+        </w:rPr>
+        <w:tab/>
+      </w:r>
+    </w:p>
+    <w:p>
+      <w:pPr>
+        <w:pStyle w:val="a3"/>
+        <w:tabs>
+          <w:tab w:val="left" w:pos="9072"/>
+        </w:tabs>
+        <w:ind w:right="311"/>
+        <w:rPr>
+          <w:rFonts w:ascii="TH SarabunIT๙" w:hAnsi="TH SarabunIT๙" w:cs="TH SarabunIT๙"/>
+          <w:sz w:val="34"/>
+          <w:szCs w:val="34"/>
+          <w:u w:val="dotted"/>
+        </w:rPr>
+      </w:pPr>
+      <w:r>
+        <w:rPr>
+          <w:rFonts w:ascii="TH SarabunIT๙" w:hAnsi="TH SarabunIT๙" w:cs="TH SarabunIT๙"/>
+          <w:sz w:val="34"/>
+          <w:szCs w:val="34"/>
+          <w:cs/>
+        </w:rPr>
+        <w:tab/>
+      </w:r>
+      <w:r>
+        <w:rPr>
+          <w:rFonts w:ascii="TH SarabunIT๙" w:hAnsi="TH SarabunIT๙" w:cs="TH SarabunIT๙"/>
+          <w:sz w:val="34"/>
+          <w:szCs w:val="34"/>
+          <w:cs/>
+        </w:rPr>
+        <w:t>ข้าพเจ้า</w:t>
+      </w:r>
+      <w:r>
+        <w:rPr>
+          <w:rFonts w:ascii="TH SarabunIT๙" w:hAnsi="TH SarabunIT๙" w:cs="TH SarabunIT๙"/>
+          <w:sz w:val="34"/>
+          <w:szCs w:val="34"/>
+          <w:u w:val="dotted"/>
+          <w:cs/>
+        </w:rPr>
+        <w:t xml:space="preserve"> </w:t>
+      </w:r>
+      <w:r>
+        <w:rPr>
+          <w:rFonts w:ascii="TH SarabunIT๙" w:hAnsi="TH SarabunIT๙" w:cs="TH SarabunIT๙"/>
+          <w:sz w:val="34"/>
+          <w:szCs w:val="34"/>
+          <w:u w:val="dotted"/>
+          <w:cs/>
+        </w:rPr>
+        <w:t xml:space="preserve"> </w:t>
+      </w:r>
+      <w:r>
+        <w:rPr>
+          <w:rFonts w:ascii="TH SarabunIT๙" w:hAnsi="TH SarabunIT๙" w:cs="TH SarabunIT๙"/>
+          <w:sz w:val="34"/>
+          <w:szCs w:val="34"/>
+          <w:u w:val="dotted"/>
+          <w:cs/>
+        </w:rPr>
+        <w:t xml:space="preserve"> </w:t>
+      </w:r>
+      <w:r>
+        <w:rPr>
+          <w:rFonts w:ascii="TH SarabunIT๙" w:hAnsi="TH SarabunIT๙" w:cs="TH SarabunIT๙"/>
+          <w:sz w:val="34"/>
+          <w:szCs w:val="34"/>
+          <w:u w:val="dotted"/>
+          <w:cs/>
+        </w:rPr>
+        <w:t xml:space="preserve"> </w:t>
+      </w:r>
+      <w:r>
+        <w:rPr>
+          <w:rFonts w:ascii="TH SarabunIT๙" w:hAnsi="TH SarabunIT๙" w:cs="TH SarabunIT๙"/>
+          <w:sz w:val="34"/>
+          <w:szCs w:val="34"/>
+          <w:u w:val="dotted"/>
+          <w:cs/>
+        </w:rPr>
+        <w:t xml:space="preserve"> </w:t>
+      </w:r>
+      <w:r>
+        <w:rPr>
+          <w:rFonts w:ascii="TH SarabunIT๙" w:hAnsi="TH SarabunIT๙" w:cs="TH SarabunIT๙"/>
+          <w:sz w:val="34"/>
+          <w:szCs w:val="34"/>
+          <w:u w:val="dotted"/>
+          <w:cs/>
+        </w:rPr>
+        <w:t xml:space="preserve"> </w:t>
+      </w:r>
+      <w:r>
+        <w:rPr>
+          <w:rFonts w:ascii="TH SarabunIT๙" w:hAnsi="TH SarabunIT๙" w:cs="TH SarabunIT๙"/>
+          <w:sz w:val="34"/>
+          <w:szCs w:val="34"/>
+          <w:u w:val="dotted"/>
+        </w:rPr>
+        <w:t>{</w:t>
+      </w:r>
+      <w:proofErr w:type="spellStart"/>
+      <w:r>
+        <w:rPr>
+          <w:rFonts w:ascii="TH SarabunIT๙" w:hAnsi="TH SarabunIT๙" w:cs="TH SarabunIT๙"/>
+          <w:sz w:val="34"/>
+          <w:szCs w:val="34"/>
+          <w:u w:val="dotted"/>
+        </w:rPr>
         <w:t>full_name</w:t>
       </w:r>
       <w:proofErr w:type="spellEnd"/>
       <w:r>
+        <w:rPr>
+          <w:rFonts w:ascii="TH SarabunIT๙" w:hAnsi="TH SarabunIT๙" w:cs="TH SarabunIT๙"/>
+          <w:sz w:val="34"/>
+          <w:szCs w:val="34"/>
+          <w:u w:val="dotted"/>
+        </w:rPr>
         <w:t>}</w:t>
       </w:r>
+      <w:r>
+        <w:rPr>
+          <w:rFonts w:ascii="TH SarabunIT๙" w:hAnsi="TH SarabunIT๙" w:cs="TH SarabunIT๙"/>
+          <w:sz w:val="34"/>
+          <w:szCs w:val="34"/>
+          <w:u w:val="dotted"/>
+          <w:cs/>
+        </w:rPr>
+        <w:t xml:space="preserve"> </w:t>
+      </w:r>
+      <w:r>
+        <w:rPr>
+          <w:rFonts w:ascii="TH SarabunIT๙" w:hAnsi="TH SarabunIT๙" w:cs="TH SarabunIT๙"/>
+          <w:sz w:val="34"/>
+          <w:szCs w:val="34"/>
+          <w:u w:val="dotted"/>
+          <w:cs/>
+        </w:rPr>
+        <w:t xml:space="preserve"> </w:t>
+      </w:r>
+      <w:r>
+        <w:rPr>
+          <w:rFonts w:ascii="TH SarabunIT๙" w:hAnsi="TH SarabunIT๙" w:cs="TH SarabunIT๙"/>
+          <w:sz w:val="34"/>
+          <w:szCs w:val="34"/>
+          <w:u w:val="dotted"/>
+          <w:cs/>
+        </w:rPr>
+        <w:t xml:space="preserve"> </w:t>
+      </w:r>
+      <w:r>
+        <w:rPr>
+          <w:rFonts w:ascii="TH SarabunIT๙" w:hAnsi="TH SarabunIT๙" w:cs="TH SarabunIT๙"/>
+          <w:sz w:val="34"/>
+          <w:szCs w:val="34"/>
+          <w:u w:val="dotted"/>
+          <w:cs/>
+        </w:rPr>
+        <w:t xml:space="preserve"> </w:t>
+      </w:r>
+      <w:r>
+        <w:rPr>
+          <w:rFonts w:ascii="TH SarabunIT๙" w:hAnsi="TH SarabunIT๙" w:cs="TH SarabunIT๙"/>
+          <w:sz w:val="34"/>
+          <w:szCs w:val="34"/>
+          <w:u w:val="dotted"/>
+          <w:cs/>
+        </w:rPr>
+        <w:t xml:space="preserve">  </w:t>
+      </w:r>
+      <w:r>
+        <w:rPr>
+          <w:rFonts w:ascii="TH SarabunIT๙" w:hAnsi="TH SarabunIT๙" w:cs="TH SarabunIT๙"/>
+          <w:sz w:val="34"/>
+          <w:szCs w:val="34"/>
+          <w:cs/>
+        </w:rPr>
+        <w:t xml:space="preserve">ตำแหน่ง </w:t>
+      </w:r>
+      <w:r>
+        <w:rPr>
+          <w:rFonts w:ascii="TH SarabunIT๙" w:hAnsi="TH SarabunIT๙" w:cs="TH SarabunIT๙"/>
+          <w:sz w:val="34"/>
+          <w:szCs w:val="34"/>
+          <w:u w:val="dotted"/>
+          <w:cs/>
+        </w:rPr>
+        <w:t xml:space="preserve"> </w:t>
+      </w:r>
+      <w:r>
+        <w:rPr>
+          <w:rFonts w:ascii="TH SarabunIT๙" w:hAnsi="TH SarabunIT๙" w:cs="TH SarabunIT๙"/>
+          <w:sz w:val="34"/>
+          <w:szCs w:val="34"/>
+          <w:u w:val="dotted"/>
+          <w:cs/>
+        </w:rPr>
+        <w:t xml:space="preserve"> </w:t>
+      </w:r>
+      <w:r>
+        <w:rPr>
+          <w:rFonts w:ascii="TH SarabunIT๙" w:hAnsi="TH SarabunIT๙" w:cs="TH SarabunIT๙"/>
+          <w:sz w:val="34"/>
+          <w:szCs w:val="34"/>
+          <w:u w:val="dotted"/>
+          <w:cs/>
+        </w:rPr>
+        <w:t xml:space="preserve"> </w:t>
+      </w:r>
+      <w:r>
+        <w:rPr>
+          <w:rFonts w:ascii="TH SarabunIT๙" w:hAnsi="TH SarabunIT๙" w:cs="TH SarabunIT๙"/>
+          <w:sz w:val="34"/>
+          <w:szCs w:val="34"/>
+          <w:u w:val="dotted"/>
+          <w:cs/>
+        </w:rPr>
+        <w:t xml:space="preserve"> </w:t>
+      </w:r>
+      <w:r>
+        <w:rPr>
+          <w:rFonts w:ascii="TH SarabunIT๙" w:hAnsi="TH SarabunIT๙" w:cs="TH SarabunIT๙"/>
+          <w:sz w:val="34"/>
+          <w:szCs w:val="34"/>
+          <w:u w:val="dotted"/>
+          <w:cs/>
+        </w:rPr>
+        <w:t xml:space="preserve"> </w:t>
+      </w:r>
+      <w:r>
+        <w:rPr>
+          <w:rFonts w:ascii="TH SarabunIT๙" w:hAnsi="TH SarabunIT๙" w:cs="TH SarabunIT๙"/>
+          <w:sz w:val="34"/>
+          <w:szCs w:val="34"/>
+          <w:u w:val="dotted"/>
+          <w:cs/>
+        </w:rPr>
+        <w:t>ผู้</w:t>
+      </w:r>
+      <w:r>
+        <w:rPr>
+          <w:rFonts w:ascii="TH SarabunIT๙" w:hAnsi="TH SarabunIT๙" w:cs="TH SarabunIT๙"/>
+          <w:sz w:val="34"/>
+          <w:szCs w:val="34"/>
+          <w:u w:val="dotted"/>
+          <w:cs/>
+        </w:rPr>
+        <w:t>พิพากษาสมท</w:t>
+      </w:r>
+      <w:r>
+        <w:rPr>
+          <w:rFonts w:ascii="TH SarabunIT๙" w:hAnsi="TH SarabunIT๙" w:cs="TH SarabunIT๙"/>
+          <w:sz w:val="34"/>
+          <w:szCs w:val="34"/>
+          <w:u w:val="dotted"/>
+          <w:cs/>
+        </w:rPr>
+        <w:t>บ</w:t>
+      </w:r>
+      <w:r>
+        <w:rPr>
+          <w:rFonts w:ascii="TH SarabunIT๙" w:hAnsi="TH SarabunIT๙" w:cs="TH SarabunIT๙"/>
+          <w:sz w:val="34"/>
+          <w:szCs w:val="34"/>
+          <w:u w:val="dotted"/>
+          <w:cs/>
+        </w:rPr>
+        <w:t xml:space="preserve"> </w:t>
+      </w:r>
+      <w:r>
+        <w:rPr>
+          <w:rFonts w:ascii="TH SarabunIT๙" w:hAnsi="TH SarabunIT๙" w:cs="TH SarabunIT๙"/>
+          <w:sz w:val="34"/>
+          <w:szCs w:val="34"/>
+          <w:u w:val="dotted"/>
+          <w:cs/>
+        </w:rPr>
+        <w:t xml:space="preserve"> </w:t>
+      </w:r>
+      <w:r>
+        <w:rPr>
+          <w:rFonts w:ascii="TH SarabunIT๙" w:hAnsi="TH SarabunIT๙" w:cs="TH SarabunIT๙"/>
+          <w:sz w:val="34"/>
+          <w:szCs w:val="34"/>
+          <w:u w:val="dotted"/>
+          <w:cs/>
+        </w:rPr>
+        <w:t xml:space="preserve">  </w:t>
+      </w:r>
+      <w:r>
+        <w:rPr>
+          <w:rFonts w:ascii="TH SarabunIT๙" w:hAnsi="TH SarabunIT๙" w:cs="TH SarabunIT๙"/>
+          <w:sz w:val="34"/>
+          <w:szCs w:val="34"/>
+          <w:u w:val="dotted"/>
+          <w:cs/>
+        </w:rPr>
+        <w:t xml:space="preserve">   </w:t>
+      </w:r>
+      <w:r>
+        <w:rPr>
+          <w:rFonts w:ascii="TH SarabunIT๙" w:hAnsi="TH SarabunIT๙" w:cs="TH SarabunIT๙"/>
+          <w:color w:val="FFFFFF"/>
+          <w:sz w:val="34"/>
+          <w:szCs w:val="34"/>
+          <w:u w:val="dotted"/>
+          <w:cs/>
+        </w:rPr>
+        <w:t xml:space="preserve"> .</w:t>
+      </w:r>
+      <w:r>
+        <w:rPr>
+          <w:rFonts w:ascii="TH SarabunIT๙" w:hAnsi="TH SarabunIT๙" w:cs="TH SarabunIT๙"/>
+          <w:color w:val="FFFFFF"/>
+          <w:sz w:val="34"/>
+          <w:szCs w:val="34"/>
+          <w:u w:val="dotted"/>
+          <w:cs/>
+        </w:rPr>
+        <w:t xml:space="preserve"> </w:t>
+      </w:r>
+      <w:r>
+        <w:rPr>
+          <w:rFonts w:ascii="TH SarabunIT๙" w:hAnsi="TH SarabunIT๙" w:cs="TH SarabunIT๙"/>
+          <w:sz w:val="34"/>
+          <w:szCs w:val="34"/>
+          <w:u w:val="dotted"/>
+          <w:cs/>
+        </w:rPr>
+        <w:t xml:space="preserve">  </w:t>
+      </w:r>
+      <w:r>
+        <w:rPr>
+          <w:rFonts w:ascii="TH SarabunIT๙" w:hAnsi="TH SarabunIT๙" w:cs="TH SarabunIT๙"/>
+          <w:sz w:val="34"/>
+          <w:szCs w:val="34"/>
+          <w:u w:val="dotted"/>
+          <w:cs/>
+        </w:rPr>
+        <w:br/>
+      </w:r>
+      <w:r>
+        <w:rPr>
+          <w:rFonts w:ascii="TH SarabunIT๙" w:hAnsi="TH SarabunIT๙" w:cs="TH SarabunIT๙"/>
+          <w:sz w:val="34"/>
+          <w:szCs w:val="34"/>
+          <w:cs/>
+        </w:rPr>
+        <w:t>สังกัด</w:t>
+      </w:r>
+      <w:r>
+        <w:rPr>
+          <w:rFonts w:ascii="TH SarabunIT๙" w:hAnsi="TH SarabunIT๙" w:cs="TH SarabunIT๙"/>
+          <w:sz w:val="34"/>
+          <w:szCs w:val="34"/>
+          <w:u w:val="dotted"/>
+          <w:cs/>
+        </w:rPr>
+        <w:t xml:space="preserve">        </w:t>
+      </w:r>
+      <w:r>
+        <w:rPr>
+          <w:rFonts w:ascii="TH SarabunIT๙" w:hAnsi="TH SarabunIT๙" w:cs="TH SarabunIT๙"/>
+          <w:sz w:val="34"/>
+          <w:szCs w:val="34"/>
+          <w:u w:val="dotted"/>
+          <w:cs/>
+        </w:rPr>
+        <w:t>ศาลเยาวชนแล</w:t>
+      </w:r>
+      <w:r>
+        <w:rPr>
+          <w:rFonts w:ascii="TH SarabunIT๙" w:hAnsi="TH SarabunIT๙" w:cs="TH SarabunIT๙"/>
+          <w:sz w:val="34"/>
+          <w:szCs w:val="34"/>
+          <w:u w:val="dotted"/>
+          <w:cs/>
+        </w:rPr>
+        <w:t>ะครอบครัวจังหวัดประจวบคีรีขันธ์</w:t>
+      </w:r>
+      <w:r>
+        <w:rPr>
+          <w:rFonts w:ascii="TH SarabunIT๙" w:hAnsi="TH SarabunIT๙" w:cs="TH SarabunIT๙"/>
+          <w:sz w:val="34"/>
+          <w:szCs w:val="34"/>
+          <w:u w:val="dotted"/>
+          <w:cs/>
+        </w:rPr>
+        <w:t xml:space="preserve">      </w:t>
+      </w:r>
+      <w:r>
+        <w:rPr>
+          <w:rFonts w:ascii="TH SarabunIT๙" w:hAnsi="TH SarabunIT๙" w:cs="TH SarabunIT๙"/>
+          <w:sz w:val="34"/>
+          <w:szCs w:val="34"/>
+          <w:u w:val="dotted"/>
+          <w:cs/>
+        </w:rPr>
+        <w:tab/>
+      </w:r>
+      <w:r>
+        <w:rPr>
+          <w:rFonts w:ascii="TH SarabunIT๙" w:hAnsi="TH SarabunIT๙" w:cs="TH SarabunIT๙"/>
+          <w:color w:val="FFFFFF"/>
+          <w:sz w:val="34"/>
+          <w:szCs w:val="34"/>
+          <w:u w:val="dotted"/>
+          <w:cs/>
+        </w:rPr>
+        <w:t xml:space="preserve"> .</w:t>
+      </w:r>
+      <w:r>
+        <w:rPr>
+          <w:rFonts w:ascii="TH SarabunIT๙" w:hAnsi="TH SarabunIT๙" w:cs="TH SarabunIT๙"/>
+          <w:sz w:val="34"/>
+          <w:szCs w:val="34"/>
+          <w:u w:val="dotted"/>
+          <w:cs/>
+        </w:rPr>
+        <w:t xml:space="preserve">  </w:t>
+      </w:r>
+      <w:r>
+        <w:rPr>
+          <w:rFonts w:ascii="TH SarabunIT๙" w:hAnsi="TH SarabunIT๙" w:cs="TH SarabunIT๙"/>
+          <w:sz w:val="34"/>
+          <w:szCs w:val="34"/>
+          <w:cs/>
+        </w:rPr>
+        <w:t>เกิดวันที่</w:t>
+      </w:r>
+      <w:r>
+        <w:rPr>
+          <w:rFonts w:ascii="TH SarabunIT๙" w:hAnsi="TH SarabunIT๙" w:cs="TH SarabunIT๙"/>
+          <w:sz w:val="34"/>
+          <w:szCs w:val="34"/>
+          <w:u w:val="dotted"/>
+          <w:cs/>
+        </w:rPr>
+        <w:t xml:space="preserve"> </w:t>
+      </w:r>
+      <w:r>
+        <w:rPr>
+          <w:rFonts w:ascii="TH SarabunIT๙" w:hAnsi="TH SarabunIT๙" w:cs="TH SarabunIT๙"/>
+          <w:sz w:val="34"/>
+          <w:szCs w:val="34"/>
+          <w:u w:val="dotted"/>
+          <w:cs/>
+        </w:rPr>
+        <w:t xml:space="preserve"> </w:t>
+      </w:r>
+      <w:r>
+        <w:rPr>
+          <w:rFonts w:ascii="TH SarabunIT๙" w:hAnsi="TH SarabunIT๙" w:cs="TH SarabunIT๙"/>
+          <w:sz w:val="34"/>
+          <w:szCs w:val="34"/>
+          <w:u w:val="dotted"/>
+          <w:cs/>
+        </w:rPr>
+        <w:t xml:space="preserve"> </w:t>
+      </w:r>
+      <w:r>
+        <w:rPr>
+          <w:rFonts w:ascii="TH SarabunIT๙" w:hAnsi="TH SarabunIT๙" w:cs="TH SarabunIT๙"/>
+          <w:sz w:val="34"/>
+          <w:szCs w:val="34"/>
+          <w:u w:val="dotted"/>
+          <w:cs/>
+        </w:rPr>
+        <w:t xml:space="preserve"> </w:t>
+      </w:r>
+      <w:r>
+        <w:rPr>
+          <w:rFonts w:ascii="TH SarabunIT๙" w:hAnsi="TH SarabunIT๙" w:cs="TH SarabunIT๙"/>
+          <w:sz w:val="34"/>
+          <w:szCs w:val="34"/>
+          <w:u w:val="dotted"/>
+        </w:rPr>
+        <w:t>{</w:t>
+      </w:r>
+      <w:proofErr w:type="spellStart"/>
+      <w:r>
+        <w:rPr>
+          <w:rFonts w:ascii="TH SarabunIT๙" w:hAnsi="TH SarabunIT๙" w:cs="TH SarabunIT๙"/>
+          <w:sz w:val="34"/>
+          <w:szCs w:val="34"/>
+          <w:u w:val="dotted"/>
+        </w:rPr>
+        <w:t>dob</w:t>
+      </w:r>
+      <w:proofErr w:type="spellEnd"/>
+      <w:r>
+        <w:rPr>
+          <w:rFonts w:ascii="TH SarabunIT๙" w:hAnsi="TH SarabunIT๙" w:cs="TH SarabunIT๙"/>
+          <w:sz w:val="34"/>
+          <w:szCs w:val="34"/>
+          <w:u w:val="dotted"/>
+        </w:rPr>
+        <w:t>}</w:t>
+      </w:r>
+      <w:r>
+        <w:rPr>
+          <w:rFonts w:ascii="TH SarabunIT๙" w:hAnsi="TH SarabunIT๙" w:cs="TH SarabunIT๙"/>
+          <w:sz w:val="34"/>
+          <w:szCs w:val="34"/>
+          <w:u w:val="dotted"/>
+        </w:rPr>
+        <w:t xml:space="preserve"> </w:t>
+      </w:r>
+      <w:r>
+        <w:rPr>
+          <w:rFonts w:ascii="TH SarabunIT๙" w:hAnsi="TH SarabunIT๙" w:cs="TH SarabunIT๙"/>
+          <w:sz w:val="34"/>
+          <w:szCs w:val="34"/>
+          <w:u w:val="dotted"/>
+          <w:cs/>
+        </w:rPr>
+        <w:t xml:space="preserve"> </w:t>
+      </w:r>
+      <w:r>
+        <w:rPr>
+          <w:rFonts w:ascii="TH SarabunIT๙" w:hAnsi="TH SarabunIT๙" w:cs="TH SarabunIT๙"/>
+          <w:color w:val="000000"/>
+          <w:sz w:val="34"/>
+          <w:szCs w:val="34"/>
+          <w:u w:val="dotted"/>
+          <w:cs/>
+        </w:rPr>
+        <w:t xml:space="preserve">   </w:t>
+      </w:r>
+      <w:r>
+        <w:rPr>
+          <w:rFonts w:ascii="TH SarabunIT๙" w:hAnsi="TH SarabunIT๙" w:cs="TH SarabunIT๙"/>
+          <w:sz w:val="34"/>
+          <w:szCs w:val="34"/>
+          <w:cs/>
+        </w:rPr>
+        <w:t>ดำรงตำแหน่งในสมัยนี้เมื่อ</w:t>
+      </w:r>
+      <w:r>
+        <w:rPr>
+          <w:rFonts w:ascii="TH SarabunIT๙" w:hAnsi="TH SarabunIT๙" w:cs="TH SarabunIT๙"/>
+          <w:sz w:val="34"/>
+          <w:szCs w:val="34"/>
+          <w:cs/>
+        </w:rPr>
+        <w:t>วันที่</w:t>
+      </w:r>
+      <w:r>
+        <w:rPr>
+          <w:rFonts w:ascii="TH SarabunIT๙" w:hAnsi="TH SarabunIT๙" w:cs="TH SarabunIT๙"/>
+          <w:sz w:val="34"/>
+          <w:szCs w:val="34"/>
+          <w:u w:val="dotted"/>
+          <w:cs/>
+        </w:rPr>
+        <w:t xml:space="preserve"> </w:t>
+      </w:r>
+      <w:r>
+        <w:rPr>
+          <w:rFonts w:ascii="TH SarabunIT๙" w:hAnsi="TH SarabunIT๙" w:cs="TH SarabunIT๙"/>
+          <w:sz w:val="34"/>
+          <w:szCs w:val="34"/>
+          <w:u w:val="dotted"/>
+          <w:cs/>
+        </w:rPr>
+        <w:t xml:space="preserve"> </w:t>
+      </w:r>
+      <w:r>
+        <w:rPr>
+          <w:rFonts w:ascii="TH SarabunIT๙" w:hAnsi="TH SarabunIT๙" w:cs="TH SarabunIT๙"/>
+          <w:sz w:val="34"/>
+          <w:szCs w:val="34"/>
+          <w:u w:val="dotted"/>
+          <w:cs/>
+        </w:rPr>
+        <w:t xml:space="preserve"> </w:t>
+      </w:r>
+      <w:r>
+        <w:rPr>
+          <w:rFonts w:ascii="TH SarabunIT๙" w:hAnsi="TH SarabunIT๙" w:cs="TH SarabunIT๙"/>
+          <w:sz w:val="34"/>
+          <w:szCs w:val="34"/>
+          <w:u w:val="dotted"/>
+          <w:cs/>
+        </w:rPr>
+        <w:t xml:space="preserve"> </w:t>
+      </w:r>
+      <w:r>
+        <w:rPr>
+          <w:rFonts w:ascii="TH SarabunIT๙" w:hAnsi="TH SarabunIT๙" w:cs="TH SarabunIT๙"/>
+          <w:sz w:val="34"/>
+          <w:szCs w:val="34"/>
+          <w:u w:val="dotted"/>
+          <w:cs/>
+        </w:rPr>
+        <w:t xml:space="preserve"> </w:t>
+      </w:r>
+      <w:r>
+        <w:rPr>
+          <w:rFonts w:ascii="TH SarabunIT๙" w:hAnsi="TH SarabunIT๙" w:cs="TH SarabunIT๙"/>
+          <w:sz w:val="34"/>
+          <w:szCs w:val="34"/>
+          <w:u w:val="dotted"/>
+        </w:rPr>
+        <w:t>{</w:t>
+      </w:r>
+      <w:proofErr w:type="spellStart"/>
+      <w:r>
+        <w:rPr>
+          <w:rFonts w:ascii="TH SarabunIT๙" w:hAnsi="TH SarabunIT๙" w:cs="TH SarabunIT๙"/>
+          <w:sz w:val="34"/>
+          <w:szCs w:val="34"/>
+          <w:u w:val="dotted"/>
+        </w:rPr>
+        <w:t>join_date</w:t>
+      </w:r>
+      <w:proofErr w:type="spellEnd"/>
+      <w:r>
+        <w:rPr>
+          <w:rFonts w:ascii="TH SarabunIT๙" w:hAnsi="TH SarabunIT๙" w:cs="TH SarabunIT๙"/>
+          <w:sz w:val="34"/>
+          <w:szCs w:val="34"/>
+          <w:u w:val="dotted"/>
+        </w:rPr>
+        <w:t>}</w:t>
+      </w:r>
+      <w:r>
+        <w:rPr>
+          <w:rFonts w:ascii="TH SarabunIT๙" w:hAnsi="TH SarabunIT๙" w:cs="TH SarabunIT๙"/>
+          <w:sz w:val="34"/>
+          <w:szCs w:val="34"/>
+          <w:u w:val="dotted"/>
+          <w:cs/>
+        </w:rPr>
+        <w:t xml:space="preserve">     </w:t>
+      </w:r>
+      <w:r>
+        <w:rPr>
+          <w:rFonts w:ascii="TH SarabunIT๙" w:hAnsi="TH SarabunIT๙" w:cs="TH SarabunIT๙"/>
+          <w:color w:val="FFFFFF"/>
+          <w:sz w:val="34"/>
+          <w:szCs w:val="34"/>
+          <w:u w:val="dotted"/>
+          <w:cs/>
+        </w:rPr>
+        <w:t>.</w:t>
+      </w:r>
+      <w:r>
+        <w:rPr>
+          <w:rFonts w:ascii="TH SarabunIT๙" w:hAnsi="TH SarabunIT๙" w:cs="TH SarabunIT๙"/>
+          <w:sz w:val="34"/>
+          <w:szCs w:val="34"/>
+          <w:u w:val="dotted"/>
+          <w:cs/>
+        </w:rPr>
+        <w:t xml:space="preserve">   </w:t>
+      </w:r>
+      <w:r>
+        <w:rPr>
+          <w:rFonts w:ascii="TH SarabunIT๙" w:hAnsi="TH SarabunIT๙" w:cs="TH SarabunIT๙"/>
+          <w:sz w:val="34"/>
+          <w:szCs w:val="34"/>
+          <w:u w:val="dotted"/>
+          <w:cs/>
+        </w:rPr>
+        <w:t xml:space="preserve">    </w:t>
+      </w:r>
+      <w:r>
+        <w:rPr>
+          <w:rFonts w:ascii="TH SarabunIT๙" w:hAnsi="TH SarabunIT๙" w:cs="TH SarabunIT๙"/>
+          <w:sz w:val="34"/>
+          <w:szCs w:val="34"/>
+          <w:u w:val="dotted"/>
+          <w:cs/>
+        </w:rPr>
+        <w:t xml:space="preserve">  </w:t>
+      </w:r>
+      <w:r>
+        <w:rPr>
+          <w:rFonts w:ascii="TH SarabunIT๙" w:hAnsi="TH SarabunIT๙" w:cs="TH SarabunIT๙"/>
+          <w:color w:val="FFFFFF"/>
+          <w:sz w:val="34"/>
+          <w:szCs w:val="34"/>
+          <w:u w:val="dotted"/>
+          <w:cs/>
+        </w:rPr>
+        <w:t xml:space="preserve">   </w:t>
+      </w:r>
+      <w:r>
+        <w:rPr>
+          <w:rFonts w:ascii="TH SarabunIT๙" w:hAnsi="TH SarabunIT๙" w:cs="TH SarabunIT๙"/>
+          <w:color w:val="FFFFFF"/>
+          <w:sz w:val="34"/>
+          <w:szCs w:val="34"/>
+          <w:u w:val="dotted"/>
+          <w:cs/>
+        </w:rPr>
+        <w:br/>
+      </w:r>
+      <w:r>
+        <w:rPr>
+          <w:rFonts w:ascii="TH SarabunIT๙" w:hAnsi="TH SarabunIT๙" w:cs="TH SarabunIT๙"/>
+          <w:sz w:val="34"/>
+          <w:szCs w:val="34"/>
+          <w:cs/>
+        </w:rPr>
+        <w:t>มีความประสงค์จะ</w:t>
+      </w:r>
+      <w:r>
+        <w:rPr>
+          <w:rFonts w:ascii="TH SarabunIT๙" w:hAnsi="TH SarabunIT๙" w:cs="TH SarabunIT๙"/>
+          <w:sz w:val="34"/>
+          <w:szCs w:val="34"/>
+          <w:cs/>
+        </w:rPr>
+        <w:t>เดินทางไป</w:t>
+      </w:r>
+      <w:r>
+        <w:rPr>
+          <w:rFonts w:ascii="TH SarabunIT๙" w:hAnsi="TH SarabunIT๙" w:cs="TH SarabunIT๙"/>
+          <w:sz w:val="34"/>
+          <w:szCs w:val="34"/>
+          <w:cs/>
+        </w:rPr>
+        <w:t>ประเทศ</w:t>
+      </w:r>
+      <w:r>
+        <w:rPr>
+          <w:rFonts w:ascii="TH SarabunIT๙" w:hAnsi="TH SarabunIT๙" w:cs="TH SarabunIT๙"/>
+          <w:b/>
+          <w:bCs/>
+          <w:sz w:val="34"/>
+          <w:szCs w:val="34"/>
+          <w:u w:val="dotted"/>
+          <w:cs/>
+        </w:rPr>
+        <w:t xml:space="preserve"> </w:t>
+      </w:r>
+      <w:r>
+        <w:rPr>
+          <w:rFonts w:ascii="TH SarabunIT๙" w:hAnsi="TH SarabunIT๙" w:cs="TH SarabunIT๙"/>
+          <w:b/>
+          <w:bCs/>
+          <w:sz w:val="34"/>
+          <w:szCs w:val="34"/>
+          <w:u w:val="dotted"/>
+          <w:cs/>
+        </w:rPr>
+        <w:t xml:space="preserve">   </w:t>
+      </w:r>
+      <w:r>
+        <w:rPr>
+          <w:rFonts w:ascii="TH SarabunIT๙" w:hAnsi="TH SarabunIT๙" w:cs="TH SarabunIT๙"/>
+          <w:b/>
+          <w:bCs/>
+          <w:sz w:val="34"/>
+          <w:szCs w:val="34"/>
+          <w:u w:val="dotted"/>
+          <w:cs/>
+        </w:rPr>
+        <w:t xml:space="preserve"> </w:t>
+      </w:r>
+      <w:r>
+        <w:rPr>
+          <w:rFonts w:ascii="TH SarabunIT๙" w:hAnsi="TH SarabunIT๙" w:cs="TH SarabunIT๙"/>
+          <w:b/>
+          <w:bCs/>
+          <w:sz w:val="34"/>
+          <w:szCs w:val="34"/>
+          <w:u w:val="dotted"/>
+          <w:cs/>
+        </w:rPr>
+        <w:t xml:space="preserve"> </w:t>
+      </w:r>
+      <w:r>
+        <w:rPr>
+          <w:rFonts w:ascii="TH SarabunIT๙" w:hAnsi="TH SarabunIT๙" w:cs="TH SarabunIT๙"/>
+          <w:b/>
+          <w:bCs/>
+          <w:sz w:val="34"/>
+          <w:szCs w:val="34"/>
+          <w:u w:val="dotted"/>
+          <w:cs/>
+        </w:rPr>
+        <w:t xml:space="preserve">      </w:t>
+      </w:r>
+      <w:r>
+        <w:rPr>
+          <w:rFonts w:ascii="TH SarabunIT๙" w:hAnsi="TH SarabunIT๙" w:cs="TH SarabunIT๙"/>
+          <w:b/>
+          <w:bCs/>
+          <w:sz w:val="34"/>
+          <w:szCs w:val="34"/>
+          <w:u w:val="dotted"/>
+          <w:cs/>
+        </w:rPr>
+        <w:t xml:space="preserve">           </w:t>
+      </w:r>
+      <w:r>
+        <w:rPr>
+          <w:rFonts w:ascii="TH SarabunIT๙" w:hAnsi="TH SarabunIT๙" w:cs="TH SarabunIT๙"/>
+          <w:b/>
+          <w:bCs/>
+          <w:sz w:val="34"/>
+          <w:szCs w:val="34"/>
+          <w:u w:val="dotted"/>
+          <w:cs/>
+        </w:rPr>
+        <w:t xml:space="preserve"> </w:t>
+      </w:r>
+      <w:r>
+        <w:rPr>
+          <w:rFonts w:ascii="TH SarabunIT๙" w:hAnsi="TH SarabunIT๙" w:cs="TH SarabunIT๙"/>
+          <w:b/>
+          <w:bCs/>
+          <w:sz w:val="34"/>
+          <w:szCs w:val="34"/>
+          <w:u w:val="dotted"/>
+          <w:cs/>
+        </w:rPr>
+        <w:t xml:space="preserve"> </w:t>
+      </w:r>
+      <w:r>
+        <w:rPr>
+          <w:rFonts w:ascii="TH SarabunIT๙" w:hAnsi="TH SarabunIT๙" w:cs="TH SarabunIT๙"/>
+          <w:b/>
+          <w:bCs/>
+          <w:sz w:val="34"/>
+          <w:szCs w:val="34"/>
+          <w:u w:val="dotted"/>
+          <w:cs/>
+        </w:rPr>
+        <w:t xml:space="preserve">                 </w:t>
+      </w:r>
+      <w:r>
+        <w:rPr>
+          <w:rFonts w:ascii="TH SarabunIT๙" w:hAnsi="TH SarabunIT๙" w:cs="TH SarabunIT๙"/>
+          <w:b/>
+          <w:bCs/>
+          <w:sz w:val="34"/>
+          <w:szCs w:val="34"/>
+          <w:u w:val="dotted"/>
+          <w:cs/>
+        </w:rPr>
+        <w:t xml:space="preserve">  </w:t>
+      </w:r>
+      <w:r>
+        <w:rPr>
+          <w:rFonts w:ascii="TH SarabunIT๙" w:hAnsi="TH SarabunIT๙" w:cs="TH SarabunIT๙"/>
+          <w:b/>
+          <w:bCs/>
+          <w:sz w:val="34"/>
+          <w:szCs w:val="34"/>
+          <w:u w:val="dotted"/>
+          <w:cs/>
+        </w:rPr>
+        <w:t xml:space="preserve">   </w:t>
+      </w:r>
+      <w:r>
+        <w:rPr>
+          <w:rFonts w:ascii="TH SarabunIT๙" w:hAnsi="TH SarabunIT๙" w:cs="TH SarabunIT๙"/>
+          <w:b/>
+          <w:bCs/>
+          <w:color w:val="FFFFFF"/>
+          <w:sz w:val="34"/>
+          <w:szCs w:val="34"/>
+          <w:u w:val="dotted"/>
+          <w:cs/>
+        </w:rPr>
+        <w:t>.</w:t>
+      </w:r>
+      <w:r>
+        <w:rPr>
+          <w:rFonts w:ascii="TH SarabunIT๙" w:hAnsi="TH SarabunIT๙" w:cs="TH SarabunIT๙"/>
+          <w:b/>
+          <w:bCs/>
+          <w:color w:val="FFFFFF"/>
+          <w:sz w:val="34"/>
+          <w:szCs w:val="34"/>
+          <w:u w:val="dotted"/>
+          <w:cs/>
+        </w:rPr>
+        <w:br/>
+      </w:r>
+      <w:r>
+        <w:rPr>
+          <w:rFonts w:ascii="TH SarabunIT๙" w:hAnsi="TH SarabunIT๙" w:cs="TH SarabunIT๙"/>
+          <w:sz w:val="34"/>
+          <w:szCs w:val="34"/>
+          <w:cs/>
+        </w:rPr>
+        <w:t>เพื่อ</w:t>
+      </w:r>
+      <w:r>
+        <w:rPr>
+          <w:rFonts w:ascii="TH SarabunIT๙" w:hAnsi="TH SarabunIT๙" w:cs="TH SarabunIT๙"/>
+          <w:sz w:val="34"/>
+          <w:szCs w:val="34"/>
+          <w:u w:val="dotted"/>
+          <w:cs/>
+        </w:rPr>
+        <w:t xml:space="preserve">    </w:t>
+      </w:r>
+      <w:r>
+        <w:rPr>
+          <w:rFonts w:ascii="TH SarabunIT๙" w:hAnsi="TH SarabunIT๙" w:cs="TH SarabunIT๙"/>
+          <w:sz w:val="34"/>
+          <w:szCs w:val="34"/>
+          <w:u w:val="dotted"/>
+          <w:cs/>
+        </w:rPr>
+        <w:t xml:space="preserve">  </w:t>
+      </w:r>
+      <w:r>
+        <w:rPr>
+          <w:rFonts w:ascii="TH SarabunIT๙" w:hAnsi="TH SarabunIT๙" w:cs="TH SarabunIT๙"/>
+          <w:sz w:val="34"/>
+          <w:szCs w:val="34"/>
+          <w:u w:val="dotted"/>
+          <w:cs/>
+        </w:rPr>
+        <w:t xml:space="preserve">    </w:t>
+      </w:r>
+      <w:r>
+        <w:rPr>
+          <w:rFonts w:ascii="TH SarabunIT๙" w:hAnsi="TH SarabunIT๙" w:cs="TH SarabunIT๙"/>
+          <w:sz w:val="34"/>
+          <w:szCs w:val="34"/>
+          <w:u w:val="dotted"/>
+          <w:cs/>
+        </w:rPr>
+        <w:t xml:space="preserve"> </w:t>
+      </w:r>
+      <w:r>
+        <w:rPr>
+          <w:rFonts w:ascii="TH SarabunIT๙" w:hAnsi="TH SarabunIT๙" w:cs="TH SarabunIT๙"/>
+          <w:sz w:val="34"/>
+          <w:szCs w:val="34"/>
+          <w:u w:val="dotted"/>
+          <w:cs/>
+        </w:rPr>
+        <w:t xml:space="preserve"> </w:t>
+      </w:r>
+      <w:r>
+        <w:rPr>
+          <w:rFonts w:ascii="TH SarabunIT๙" w:hAnsi="TH SarabunIT๙" w:cs="TH SarabunIT๙"/>
+          <w:sz w:val="34"/>
+          <w:szCs w:val="34"/>
+          <w:u w:val="dotted"/>
+          <w:cs/>
+        </w:rPr>
+        <w:t xml:space="preserve">  </w:t>
+      </w:r>
+      <w:r>
+        <w:rPr>
+          <w:rFonts w:ascii="TH SarabunIT๙" w:hAnsi="TH SarabunIT๙" w:cs="TH SarabunIT๙"/>
+          <w:sz w:val="34"/>
+          <w:szCs w:val="34"/>
+          <w:u w:val="dotted"/>
+          <w:cs/>
+        </w:rPr>
+        <w:t xml:space="preserve"> </w:t>
+      </w:r>
+      <w:r>
+        <w:rPr>
+          <w:rFonts w:ascii="TH SarabunIT๙" w:hAnsi="TH SarabunIT๙" w:cs="TH SarabunIT๙"/>
+          <w:sz w:val="34"/>
+          <w:szCs w:val="34"/>
+          <w:u w:val="dotted"/>
+          <w:cs/>
+        </w:rPr>
+        <w:t>ทำภารกิจส่วนตัว</w:t>
+      </w:r>
+      <w:r>
+        <w:rPr>
+          <w:rFonts w:ascii="TH SarabunIT๙" w:hAnsi="TH SarabunIT๙" w:cs="TH SarabunIT๙"/>
+          <w:sz w:val="34"/>
+          <w:szCs w:val="34"/>
+          <w:u w:val="dotted"/>
+          <w:cs/>
+        </w:rPr>
+        <w:t xml:space="preserve">  </w:t>
+      </w:r>
+      <w:r>
+        <w:rPr>
+          <w:rFonts w:ascii="TH SarabunIT๙" w:hAnsi="TH SarabunIT๙" w:cs="TH SarabunIT๙"/>
+          <w:sz w:val="34"/>
+          <w:szCs w:val="34"/>
+          <w:u w:val="dotted"/>
+          <w:cs/>
+        </w:rPr>
+        <w:t xml:space="preserve">  </w:t>
+      </w:r>
+      <w:r>
+        <w:rPr>
+          <w:rFonts w:ascii="TH SarabunIT๙" w:hAnsi="TH SarabunIT๙" w:cs="TH SarabunIT๙"/>
+          <w:sz w:val="34"/>
+          <w:szCs w:val="34"/>
+          <w:u w:val="dotted"/>
+          <w:cs/>
+        </w:rPr>
+        <w:t xml:space="preserve">     </w:t>
+      </w:r>
+      <w:r>
+        <w:rPr>
+          <w:rFonts w:ascii="TH SarabunIT๙" w:hAnsi="TH SarabunIT๙" w:cs="TH SarabunIT๙"/>
+          <w:sz w:val="34"/>
+          <w:szCs w:val="34"/>
+          <w:u w:val="dotted"/>
+          <w:cs/>
+        </w:rPr>
+        <w:t xml:space="preserve">                                                      </w:t>
+      </w:r>
+      <w:r>
+        <w:rPr>
+          <w:rFonts w:ascii="TH SarabunIT๙" w:hAnsi="TH SarabunIT๙" w:cs="TH SarabunIT๙"/>
+          <w:sz w:val="34"/>
+          <w:szCs w:val="34"/>
+          <w:u w:val="dotted"/>
+          <w:cs/>
+        </w:rPr>
+        <w:t xml:space="preserve">        </w:t>
+      </w:r>
+      <w:r>
+        <w:rPr>
+          <w:rFonts w:ascii="TH SarabunIT๙" w:hAnsi="TH SarabunIT๙" w:cs="TH SarabunIT๙"/>
+          <w:sz w:val="34"/>
+          <w:szCs w:val="34"/>
+          <w:u w:val="dotted"/>
+          <w:cs/>
+        </w:rPr>
+        <w:t xml:space="preserve"> </w:t>
+      </w:r>
+      <w:r>
+        <w:rPr>
+          <w:rFonts w:ascii="TH SarabunIT๙" w:hAnsi="TH SarabunIT๙" w:cs="TH SarabunIT๙"/>
+          <w:sz w:val="34"/>
+          <w:szCs w:val="34"/>
+          <w:u w:val="dotted"/>
+          <w:cs/>
+        </w:rPr>
+        <w:t xml:space="preserve"> </w:t>
+      </w:r>
+      <w:r>
+        <w:rPr>
+          <w:rFonts w:ascii="TH SarabunIT๙" w:hAnsi="TH SarabunIT๙" w:cs="TH SarabunIT๙"/>
+          <w:sz w:val="34"/>
+          <w:szCs w:val="34"/>
+          <w:u w:val="dotted"/>
+          <w:cs/>
+        </w:rPr>
+        <w:t xml:space="preserve">           </w:t>
+      </w:r>
+      <w:r>
+        <w:rPr>
+          <w:rFonts w:ascii="TH SarabunIT๙" w:hAnsi="TH SarabunIT๙" w:cs="TH SarabunIT๙"/>
+          <w:color w:val="FFFFFF"/>
+          <w:sz w:val="34"/>
+          <w:szCs w:val="34"/>
+          <w:u w:val="dotted"/>
+          <w:cs/>
+        </w:rPr>
+        <w:t xml:space="preserve">    .</w:t>
+      </w:r>
+      <w:r>
+        <w:rPr>
+          <w:rFonts w:ascii="TH SarabunIT๙" w:hAnsi="TH SarabunIT๙" w:cs="TH SarabunIT๙"/>
+          <w:color w:val="FFFFFF"/>
+          <w:sz w:val="34"/>
+          <w:szCs w:val="34"/>
+          <w:u w:val="dotted"/>
+          <w:cs/>
+        </w:rPr>
+        <w:t xml:space="preserve">                                                                                </w:t>
+      </w:r>
+      <w:r>
+        <w:rPr>
+          <w:rFonts w:ascii="TH SarabunIT๙" w:hAnsi="TH SarabunIT๙" w:cs="TH SarabunIT๙"/>
+          <w:color w:val="FFFFFF"/>
+          <w:sz w:val="34"/>
+          <w:szCs w:val="34"/>
+          <w:u w:val="dotted"/>
+          <w:cs/>
+        </w:rPr>
+        <w:t xml:space="preserve">                                  </w:t>
+      </w:r>
+      <w:r>
+        <w:rPr>
+          <w:rFonts w:ascii="TH SarabunIT๙" w:hAnsi="TH SarabunIT๙" w:cs="TH SarabunIT๙"/>
+          <w:color w:val="FFFFFF"/>
+          <w:sz w:val="34"/>
+          <w:szCs w:val="34"/>
+          <w:u w:val="dotted"/>
+          <w:cs/>
+        </w:rPr>
+        <w:t xml:space="preserve">       </w:t>
+      </w:r>
+      <w:r>
+        <w:rPr>
+          <w:rFonts w:ascii="TH SarabunIT๙" w:hAnsi="TH SarabunIT๙" w:cs="TH SarabunIT๙"/>
+          <w:color w:val="FFFFFF"/>
+          <w:sz w:val="34"/>
+          <w:szCs w:val="34"/>
+          <w:u w:val="dotted"/>
+          <w:cs/>
+        </w:rPr>
+        <w:t xml:space="preserve">                        </w:t>
+      </w:r>
+      <w:r>
+        <w:rPr>
+          <w:rFonts w:ascii="TH SarabunIT๙" w:hAnsi="TH SarabunIT๙" w:cs="TH SarabunIT๙"/>
+          <w:color w:val="FFFFFF"/>
+          <w:sz w:val="34"/>
+          <w:szCs w:val="34"/>
+          <w:u w:val="dotted"/>
+          <w:cs/>
+        </w:rPr>
+        <w:t xml:space="preserve"> </w:t>
+      </w:r>
     </w:p>
-    <w:p/>
     <w:p>
-      <w:r>
-        <w:rPr>
-          <w:cs/>
-        </w:rPr>
-        <w:t xml:space="preserve">มีความประสงค์จะขอ: </w:t>
-      </w:r>
-      <w:r>
+      <w:pPr>
+        <w:pStyle w:val="a3"/>
+        <w:rPr>
+          <w:rFonts w:ascii="TH SarabunIT๙" w:hAnsi="TH SarabunIT๙" w:cs="TH SarabunIT๙"/>
+          <w:color w:val="FFFFFF"/>
+          <w:sz w:val="34"/>
+          <w:szCs w:val="34"/>
+          <w:u w:val="dotted"/>
+        </w:rPr>
+      </w:pPr>
+      <w:r>
+        <w:rPr>
+          <w:rFonts w:ascii="TH SarabunIT๙" w:hAnsi="TH SarabunIT๙" w:cs="TH SarabunIT๙"/>
+          <w:sz w:val="34"/>
+          <w:szCs w:val="34"/>
+          <w:cs/>
+        </w:rPr>
+        <w:t>ตั้งแต่วันที่</w:t>
+      </w:r>
+      <w:r>
+        <w:rPr>
+          <w:rFonts w:ascii="TH SarabunIT๙" w:hAnsi="TH SarabunIT๙" w:cs="TH SarabunIT๙"/>
+          <w:sz w:val="34"/>
+          <w:szCs w:val="34"/>
+          <w:u w:val="dotted"/>
+          <w:cs/>
+        </w:rPr>
+        <w:t xml:space="preserve">  </w:t>
+      </w:r>
+      <w:r>
+        <w:rPr>
+          <w:rFonts w:ascii="TH SarabunIT๙" w:hAnsi="TH SarabunIT๙" w:cs="TH SarabunIT๙"/>
+          <w:sz w:val="34"/>
+          <w:szCs w:val="34"/>
+          <w:u w:val="dotted"/>
+          <w:cs/>
+        </w:rPr>
+        <w:t xml:space="preserve"> </w:t>
+      </w:r>
+      <w:r>
+        <w:rPr>
+          <w:rFonts w:ascii="TH SarabunIT๙" w:hAnsi="TH SarabunIT๙" w:cs="TH SarabunIT๙"/>
+          <w:sz w:val="34"/>
+          <w:szCs w:val="34"/>
+          <w:u w:val="dotted"/>
+          <w:cs/>
+        </w:rPr>
+        <w:t xml:space="preserve"> </w:t>
+      </w:r>
+      <w:r>
+        <w:rPr>
+          <w:rFonts w:ascii="TH SarabunIT๙" w:hAnsi="TH SarabunIT๙" w:cs="TH SarabunIT๙"/>
+          <w:sz w:val="34"/>
+          <w:szCs w:val="34"/>
+          <w:u w:val="dotted"/>
+          <w:cs/>
+        </w:rPr>
+        <w:t xml:space="preserve">  </w:t>
+      </w:r>
+      <w:r>
+        <w:rPr>
+          <w:rFonts w:ascii="TH SarabunIT๙" w:hAnsi="TH SarabunIT๙" w:cs="TH SarabunIT๙"/>
+          <w:sz w:val="34"/>
+          <w:szCs w:val="34"/>
+          <w:u w:val="dotted"/>
+          <w:cs/>
+        </w:rPr>
+        <w:t xml:space="preserve"> </w:t>
+      </w:r>
+      <w:r>
+        <w:rPr>
+          <w:rFonts w:ascii="TH SarabunIT๙" w:hAnsi="TH SarabunIT๙" w:cs="TH SarabunIT๙"/>
+          <w:sz w:val="34"/>
+          <w:szCs w:val="34"/>
+          <w:u w:val="dotted"/>
+          <w:cs/>
+        </w:rPr>
+        <w:t xml:space="preserve"> </w:t>
+      </w:r>
+      <w:r>
+        <w:rPr>
+          <w:rFonts w:ascii="TH SarabunIT๙" w:hAnsi="TH SarabunIT๙" w:cs="TH SarabunIT๙"/>
+          <w:sz w:val="34"/>
+          <w:szCs w:val="34"/>
+          <w:u w:val="dotted"/>
+          <w:cs/>
+        </w:rPr>
+        <w:t xml:space="preserve">  </w:t>
+      </w:r>
+      <w:r>
+        <w:rPr>
+          <w:rFonts w:ascii="TH SarabunIT๙" w:hAnsi="TH SarabunIT๙" w:cs="TH SarabunIT๙"/>
+          <w:sz w:val="34"/>
+          <w:szCs w:val="34"/>
+          <w:u w:val="dotted"/>
+          <w:cs/>
+        </w:rPr>
+        <w:t xml:space="preserve"> </w:t>
+      </w:r>
+      <w:r>
+        <w:rPr>
+          <w:rFonts w:ascii="TH SarabunIT๙" w:hAnsi="TH SarabunIT๙" w:cs="TH SarabunIT๙"/>
+          <w:sz w:val="34"/>
+          <w:szCs w:val="34"/>
+          <w:u w:val="dotted"/>
+          <w:cs/>
+        </w:rPr>
+        <w:t xml:space="preserve"> </w:t>
+      </w:r>
+      <w:r>
+        <w:rPr>
+          <w:rFonts w:ascii="TH SarabunIT๙" w:hAnsi="TH SarabunIT๙" w:cs="TH SarabunIT๙"/>
+          <w:sz w:val="34"/>
+          <w:szCs w:val="34"/>
+          <w:u w:val="dotted"/>
+        </w:rPr>
         <w:t>{</w:t>
       </w:r>
       <w:proofErr w:type="spellStart"/>
       <w:r>
-        <w:t>leave_type_name</w:t>
+        <w:rPr>
+          <w:rFonts w:ascii="TH SarabunIT๙" w:hAnsi="TH SarabunIT๙" w:cs="TH SarabunIT๙"/>
+          <w:sz w:val="34"/>
+          <w:szCs w:val="34"/>
+          <w:u w:val="dotted"/>
+        </w:rPr>
+        <w:t>start_date</w:t>
       </w:r>
       <w:proofErr w:type="spellEnd"/>
       <w:r>
+        <w:rPr>
+          <w:rFonts w:ascii="TH SarabunIT๙" w:hAnsi="TH SarabunIT๙" w:cs="TH SarabunIT๙"/>
+          <w:sz w:val="34"/>
+          <w:szCs w:val="34"/>
+          <w:u w:val="dotted"/>
+        </w:rPr>
         <w:t>}</w:t>
       </w:r>
+      <w:r>
+        <w:rPr>
+          <w:rFonts w:ascii="TH SarabunIT๙" w:hAnsi="TH SarabunIT๙" w:cs="TH SarabunIT๙"/>
+          <w:sz w:val="34"/>
+          <w:szCs w:val="34"/>
+          <w:u w:val="dotted"/>
+          <w:cs/>
+        </w:rPr>
+        <w:t xml:space="preserve">   </w:t>
+      </w:r>
+      <w:r>
+        <w:rPr>
+          <w:rFonts w:ascii="TH SarabunIT๙" w:hAnsi="TH SarabunIT๙" w:cs="TH SarabunIT๙"/>
+          <w:sz w:val="34"/>
+          <w:szCs w:val="34"/>
+          <w:u w:val="dotted"/>
+          <w:cs/>
+        </w:rPr>
+        <w:t xml:space="preserve">  </w:t>
+      </w:r>
+      <w:r>
+        <w:rPr>
+          <w:rFonts w:ascii="TH SarabunIT๙" w:hAnsi="TH SarabunIT๙" w:cs="TH SarabunIT๙"/>
+          <w:sz w:val="34"/>
+          <w:szCs w:val="34"/>
+          <w:u w:val="dotted"/>
+          <w:cs/>
+        </w:rPr>
+        <w:t xml:space="preserve"> </w:t>
+      </w:r>
+      <w:r>
+        <w:rPr>
+          <w:rFonts w:ascii="TH SarabunIT๙" w:hAnsi="TH SarabunIT๙" w:cs="TH SarabunIT๙"/>
+          <w:sz w:val="34"/>
+          <w:szCs w:val="34"/>
+          <w:u w:val="dotted"/>
+          <w:cs/>
+        </w:rPr>
+        <w:t xml:space="preserve"> </w:t>
+      </w:r>
+      <w:r>
+        <w:rPr>
+          <w:rFonts w:ascii="TH SarabunIT๙" w:hAnsi="TH SarabunIT๙" w:cs="TH SarabunIT๙"/>
+          <w:sz w:val="34"/>
+          <w:szCs w:val="34"/>
+          <w:u w:val="dotted"/>
+          <w:cs/>
+        </w:rPr>
+        <w:t xml:space="preserve"> </w:t>
+      </w:r>
+      <w:r>
+        <w:rPr>
+          <w:rFonts w:ascii="TH SarabunIT๙" w:hAnsi="TH SarabunIT๙" w:cs="TH SarabunIT๙"/>
+          <w:sz w:val="34"/>
+          <w:szCs w:val="34"/>
+          <w:u w:val="dotted"/>
+          <w:cs/>
+        </w:rPr>
+        <w:t xml:space="preserve"> </w:t>
+      </w:r>
+      <w:r>
+        <w:rPr>
+          <w:rFonts w:ascii="TH SarabunIT๙" w:hAnsi="TH SarabunIT๙" w:cs="TH SarabunIT๙"/>
+          <w:sz w:val="34"/>
+          <w:szCs w:val="34"/>
+          <w:u w:val="dotted"/>
+          <w:cs/>
+        </w:rPr>
+        <w:t xml:space="preserve"> </w:t>
+      </w:r>
+      <w:r>
+        <w:rPr>
+          <w:rFonts w:ascii="TH SarabunIT๙" w:hAnsi="TH SarabunIT๙" w:cs="TH SarabunIT๙"/>
+          <w:sz w:val="34"/>
+          <w:szCs w:val="34"/>
+          <w:u w:val="dotted"/>
+          <w:cs/>
+        </w:rPr>
+        <w:t xml:space="preserve"> </w:t>
+      </w:r>
+      <w:r>
+        <w:rPr>
+          <w:rFonts w:ascii="TH SarabunIT๙" w:hAnsi="TH SarabunIT๙" w:cs="TH SarabunIT๙"/>
+          <w:sz w:val="34"/>
+          <w:szCs w:val="34"/>
+          <w:u w:val="dotted"/>
+          <w:cs/>
+        </w:rPr>
+        <w:t xml:space="preserve"> </w:t>
+      </w:r>
+      <w:r>
+        <w:rPr>
+          <w:rFonts w:ascii="TH SarabunIT๙" w:hAnsi="TH SarabunIT๙" w:cs="TH SarabunIT๙"/>
+          <w:sz w:val="34"/>
+          <w:szCs w:val="34"/>
+          <w:u w:val="dotted"/>
+          <w:cs/>
+        </w:rPr>
+        <w:t xml:space="preserve"> </w:t>
+      </w:r>
+      <w:r>
+        <w:rPr>
+          <w:rFonts w:ascii="TH SarabunIT๙" w:hAnsi="TH SarabunIT๙" w:cs="TH SarabunIT๙"/>
+          <w:sz w:val="34"/>
+          <w:szCs w:val="34"/>
+          <w:cs/>
+        </w:rPr>
+        <w:t xml:space="preserve">ถึงวันที่ </w:t>
+      </w:r>
+      <w:r>
+        <w:rPr>
+          <w:rFonts w:ascii="TH SarabunIT๙" w:hAnsi="TH SarabunIT๙" w:cs="TH SarabunIT๙"/>
+          <w:sz w:val="34"/>
+          <w:szCs w:val="34"/>
+          <w:u w:val="dotted"/>
+          <w:cs/>
+        </w:rPr>
+        <w:t xml:space="preserve"> </w:t>
+      </w:r>
+      <w:r>
+        <w:rPr>
+          <w:rFonts w:ascii="TH SarabunIT๙" w:hAnsi="TH SarabunIT๙" w:cs="TH SarabunIT๙"/>
+          <w:sz w:val="34"/>
+          <w:szCs w:val="34"/>
+          <w:u w:val="dotted"/>
+          <w:cs/>
+        </w:rPr>
+        <w:t xml:space="preserve"> </w:t>
+      </w:r>
+      <w:r>
+        <w:rPr>
+          <w:rFonts w:ascii="TH SarabunIT๙" w:hAnsi="TH SarabunIT๙" w:cs="TH SarabunIT๙"/>
+          <w:sz w:val="34"/>
+          <w:szCs w:val="34"/>
+          <w:u w:val="dotted"/>
+          <w:cs/>
+        </w:rPr>
+        <w:t xml:space="preserve"> </w:t>
+      </w:r>
+      <w:r>
+        <w:rPr>
+          <w:rFonts w:ascii="TH SarabunIT๙" w:hAnsi="TH SarabunIT๙" w:cs="TH SarabunIT๙"/>
+          <w:sz w:val="34"/>
+          <w:szCs w:val="34"/>
+          <w:u w:val="dotted"/>
+          <w:cs/>
+        </w:rPr>
+        <w:t xml:space="preserve"> </w:t>
+      </w:r>
+      <w:r>
+        <w:rPr>
+          <w:rFonts w:ascii="TH SarabunIT๙" w:hAnsi="TH SarabunIT๙" w:cs="TH SarabunIT๙"/>
+          <w:sz w:val="34"/>
+          <w:szCs w:val="34"/>
+          <w:u w:val="dotted"/>
+          <w:cs/>
+        </w:rPr>
+        <w:t xml:space="preserve"> </w:t>
+      </w:r>
+      <w:r>
+        <w:rPr>
+          <w:rFonts w:ascii="TH SarabunIT๙" w:hAnsi="TH SarabunIT๙" w:cs="TH SarabunIT๙"/>
+          <w:sz w:val="34"/>
+          <w:szCs w:val="34"/>
+          <w:u w:val="dotted"/>
+          <w:cs/>
+        </w:rPr>
+        <w:t xml:space="preserve">  </w:t>
+      </w:r>
+      <w:r>
+        <w:rPr>
+          <w:rFonts w:ascii="TH SarabunIT๙" w:hAnsi="TH SarabunIT๙" w:cs="TH SarabunIT๙"/>
+          <w:sz w:val="34"/>
+          <w:szCs w:val="34"/>
+          <w:u w:val="dotted"/>
+          <w:cs/>
+        </w:rPr>
+        <w:t xml:space="preserve"> </w:t>
+      </w:r>
+      <w:r>
+        <w:rPr>
+          <w:rFonts w:ascii="TH SarabunIT๙" w:hAnsi="TH SarabunIT๙" w:cs="TH SarabunIT๙"/>
+          <w:sz w:val="34"/>
+          <w:szCs w:val="34"/>
+          <w:u w:val="dotted"/>
+          <w:cs/>
+        </w:rPr>
+        <w:t xml:space="preserve"> </w:t>
+      </w:r>
+      <w:r>
+        <w:rPr>
+          <w:rFonts w:ascii="TH SarabunIT๙" w:hAnsi="TH SarabunIT๙" w:cs="TH SarabunIT๙"/>
+          <w:sz w:val="34"/>
+          <w:szCs w:val="34"/>
+          <w:u w:val="dotted"/>
+          <w:cs/>
+        </w:rPr>
+        <w:t xml:space="preserve"> </w:t>
+      </w:r>
+      <w:r>
+        <w:rPr>
+          <w:rFonts w:ascii="TH SarabunIT๙" w:hAnsi="TH SarabunIT๙" w:cs="TH SarabunIT๙"/>
+          <w:sz w:val="34"/>
+          <w:szCs w:val="34"/>
+          <w:u w:val="dotted"/>
+          <w:cs/>
+        </w:rPr>
+        <w:t xml:space="preserve"> </w:t>
+      </w:r>
+      <w:r>
+        <w:rPr>
+          <w:rFonts w:ascii="TH SarabunIT๙" w:hAnsi="TH SarabunIT๙" w:cs="TH SarabunIT๙"/>
+          <w:sz w:val="34"/>
+          <w:szCs w:val="34"/>
+          <w:u w:val="dotted"/>
+          <w:cs/>
+        </w:rPr>
+        <w:t xml:space="preserve">  </w:t>
+      </w:r>
+      <w:r>
+        <w:rPr>
+          <w:rFonts w:ascii="TH SarabunIT๙" w:hAnsi="TH SarabunIT๙" w:cs="TH SarabunIT๙"/>
+          <w:sz w:val="34"/>
+          <w:szCs w:val="34"/>
+          <w:u w:val="dotted"/>
+        </w:rPr>
+        <w:t>{</w:t>
+      </w:r>
+      <w:proofErr w:type="spellStart"/>
+      <w:r>
+        <w:rPr>
+          <w:rFonts w:ascii="TH SarabunIT๙" w:hAnsi="TH SarabunIT๙" w:cs="TH SarabunIT๙"/>
+          <w:sz w:val="34"/>
+          <w:szCs w:val="34"/>
+          <w:u w:val="dotted"/>
+        </w:rPr>
+        <w:t>end_date</w:t>
+      </w:r>
+      <w:proofErr w:type="spellEnd"/>
+      <w:r>
+        <w:rPr>
+          <w:rFonts w:ascii="TH SarabunIT๙" w:hAnsi="TH SarabunIT๙" w:cs="TH SarabunIT๙"/>
+          <w:sz w:val="34"/>
+          <w:szCs w:val="34"/>
+          <w:u w:val="dotted"/>
+        </w:rPr>
+        <w:t>}</w:t>
+      </w:r>
+      <w:r>
+        <w:rPr>
+          <w:rFonts w:ascii="TH SarabunIT๙" w:hAnsi="TH SarabunIT๙" w:cs="TH SarabunIT๙"/>
+          <w:sz w:val="34"/>
+          <w:szCs w:val="34"/>
+          <w:u w:val="dotted"/>
+          <w:cs/>
+        </w:rPr>
+        <w:t xml:space="preserve">   </w:t>
+      </w:r>
+      <w:r>
+        <w:rPr>
+          <w:rFonts w:ascii="TH SarabunIT๙" w:hAnsi="TH SarabunIT๙" w:cs="TH SarabunIT๙"/>
+          <w:sz w:val="34"/>
+          <w:szCs w:val="34"/>
+          <w:u w:val="dotted"/>
+          <w:cs/>
+        </w:rPr>
+        <w:t xml:space="preserve"> </w:t>
+      </w:r>
+      <w:r>
+        <w:rPr>
+          <w:rFonts w:ascii="TH SarabunIT๙" w:hAnsi="TH SarabunIT๙" w:cs="TH SarabunIT๙"/>
+          <w:sz w:val="34"/>
+          <w:szCs w:val="34"/>
+          <w:u w:val="dotted"/>
+          <w:cs/>
+        </w:rPr>
+        <w:t xml:space="preserve"> </w:t>
+      </w:r>
+      <w:r>
+        <w:rPr>
+          <w:rFonts w:ascii="TH SarabunIT๙" w:hAnsi="TH SarabunIT๙" w:cs="TH SarabunIT๙"/>
+          <w:sz w:val="34"/>
+          <w:szCs w:val="34"/>
+          <w:u w:val="dotted"/>
+          <w:cs/>
+        </w:rPr>
+        <w:t xml:space="preserve"> </w:t>
+      </w:r>
+      <w:r>
+        <w:rPr>
+          <w:rFonts w:ascii="TH SarabunIT๙" w:hAnsi="TH SarabunIT๙" w:cs="TH SarabunIT๙"/>
+          <w:sz w:val="34"/>
+          <w:szCs w:val="34"/>
+          <w:u w:val="dotted"/>
+          <w:cs/>
+        </w:rPr>
+        <w:t xml:space="preserve">    </w:t>
+      </w:r>
+      <w:r>
+        <w:rPr>
+          <w:rFonts w:ascii="TH SarabunIT๙" w:hAnsi="TH SarabunIT๙" w:cs="TH SarabunIT๙"/>
+          <w:sz w:val="34"/>
+          <w:szCs w:val="34"/>
+          <w:u w:val="dotted"/>
+          <w:cs/>
+        </w:rPr>
+        <w:t xml:space="preserve"> </w:t>
+      </w:r>
+      <w:r>
+        <w:rPr>
+          <w:rFonts w:ascii="TH SarabunIT๙" w:hAnsi="TH SarabunIT๙" w:cs="TH SarabunIT๙"/>
+          <w:sz w:val="34"/>
+          <w:szCs w:val="34"/>
+          <w:u w:val="dotted"/>
+          <w:cs/>
+        </w:rPr>
+        <w:t xml:space="preserve">  </w:t>
+      </w:r>
+      <w:r>
+        <w:rPr>
+          <w:rFonts w:ascii="TH SarabunIT๙" w:hAnsi="TH SarabunIT๙" w:cs="TH SarabunIT๙"/>
+          <w:sz w:val="34"/>
+          <w:szCs w:val="34"/>
+          <w:u w:val="dotted"/>
+          <w:cs/>
+        </w:rPr>
+        <w:t xml:space="preserve"> </w:t>
+      </w:r>
+      <w:r>
+        <w:rPr>
+          <w:rFonts w:ascii="TH SarabunIT๙" w:hAnsi="TH SarabunIT๙" w:cs="TH SarabunIT๙"/>
+          <w:color w:val="FFFFFF"/>
+          <w:sz w:val="34"/>
+          <w:szCs w:val="34"/>
+          <w:u w:val="dotted"/>
+          <w:cs/>
+        </w:rPr>
+        <w:t xml:space="preserve"> </w:t>
+      </w:r>
+      <w:r>
+        <w:rPr>
+          <w:rFonts w:ascii="TH SarabunIT๙" w:hAnsi="TH SarabunIT๙" w:cs="TH SarabunIT๙"/>
+          <w:color w:val="FFFFFF"/>
+          <w:sz w:val="34"/>
+          <w:szCs w:val="34"/>
+          <w:u w:val="dotted"/>
+          <w:cs/>
+        </w:rPr>
+        <w:t xml:space="preserve">   .</w:t>
+      </w:r>
     </w:p>
-    <w:p/>
     <w:p>
-      <w:r>
-        <w:rPr>
-          <w:cs/>
-        </w:rPr>
-        <w:t xml:space="preserve">ตั้งแต่วันที่: </w:t>
-      </w:r>
-      <w:r>
+      <w:pPr>
+        <w:pStyle w:val="a3"/>
+        <w:rPr>
+          <w:rFonts w:ascii="TH SarabunIT๙" w:hAnsi="TH SarabunIT๙" w:cs="TH SarabunIT๙"/>
+          <w:sz w:val="34"/>
+          <w:szCs w:val="34"/>
+          <w:cs/>
+        </w:rPr>
+      </w:pPr>
+    </w:p>
+    <w:p>
+      <w:pPr>
+        <w:pStyle w:val="a3"/>
+        <w:spacing w:before="240"/>
+        <w:rPr>
+          <w:rFonts w:ascii="TH SarabunIT๙" w:hAnsi="TH SarabunIT๙" w:cs="TH SarabunIT๙"/>
+          <w:sz w:val="34"/>
+          <w:szCs w:val="34"/>
+        </w:rPr>
+      </w:pPr>
+      <w:r>
+        <w:rPr>
+          <w:rFonts w:ascii="TH SarabunIT๙" w:hAnsi="TH SarabunIT๙" w:cs="TH SarabunIT๙"/>
+          <w:sz w:val="34"/>
+          <w:szCs w:val="34"/>
+          <w:cs/>
+        </w:rPr>
+        <w:tab/>
+      </w:r>
+      <w:r>
+        <w:rPr>
+          <w:rFonts w:ascii="TH SarabunIT๙" w:hAnsi="TH SarabunIT๙" w:cs="TH SarabunIT๙"/>
+          <w:sz w:val="34"/>
+          <w:szCs w:val="34"/>
+          <w:cs/>
+        </w:rPr>
+        <w:tab/>
+      </w:r>
+      <w:r>
+        <w:rPr>
+          <w:rFonts w:ascii="TH SarabunIT๙" w:hAnsi="TH SarabunIT๙" w:cs="TH SarabunIT๙"/>
+          <w:sz w:val="34"/>
+          <w:szCs w:val="34"/>
+          <w:cs/>
+        </w:rPr>
+        <w:tab/>
+      </w:r>
+      <w:r>
+        <w:rPr>
+          <w:rFonts w:ascii="TH SarabunIT๙" w:hAnsi="TH SarabunIT๙" w:cs="TH SarabunIT๙"/>
+          <w:sz w:val="34"/>
+          <w:szCs w:val="34"/>
+          <w:cs/>
+        </w:rPr>
+        <w:tab/>
+      </w:r>
+      <w:r>
+        <w:rPr>
+          <w:rFonts w:ascii="TH SarabunIT๙" w:hAnsi="TH SarabunIT๙" w:cs="TH SarabunIT๙"/>
+          <w:sz w:val="34"/>
+          <w:szCs w:val="34"/>
+          <w:cs/>
+        </w:rPr>
+        <w:tab/>
+      </w:r>
+      <w:r>
+        <w:rPr>
+          <w:rFonts w:ascii="TH SarabunIT๙" w:hAnsi="TH SarabunIT๙" w:cs="TH SarabunIT๙"/>
+          <w:sz w:val="34"/>
+          <w:szCs w:val="34"/>
+          <w:cs/>
+        </w:rPr>
+        <w:tab/>
+        <w:t xml:space="preserve">    </w:t>
+      </w:r>
+      <w:r>
+        <w:rPr>
+          <w:rFonts w:ascii="TH SarabunIT๙" w:hAnsi="TH SarabunIT๙" w:cs="TH SarabunIT๙"/>
+          <w:sz w:val="34"/>
+          <w:szCs w:val="34"/>
+          <w:cs/>
+        </w:rPr>
+        <w:t xml:space="preserve">   ขอแสดงความนับถือ</w:t>
+      </w:r>
+    </w:p>
+    <w:p>
+      <w:pPr>
+        <w:pStyle w:val="a3"/>
+        <w:rPr>
+          <w:rFonts w:ascii="TH SarabunIT๙" w:hAnsi="TH SarabunIT๙" w:cs="TH SarabunIT๙"/>
+          <w:sz w:val="34"/>
+          <w:szCs w:val="34"/>
+        </w:rPr>
+      </w:pPr>
+    </w:p>
+    <w:p>
+      <w:pPr>
+        <w:pStyle w:val="a3"/>
+        <w:spacing w:before="240"/>
+        <w:rPr>
+          <w:rFonts w:ascii="TH SarabunIT๙" w:hAnsi="TH SarabunIT๙" w:cs="TH SarabunIT๙"/>
+          <w:sz w:val="34"/>
+          <w:szCs w:val="34"/>
+        </w:rPr>
+      </w:pPr>
+      <w:r>
+        <w:rPr>
+          <w:rFonts w:ascii="TH SarabunIT๙" w:hAnsi="TH SarabunIT๙" w:cs="TH SarabunIT๙"/>
+          <w:sz w:val="34"/>
+          <w:szCs w:val="34"/>
+        </w:rPr>
+        <w:tab/>
+      </w:r>
+      <w:r>
+        <w:rPr>
+          <w:rFonts w:ascii="TH SarabunIT๙" w:hAnsi="TH SarabunIT๙" w:cs="TH SarabunIT๙"/>
+          <w:sz w:val="34"/>
+          <w:szCs w:val="34"/>
+        </w:rPr>
+        <w:tab/>
+      </w:r>
+      <w:r>
+        <w:rPr>
+          <w:rFonts w:ascii="TH SarabunIT๙" w:hAnsi="TH SarabunIT๙" w:cs="TH SarabunIT๙"/>
+          <w:sz w:val="34"/>
+          <w:szCs w:val="34"/>
+        </w:rPr>
+        <w:tab/>
+      </w:r>
+      <w:r>
+        <w:rPr>
+          <w:rFonts w:ascii="TH SarabunIT๙" w:hAnsi="TH SarabunIT๙" w:cs="TH SarabunIT๙"/>
+          <w:sz w:val="34"/>
+          <w:szCs w:val="34"/>
+        </w:rPr>
+        <w:tab/>
+      </w:r>
+      <w:r>
+        <w:rPr>
+          <w:rFonts w:ascii="TH SarabunIT๙" w:hAnsi="TH SarabunIT๙" w:cs="TH SarabunIT๙"/>
+          <w:sz w:val="34"/>
+          <w:szCs w:val="34"/>
+        </w:rPr>
+        <w:tab/>
+      </w:r>
+      <w:r>
+        <w:rPr>
+          <w:rFonts w:ascii="TH SarabunIT๙" w:hAnsi="TH SarabunIT๙" w:cs="TH SarabunIT๙"/>
+          <w:sz w:val="34"/>
+          <w:szCs w:val="34"/>
+          <w:cs/>
+        </w:rPr>
+        <w:t>(</w:t>
+      </w:r>
+      <w:r>
+        <w:rPr>
+          <w:rFonts w:ascii="TH SarabunIT๙" w:hAnsi="TH SarabunIT๙" w:cs="TH SarabunIT๙"/>
+          <w:sz w:val="34"/>
+          <w:szCs w:val="34"/>
+          <w:cs/>
+        </w:rPr>
+        <w:t>ลงชื่อ</w:t>
+      </w:r>
+      <w:r>
+        <w:rPr>
+          <w:rFonts w:ascii="TH SarabunIT๙" w:hAnsi="TH SarabunIT๙" w:cs="TH SarabunIT๙"/>
+          <w:sz w:val="34"/>
+          <w:szCs w:val="34"/>
+          <w:cs/>
+        </w:rPr>
+        <w:t>)</w:t>
+      </w:r>
+      <w:r>
+        <w:rPr>
+          <w:rFonts w:ascii="TH SarabunIT๙" w:hAnsi="TH SarabunIT๙" w:cs="TH SarabunIT๙"/>
+          <w:sz w:val="34"/>
+          <w:szCs w:val="34"/>
+          <w:u w:val="dotted"/>
+          <w:cs/>
+        </w:rPr>
+        <w:t xml:space="preserve">   </w:t>
+      </w:r>
+      <w:r>
+        <w:rPr>
+          <w:rFonts w:ascii="TH SarabunIT๙" w:hAnsi="TH SarabunIT๙" w:cs="TH SarabunIT๙"/>
+          <w:sz w:val="34"/>
+          <w:szCs w:val="34"/>
+          <w:u w:val="dotted"/>
+          <w:cs/>
+        </w:rPr>
+        <w:tab/>
+      </w:r>
+      <w:r>
+        <w:rPr>
+          <w:rFonts w:ascii="TH SarabunIT๙" w:hAnsi="TH SarabunIT๙" w:cs="TH SarabunIT๙"/>
+          <w:sz w:val="34"/>
+          <w:szCs w:val="34"/>
+          <w:u w:val="dotted"/>
+          <w:cs/>
+        </w:rPr>
+        <w:tab/>
+        <w:t xml:space="preserve"> </w:t>
+      </w:r>
+      <w:r>
+        <w:rPr>
+          <w:rFonts w:ascii="TH SarabunIT๙" w:hAnsi="TH SarabunIT๙" w:cs="TH SarabunIT๙"/>
+          <w:sz w:val="34"/>
+          <w:szCs w:val="34"/>
+          <w:u w:val="dotted"/>
+          <w:cs/>
+        </w:rPr>
+        <w:tab/>
+      </w:r>
+      <w:r>
+        <w:rPr>
+          <w:rFonts w:ascii="TH SarabunIT๙" w:hAnsi="TH SarabunIT๙" w:cs="TH SarabunIT๙"/>
+          <w:sz w:val="34"/>
+          <w:szCs w:val="34"/>
+          <w:u w:val="dotted"/>
+          <w:cs/>
+        </w:rPr>
+        <w:tab/>
+        <w:t xml:space="preserve">      </w:t>
+      </w:r>
+      <w:r>
+        <w:rPr>
+          <w:rFonts w:ascii="TH SarabunIT๙" w:hAnsi="TH SarabunIT๙" w:cs="TH SarabunIT๙"/>
+          <w:sz w:val="34"/>
+          <w:szCs w:val="34"/>
+        </w:rPr>
+        <w:tab/>
+      </w:r>
+      <w:r>
+        <w:rPr>
+          <w:rFonts w:ascii="TH SarabunIT๙" w:hAnsi="TH SarabunIT๙" w:cs="TH SarabunIT๙"/>
+          <w:sz w:val="34"/>
+          <w:szCs w:val="34"/>
+        </w:rPr>
+        <w:tab/>
+      </w:r>
+    </w:p>
+    <w:p>
+      <w:pPr>
+        <w:pStyle w:val="a3"/>
+        <w:spacing w:before="120"/>
+        <w:jc w:val="center"/>
+        <w:rPr>
+          <w:rFonts w:ascii="TH SarabunIT๙" w:hAnsi="TH SarabunIT๙" w:cs="TH SarabunIT๙"/>
+          <w:sz w:val="34"/>
+          <w:szCs w:val="34"/>
+          <w:cs/>
+        </w:rPr>
+      </w:pPr>
+      <w:r>
+        <w:rPr>
+          <w:rFonts w:ascii="TH SarabunIT๙" w:hAnsi="TH SarabunIT๙" w:cs="TH SarabunIT๙"/>
+          <w:sz w:val="34"/>
+          <w:szCs w:val="34"/>
+          <w:cs/>
+        </w:rPr>
+        <w:t xml:space="preserve">                           </w:t>
+      </w:r>
+      <w:r>
+        <w:rPr>
+          <w:rFonts w:ascii="TH SarabunIT๙" w:hAnsi="TH SarabunIT๙" w:cs="TH SarabunIT๙"/>
+          <w:sz w:val="34"/>
+          <w:szCs w:val="34"/>
+          <w:cs/>
+        </w:rPr>
+        <w:t xml:space="preserve">  </w:t>
+      </w:r>
+      <w:r>
+        <w:rPr>
+          <w:rFonts w:ascii="TH SarabunIT๙" w:hAnsi="TH SarabunIT๙" w:cs="TH SarabunIT๙"/>
+          <w:sz w:val="34"/>
+          <w:szCs w:val="34"/>
+          <w:cs/>
+        </w:rPr>
+        <w:t xml:space="preserve">  </w:t>
+      </w:r>
+      <w:r>
+        <w:rPr>
+          <w:rFonts w:ascii="TH SarabunIT๙" w:hAnsi="TH SarabunIT๙" w:cs="TH SarabunIT๙"/>
+          <w:sz w:val="34"/>
+          <w:szCs w:val="34"/>
+          <w:cs/>
+        </w:rPr>
+        <w:t>(</w:t>
+      </w:r>
+      <w:r>
+        <w:rPr>
+          <w:rFonts w:ascii="TH SarabunIT๙" w:hAnsi="TH SarabunIT๙" w:cs="TH SarabunIT๙"/>
+          <w:sz w:val="34"/>
+          <w:szCs w:val="34"/>
+        </w:rPr>
         <w:t>{</w:t>
       </w:r>
       <w:proofErr w:type="spellStart"/>
       <w:r>
-        <w:t>start_date</w:t>
+        <w:rPr>
+          <w:rFonts w:ascii="TH SarabunIT๙" w:hAnsi="TH SarabunIT๙" w:cs="TH SarabunIT๙"/>
+          <w:sz w:val="34"/>
+          <w:szCs w:val="34"/>
+        </w:rPr>
+        <w:t>full_name</w:t>
       </w:r>
       <w:proofErr w:type="spellEnd"/>
       <w:r>
-        <w:t xml:space="preserve">} </w:t>
-      </w:r>
-      <w:r>
-        <w:rPr>
-          <w:cs/>
-        </w:rPr>
-        <w:t xml:space="preserve">ถึงวันที่: </w:t>
-      </w:r>
-      <w:r>
-        <w:t>{</w:t>
-      </w:r>
-      <w:proofErr w:type="spellStart"/>
-      <w:r>
-        <w:t>end_date</w:t>
-      </w:r>
-      <w:proofErr w:type="spellEnd"/>
-      <w:r>
+        <w:rPr>
+          <w:rFonts w:ascii="TH SarabunIT๙" w:hAnsi="TH SarabunIT๙" w:cs="TH SarabunIT๙"/>
+          <w:sz w:val="34"/>
+          <w:szCs w:val="34"/>
+        </w:rPr>
         <w:t>}</w:t>
       </w:r>
+      <w:r>
+        <w:rPr>
+          <w:rFonts w:ascii="TH SarabunIT๙" w:hAnsi="TH SarabunIT๙" w:cs="TH SarabunIT๙"/>
+          <w:sz w:val="34"/>
+          <w:szCs w:val="34"/>
+          <w:cs/>
+        </w:rPr>
+        <w:t>)</w:t>
+      </w:r>
     </w:p>
-    <w:p/>
     <w:p>
-      <w:r>
-        <w:rPr>
-          <w:cs/>
-        </w:rPr>
-        <w:t xml:space="preserve">มีกำหนด: </w:t>
-      </w:r>
-      <w:r>
-        <w:t>{</w:t>
-      </w:r>
-      <w:proofErr w:type="spellStart"/>
-      <w:r>
-        <w:t>total_days</w:t>
-      </w:r>
-      <w:proofErr w:type="spellEnd"/>
-      <w:r>
-        <w:t xml:space="preserve">} </w:t>
-      </w:r>
-      <w:r>
-        <w:rPr>
-          <w:cs/>
-        </w:rPr>
-        <w:t>วัน</w:t>
+      <w:pPr>
+        <w:pStyle w:val="a3"/>
+        <w:jc w:val="left"/>
+        <w:rPr>
+          <w:rFonts w:ascii="TH SarabunIT๙" w:hAnsi="TH SarabunIT๙" w:cs="TH SarabunIT๙"/>
+          <w:sz w:val="34"/>
+          <w:szCs w:val="34"/>
+        </w:rPr>
+      </w:pPr>
+      <w:r>
+        <w:rPr>
+          <w:rFonts w:ascii="TH SarabunIT๙" w:hAnsi="TH SarabunIT๙" w:cs="TH SarabunIT๙"/>
+          <w:sz w:val="34"/>
+          <w:szCs w:val="34"/>
+        </w:rPr>
+        <w:tab/>
+      </w:r>
+      <w:r>
+        <w:rPr>
+          <w:rFonts w:ascii="TH SarabunIT๙" w:hAnsi="TH SarabunIT๙" w:cs="TH SarabunIT๙"/>
+          <w:sz w:val="34"/>
+          <w:szCs w:val="34"/>
+        </w:rPr>
+        <w:tab/>
+      </w:r>
+      <w:r>
+        <w:rPr>
+          <w:rFonts w:ascii="TH SarabunIT๙" w:hAnsi="TH SarabunIT๙" w:cs="TH SarabunIT๙"/>
+          <w:sz w:val="34"/>
+          <w:szCs w:val="34"/>
+        </w:rPr>
+        <w:tab/>
+      </w:r>
+      <w:r>
+        <w:rPr>
+          <w:rFonts w:ascii="TH SarabunIT๙" w:hAnsi="TH SarabunIT๙" w:cs="TH SarabunIT๙"/>
+          <w:sz w:val="34"/>
+          <w:szCs w:val="34"/>
+        </w:rPr>
+        <w:tab/>
+      </w:r>
+      <w:r>
+        <w:rPr>
+          <w:rFonts w:ascii="TH SarabunIT๙" w:hAnsi="TH SarabunIT๙" w:cs="TH SarabunIT๙"/>
+          <w:sz w:val="34"/>
+          <w:szCs w:val="34"/>
+        </w:rPr>
+        <w:tab/>
+      </w:r>
+      <w:r>
+        <w:rPr>
+          <w:rFonts w:ascii="TH SarabunIT๙" w:hAnsi="TH SarabunIT๙" w:cs="TH SarabunIT๙"/>
+          <w:sz w:val="34"/>
+          <w:szCs w:val="34"/>
+        </w:rPr>
+        <w:tab/>
       </w:r>
     </w:p>
-    <w:p/>
     <w:p>
-      <w:r>
-        <w:rPr>
-          <w:cs/>
-        </w:rPr>
-        <w:t xml:space="preserve">เนื่องจาก: </w:t>
-      </w:r>
-      <w:r>
-        <w:t>{note}</w:t>
+      <w:pPr>
+        <w:pStyle w:val="a3"/>
+        <w:jc w:val="left"/>
+        <w:rPr>
+          <w:rFonts w:ascii="TH SarabunIT๙" w:hAnsi="TH SarabunIT๙" w:cs="TH SarabunIT๙"/>
+          <w:sz w:val="34"/>
+          <w:szCs w:val="34"/>
+        </w:rPr>
+      </w:pPr>
+    </w:p>
+    <w:p>
+      <w:pPr>
+        <w:pStyle w:val="a3"/>
+        <w:jc w:val="left"/>
+        <w:rPr>
+          <w:rFonts w:ascii="TH SarabunIT๙" w:hAnsi="TH SarabunIT๙" w:cs="TH SarabunIT๙"/>
+          <w:b/>
+          <w:bCs/>
+          <w:sz w:val="34"/>
+          <w:szCs w:val="34"/>
+          <w:u w:val="single"/>
+        </w:rPr>
+      </w:pPr>
+      <w:r>
+        <w:rPr>
+          <w:rFonts w:ascii="TH SarabunIT๙" w:hAnsi="TH SarabunIT๙" w:cs="TH SarabunIT๙"/>
+          <w:b/>
+          <w:bCs/>
+          <w:sz w:val="34"/>
+          <w:szCs w:val="34"/>
+          <w:u w:val="single"/>
+          <w:cs/>
+        </w:rPr>
+        <w:t>คำสั่ง</w:t>
       </w:r>
       <w:bookmarkStart w:id="0" w:name="_GoBack"/>
       <w:bookmarkEnd w:id="0"/>
     </w:p>
+    <w:p>
+      <w:pPr>
+        <w:pStyle w:val="a3"/>
+        <w:jc w:val="left"/>
+        <w:rPr>
+          <w:rFonts w:ascii="TH SarabunIT๙" w:hAnsi="TH SarabunIT๙" w:cs="TH SarabunIT๙"/>
+          <w:b/>
+          <w:bCs/>
+          <w:sz w:val="34"/>
+          <w:szCs w:val="34"/>
+          <w:u w:val="single"/>
+        </w:rPr>
+      </w:pPr>
+    </w:p>
+    <w:p>
+      <w:pPr>
+        <w:pStyle w:val="a3"/>
+        <w:jc w:val="left"/>
+        <w:rPr>
+          <w:rFonts w:ascii="TH SarabunIT๙" w:hAnsi="TH SarabunIT๙" w:cs="TH SarabunIT๙"/>
+          <w:sz w:val="34"/>
+          <w:szCs w:val="34"/>
+        </w:rPr>
+      </w:pPr>
+      <w:r>
+        <w:rPr>
+          <w:rFonts w:ascii="TH SarabunIT๙" w:hAnsi="TH SarabunIT๙" w:cs="TH SarabunIT๙"/>
+          <w:noProof/>
+          <w:sz w:val="34"/>
+          <w:szCs w:val="34"/>
+        </w:rPr>
+        <mc:AlternateContent>
+          <mc:Choice Requires="wps">
+            <w:drawing>
+              <wp:anchor distT="0" distB="0" distL="114300" distR="114300" simplePos="0" relativeHeight="251658240" behindDoc="0" locked="0" layoutInCell="1" allowOverlap="1">
+                <wp:simplePos x="0" y="0"/>
+                <wp:positionH relativeFrom="column">
+                  <wp:posOffset>2866390</wp:posOffset>
+                </wp:positionH>
+                <wp:positionV relativeFrom="paragraph">
+                  <wp:posOffset>74295</wp:posOffset>
+                </wp:positionV>
+                <wp:extent cx="114300" cy="114300"/>
+                <wp:effectExtent l="0" t="0" r="0" b="0"/>
+                <wp:wrapNone/>
+                <wp:docPr id="2" name="Rectangle 1027"/>
+                <wp:cNvGraphicFramePr>
+                  <a:graphicFrameLocks xmlns:a="http://schemas.openxmlformats.org/drawingml/2006/main"/>
+                </wp:cNvGraphicFramePr>
+                <a:graphic xmlns:a="http://schemas.openxmlformats.org/drawingml/2006/main">
+                  <a:graphicData uri="http://schemas.microsoft.com/office/word/2010/wordprocessingShape">
+                    <wps:wsp>
+                      <wps:cNvSpPr>
+                        <a:spLocks noChangeArrowheads="1"/>
+                      </wps:cNvSpPr>
+                      <wps:spPr bwMode="auto">
+                        <a:xfrm>
+                          <a:off x="0" y="0"/>
+                          <a:ext cx="114300" cy="114300"/>
+                        </a:xfrm>
+                        <a:prstGeom prst="rect">
+                          <a:avLst/>
+                        </a:prstGeom>
+                        <a:solidFill>
+                          <a:srgbClr val="FFFFFF"/>
+                        </a:solidFill>
+                        <a:ln w="9525">
+                          <a:solidFill>
+                            <a:srgbClr val="000000"/>
+                          </a:solidFill>
+                          <a:miter lim="800000"/>
+                          <a:headEnd/>
+                          <a:tailEnd/>
+                        </a:ln>
+                      </wps:spPr>
+                      <wps:bodyPr rot="0" vert="horz" wrap="square" lIns="91440" tIns="45720" rIns="91440" bIns="45720" anchor="t" anchorCtr="0" upright="1">
+                        <a:noAutofit/>
+                      </wps:bodyPr>
+                    </wps:wsp>
+                  </a:graphicData>
+                </a:graphic>
+                <wp14:sizeRelH relativeFrom="page">
+                  <wp14:pctWidth>0</wp14:pctWidth>
+                </wp14:sizeRelH>
+                <wp14:sizeRelV relativeFrom="page">
+                  <wp14:pctHeight>0</wp14:pctHeight>
+                </wp14:sizeRelV>
+              </wp:anchor>
+            </w:drawing>
+          </mc:Choice>
+          <mc:Fallback>
+            <w:pict>
+              <v:rect w14:anchorId="46F317E8" id="Rectangle 1027" o:spid="_x0000_s1026" style="position:absolute;margin-left:225.7pt;margin-top:5.85pt;width:9pt;height:9pt;z-index:251658240;visibility:visible;mso-wrap-style:square;mso-width-percent:0;mso-height-percent:0;mso-wrap-distance-left:9pt;mso-wrap-distance-top:0;mso-wrap-distance-right:9pt;mso-wrap-distance-bottom:0;mso-position-horizontal:absolute;mso-position-horizontal-relative:text;mso-position-vertical:absolute;mso-position-vertical-relative:text;mso-width-percent:0;mso-height-percent:0;mso-width-relative:page;mso-height-relative:page;v-text-anchor:top" o:gfxdata="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"/>
+            </w:pict>
+          </mc:Fallback>
+        </mc:AlternateContent>
+      </w:r>
+      <w:r>
+        <w:rPr>
+          <w:rFonts w:ascii="TH SarabunIT๙" w:hAnsi="TH SarabunIT๙" w:cs="TH SarabunIT๙"/>
+          <w:noProof/>
+          <w:sz w:val="34"/>
+          <w:szCs w:val="34"/>
+        </w:rPr>
+        <mc:AlternateContent>
+          <mc:Choice Requires="wps">
+            <w:drawing>
+              <wp:anchor distT="0" distB="0" distL="114300" distR="114300" simplePos="0" relativeHeight="251657216" behindDoc="0" locked="0" layoutInCell="1" allowOverlap="1">
+                <wp:simplePos x="0" y="0"/>
+                <wp:positionH relativeFrom="column">
+                  <wp:posOffset>1473200</wp:posOffset>
+                </wp:positionH>
+                <wp:positionV relativeFrom="paragraph">
+                  <wp:posOffset>63500</wp:posOffset>
+                </wp:positionV>
+                <wp:extent cx="114300" cy="114300"/>
+                <wp:effectExtent l="0" t="0" r="0" b="0"/>
+                <wp:wrapNone/>
+                <wp:docPr id="1" name="Rectangle 1026"/>
+                <wp:cNvGraphicFramePr>
+                  <a:graphicFrameLocks xmlns:a="http://schemas.openxmlformats.org/drawingml/2006/main"/>
+                </wp:cNvGraphicFramePr>
+                <a:graphic xmlns:a="http://schemas.openxmlformats.org/drawingml/2006/main">
+                  <a:graphicData uri="http://schemas.microsoft.com/office/word/2010/wordprocessingShape">
+                    <wps:wsp>
+                      <wps:cNvSpPr>
+                        <a:spLocks noChangeArrowheads="1"/>
+                      </wps:cNvSpPr>
+                      <wps:spPr bwMode="auto">
+                        <a:xfrm>
+                          <a:off x="0" y="0"/>
+                          <a:ext cx="114300" cy="114300"/>
+                        </a:xfrm>
+                        <a:prstGeom prst="rect">
+                          <a:avLst/>
+                        </a:prstGeom>
+                        <a:solidFill>
+                          <a:srgbClr val="FFFFFF"/>
+                        </a:solidFill>
+                        <a:ln w="9525">
+                          <a:solidFill>
+                            <a:srgbClr val="000000"/>
+                          </a:solidFill>
+                          <a:miter lim="800000"/>
+                          <a:headEnd/>
+                          <a:tailEnd/>
+                        </a:ln>
+                      </wps:spPr>
+                      <wps:bodyPr rot="0" vert="horz" wrap="square" lIns="91440" tIns="45720" rIns="91440" bIns="45720" anchor="t" anchorCtr="0" upright="1">
+                        <a:noAutofit/>
+                      </wps:bodyPr>
+                    </wps:wsp>
+                  </a:graphicData>
+                </a:graphic>
+                <wp14:sizeRelH relativeFrom="page">
+                  <wp14:pctWidth>0</wp14:pctWidth>
+                </wp14:sizeRelH>
+                <wp14:sizeRelV relativeFrom="page">
+                  <wp14:pctHeight>0</wp14:pctHeight>
+                </wp14:sizeRelV>
+              </wp:anchor>
+            </w:drawing>
+          </mc:Choice>
+          <mc:Fallback>
+            <w:pict>
+              <v:rect w14:anchorId="318EDC97" id="Rectangle 1026" o:spid="_x0000_s1026" style="position:absolute;margin-left:116pt;margin-top:5pt;width:9pt;height:9pt;z-index:251657216;visibility:visible;mso-wrap-style:square;mso-width-percent:0;mso-height-percent:0;mso-wrap-distance-left:9pt;mso-wrap-distance-top:0;mso-wrap-distance-right:9pt;mso-wrap-distance-bottom:0;mso-position-horizontal:absolute;mso-position-horizontal-relative:text;mso-position-vertical:absolute;mso-position-vertical-relative:text;mso-width-percent:0;mso-height-percent:0;mso-width-relative:page;mso-height-relative:page;v-text-anchor:top" o:gfxdata="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"/>
+            </w:pict>
+          </mc:Fallback>
+        </mc:AlternateContent>
+      </w:r>
+      <w:r>
+        <w:rPr>
+          <w:rFonts w:ascii="TH SarabunIT๙" w:hAnsi="TH SarabunIT๙" w:cs="TH SarabunIT๙"/>
+          <w:sz w:val="34"/>
+          <w:szCs w:val="34"/>
+        </w:rPr>
+        <w:t xml:space="preserve">                                      </w:t>
+      </w:r>
+      <w:r>
+        <w:rPr>
+          <w:rFonts w:ascii="TH SarabunIT๙" w:hAnsi="TH SarabunIT๙" w:cs="TH SarabunIT๙"/>
+          <w:sz w:val="34"/>
+          <w:szCs w:val="34"/>
+          <w:cs/>
+        </w:rPr>
+        <w:t>อนุญาต</w:t>
+      </w:r>
+      <w:r>
+        <w:rPr>
+          <w:rFonts w:ascii="TH SarabunIT๙" w:hAnsi="TH SarabunIT๙" w:cs="TH SarabunIT๙"/>
+          <w:b/>
+          <w:bCs/>
+          <w:sz w:val="34"/>
+          <w:szCs w:val="34"/>
+          <w:cs/>
+        </w:rPr>
+        <w:t xml:space="preserve">                    </w:t>
+      </w:r>
+      <w:r>
+        <w:rPr>
+          <w:rFonts w:ascii="TH SarabunIT๙" w:hAnsi="TH SarabunIT๙" w:cs="TH SarabunIT๙"/>
+          <w:sz w:val="34"/>
+          <w:szCs w:val="34"/>
+          <w:cs/>
+        </w:rPr>
+        <w:t>ไม่อนุญาต</w:t>
+      </w:r>
+    </w:p>
+    <w:p>
+      <w:pPr>
+        <w:pStyle w:val="a3"/>
+        <w:jc w:val="left"/>
+        <w:rPr>
+          <w:rFonts w:ascii="TH SarabunIT๙" w:hAnsi="TH SarabunIT๙" w:cs="TH SarabunIT๙"/>
+          <w:sz w:val="34"/>
+          <w:szCs w:val="34"/>
+        </w:rPr>
+      </w:pPr>
+    </w:p>
+    <w:p>
+      <w:pPr>
+        <w:pStyle w:val="a3"/>
+        <w:spacing w:before="240"/>
+        <w:jc w:val="left"/>
+        <w:rPr>
+          <w:rFonts w:ascii="TH SarabunIT๙" w:hAnsi="TH SarabunIT๙" w:cs="TH SarabunIT๙"/>
+          <w:sz w:val="34"/>
+          <w:szCs w:val="34"/>
+        </w:rPr>
+      </w:pPr>
+      <w:r>
+        <w:rPr>
+          <w:rFonts w:ascii="TH SarabunIT๙" w:hAnsi="TH SarabunIT๙" w:cs="TH SarabunIT๙"/>
+          <w:sz w:val="34"/>
+          <w:szCs w:val="34"/>
+          <w:cs/>
+        </w:rPr>
+        <w:tab/>
+      </w:r>
+      <w:r>
+        <w:rPr>
+          <w:rFonts w:ascii="TH SarabunIT๙" w:hAnsi="TH SarabunIT๙" w:cs="TH SarabunIT๙"/>
+          <w:sz w:val="34"/>
+          <w:szCs w:val="34"/>
+          <w:cs/>
+        </w:rPr>
+        <w:tab/>
+      </w:r>
+      <w:r>
+        <w:rPr>
+          <w:rFonts w:ascii="TH SarabunIT๙" w:hAnsi="TH SarabunIT๙" w:cs="TH SarabunIT๙"/>
+          <w:sz w:val="34"/>
+          <w:szCs w:val="34"/>
+          <w:cs/>
+        </w:rPr>
+        <w:tab/>
+        <w:t xml:space="preserve">    </w:t>
+      </w:r>
+      <w:r>
+        <w:rPr>
+          <w:rFonts w:ascii="TH SarabunIT๙" w:hAnsi="TH SarabunIT๙" w:cs="TH SarabunIT๙"/>
+          <w:sz w:val="34"/>
+          <w:szCs w:val="34"/>
+          <w:cs/>
+        </w:rPr>
+        <w:t xml:space="preserve">   </w:t>
+      </w:r>
+      <w:r>
+        <w:rPr>
+          <w:rFonts w:ascii="TH SarabunIT๙" w:hAnsi="TH SarabunIT๙" w:cs="TH SarabunIT๙"/>
+          <w:sz w:val="34"/>
+          <w:szCs w:val="34"/>
+          <w:cs/>
+        </w:rPr>
+        <w:t>(ลงชื่อ)</w:t>
+      </w:r>
+      <w:r>
+        <w:rPr>
+          <w:rFonts w:ascii="TH SarabunIT๙" w:hAnsi="TH SarabunIT๙" w:cs="TH SarabunIT๙"/>
+          <w:sz w:val="34"/>
+          <w:szCs w:val="34"/>
+          <w:u w:val="dotted"/>
+          <w:cs/>
+        </w:rPr>
+        <w:t xml:space="preserve">      </w:t>
+      </w:r>
+      <w:r>
+        <w:rPr>
+          <w:rFonts w:ascii="TH SarabunIT๙" w:hAnsi="TH SarabunIT๙" w:cs="TH SarabunIT๙"/>
+          <w:sz w:val="34"/>
+          <w:szCs w:val="34"/>
+          <w:u w:val="dotted"/>
+          <w:cs/>
+        </w:rPr>
+        <w:tab/>
+      </w:r>
+      <w:r>
+        <w:rPr>
+          <w:rFonts w:ascii="TH SarabunIT๙" w:hAnsi="TH SarabunIT๙" w:cs="TH SarabunIT๙"/>
+          <w:sz w:val="34"/>
+          <w:szCs w:val="34"/>
+          <w:u w:val="dotted"/>
+          <w:cs/>
+        </w:rPr>
+        <w:tab/>
+        <w:t xml:space="preserve"> </w:t>
+      </w:r>
+      <w:r>
+        <w:rPr>
+          <w:rFonts w:ascii="TH SarabunIT๙" w:hAnsi="TH SarabunIT๙" w:cs="TH SarabunIT๙"/>
+          <w:sz w:val="34"/>
+          <w:szCs w:val="34"/>
+          <w:u w:val="dotted"/>
+          <w:cs/>
+        </w:rPr>
+        <w:tab/>
+      </w:r>
+      <w:r>
+        <w:rPr>
+          <w:rFonts w:ascii="TH SarabunIT๙" w:hAnsi="TH SarabunIT๙" w:cs="TH SarabunIT๙"/>
+          <w:sz w:val="34"/>
+          <w:szCs w:val="34"/>
+          <w:u w:val="dotted"/>
+          <w:cs/>
+        </w:rPr>
+        <w:tab/>
+        <w:t xml:space="preserve">      </w:t>
+      </w:r>
+    </w:p>
+    <w:p>
+      <w:pPr>
+        <w:pStyle w:val="a3"/>
+        <w:rPr>
+          <w:rFonts w:ascii="TH SarabunIT๙" w:hAnsi="TH SarabunIT๙" w:cs="TH SarabunIT๙"/>
+          <w:sz w:val="34"/>
+          <w:szCs w:val="34"/>
+        </w:rPr>
+      </w:pPr>
+      <w:r>
+        <w:rPr>
+          <w:rFonts w:ascii="TH SarabunIT๙" w:hAnsi="TH SarabunIT๙" w:cs="TH SarabunIT๙"/>
+        </w:rPr>
+        <w:tab/>
+      </w:r>
+      <w:r>
+        <w:rPr>
+          <w:rFonts w:ascii="TH SarabunIT๙" w:hAnsi="TH SarabunIT๙" w:cs="TH SarabunIT๙"/>
+        </w:rPr>
+        <w:tab/>
+      </w:r>
+      <w:r>
+        <w:rPr>
+          <w:rFonts w:ascii="TH SarabunIT๙" w:hAnsi="TH SarabunIT๙" w:cs="TH SarabunIT๙"/>
+        </w:rPr>
+        <w:tab/>
+      </w:r>
+      <w:r>
+        <w:rPr>
+          <w:rFonts w:ascii="TH SarabunIT๙" w:hAnsi="TH SarabunIT๙" w:cs="TH SarabunIT๙"/>
+          <w:sz w:val="34"/>
+          <w:szCs w:val="34"/>
+        </w:rPr>
+        <w:t xml:space="preserve">           </w:t>
+      </w:r>
+      <w:r>
+        <w:rPr>
+          <w:rFonts w:ascii="TH SarabunIT๙" w:hAnsi="TH SarabunIT๙" w:cs="TH SarabunIT๙"/>
+          <w:sz w:val="34"/>
+          <w:szCs w:val="34"/>
+          <w:cs/>
+        </w:rPr>
+        <w:t xml:space="preserve"> </w:t>
+      </w:r>
+      <w:r>
+        <w:rPr>
+          <w:rFonts w:ascii="TH SarabunIT๙" w:hAnsi="TH SarabunIT๙" w:cs="TH SarabunIT๙"/>
+          <w:sz w:val="34"/>
+          <w:szCs w:val="34"/>
+        </w:rPr>
+        <w:t xml:space="preserve">    </w:t>
+      </w:r>
+      <w:r>
+        <w:rPr>
+          <w:rFonts w:ascii="TH SarabunIT๙" w:hAnsi="TH SarabunIT๙" w:cs="TH SarabunIT๙"/>
+          <w:sz w:val="34"/>
+          <w:szCs w:val="34"/>
+          <w:cs/>
+        </w:rPr>
+        <w:t xml:space="preserve">  </w:t>
+      </w:r>
+      <w:r>
+        <w:rPr>
+          <w:rFonts w:ascii="TH SarabunIT๙" w:hAnsi="TH SarabunIT๙" w:cs="TH SarabunIT๙"/>
+          <w:sz w:val="34"/>
+          <w:szCs w:val="34"/>
+          <w:cs/>
+        </w:rPr>
+        <w:t xml:space="preserve">  </w:t>
+      </w:r>
+      <w:r>
+        <w:rPr>
+          <w:rFonts w:ascii="TH SarabunIT๙" w:hAnsi="TH SarabunIT๙" w:cs="TH SarabunIT๙"/>
+          <w:sz w:val="34"/>
+          <w:szCs w:val="34"/>
+          <w:cs/>
+        </w:rPr>
+        <w:t xml:space="preserve"> </w:t>
+      </w:r>
+      <w:r>
+        <w:rPr>
+          <w:rFonts w:ascii="TH SarabunIT๙" w:hAnsi="TH SarabunIT๙" w:cs="TH SarabunIT๙"/>
+          <w:sz w:val="34"/>
+          <w:szCs w:val="34"/>
+          <w:cs/>
+        </w:rPr>
+        <w:t xml:space="preserve"> </w:t>
+      </w:r>
+      <w:r>
+        <w:rPr>
+          <w:rFonts w:ascii="TH SarabunIT๙" w:hAnsi="TH SarabunIT๙" w:cs="TH SarabunIT๙"/>
+          <w:sz w:val="34"/>
+          <w:szCs w:val="34"/>
+        </w:rPr>
+        <w:t xml:space="preserve"> </w:t>
+      </w:r>
+      <w:r>
+        <w:rPr>
+          <w:rFonts w:ascii="TH SarabunIT๙" w:hAnsi="TH SarabunIT๙" w:cs="TH SarabunIT๙"/>
+          <w:sz w:val="34"/>
+          <w:szCs w:val="34"/>
+          <w:cs/>
+        </w:rPr>
+        <w:t>(</w:t>
+      </w:r>
+      <w:r>
+        <w:rPr>
+          <w:rFonts w:ascii="TH SarabunIT๙" w:hAnsi="TH SarabunIT๙" w:cs="TH SarabunIT๙"/>
+          <w:sz w:val="34"/>
+          <w:szCs w:val="34"/>
+          <w:cs/>
+        </w:rPr>
+        <w:t>นายชูเกียรติ ภานุกรอุดม</w:t>
+      </w:r>
+      <w:r>
+        <w:rPr>
+          <w:rFonts w:ascii="TH SarabunIT๙" w:hAnsi="TH SarabunIT๙" w:cs="TH SarabunIT๙"/>
+          <w:sz w:val="34"/>
+          <w:szCs w:val="34"/>
+          <w:cs/>
+        </w:rPr>
+        <w:t>)</w:t>
+      </w:r>
+    </w:p>
+    <w:p>
+      <w:pPr>
+        <w:jc w:val="center"/>
+        <w:rPr>
+          <w:rFonts w:ascii="TH SarabunIT๙" w:hAnsi="TH SarabunIT๙" w:cs="TH SarabunIT๙"/>
+          <w:sz w:val="34"/>
+          <w:szCs w:val="34"/>
+          <w:u w:val="dotted"/>
+        </w:rPr>
+      </w:pPr>
+      <w:r>
+        <w:rPr>
+          <w:rFonts w:ascii="TH SarabunIT๙" w:hAnsi="TH SarabunIT๙" w:cs="TH SarabunIT๙"/>
+          <w:sz w:val="34"/>
+          <w:szCs w:val="34"/>
+          <w:u w:val="dotted"/>
+        </w:rPr>
+        <w:t xml:space="preserve">    </w:t>
+      </w:r>
+      <w:r>
+        <w:rPr>
+          <w:rFonts w:ascii="TH SarabunIT๙" w:hAnsi="TH SarabunIT๙" w:cs="TH SarabunIT๙"/>
+          <w:sz w:val="34"/>
+          <w:szCs w:val="34"/>
+          <w:u w:val="dotted"/>
+          <w:cs/>
+        </w:rPr>
+        <w:t>ผู้พิพากษาหัวหน้าศาลเยาวชนและครอบครัวจังหวัดประจวบคีรีขันธ์</w:t>
+      </w:r>
+    </w:p>
+    <w:p>
+      <w:pPr>
+        <w:rPr>
+          <w:rFonts w:ascii="TH SarabunIT๙" w:hAnsi="TH SarabunIT๙" w:cs="TH SarabunIT๙"/>
+          <w:sz w:val="34"/>
+          <w:szCs w:val="34"/>
+          <w:u w:val="dotted"/>
+        </w:rPr>
+      </w:pPr>
+      <w:r>
+        <w:rPr>
+          <w:rFonts w:ascii="TH SarabunIT๙" w:hAnsi="TH SarabunIT๙" w:cs="TH SarabunIT๙"/>
+          <w:sz w:val="2"/>
+          <w:szCs w:val="2"/>
+          <w:u w:val="dotted"/>
+          <w:cs/>
+        </w:rPr>
+        <w:t>.</w:t>
+      </w:r>
+      <w:r>
+        <w:rPr>
+          <w:rFonts w:ascii="TH SarabunIT๙" w:hAnsi="TH SarabunIT๙" w:cs="TH SarabunIT๙"/>
+          <w:sz w:val="34"/>
+          <w:szCs w:val="34"/>
+          <w:cs/>
+        </w:rPr>
+        <w:tab/>
+      </w:r>
+      <w:r>
+        <w:rPr>
+          <w:rFonts w:ascii="TH SarabunIT๙" w:hAnsi="TH SarabunIT๙" w:cs="TH SarabunIT๙"/>
+          <w:sz w:val="34"/>
+          <w:szCs w:val="34"/>
+          <w:cs/>
+        </w:rPr>
+        <w:tab/>
+      </w:r>
+      <w:r>
+        <w:rPr>
+          <w:rFonts w:ascii="TH SarabunIT๙" w:hAnsi="TH SarabunIT๙" w:cs="TH SarabunIT๙"/>
+          <w:sz w:val="34"/>
+          <w:szCs w:val="34"/>
+          <w:cs/>
+        </w:rPr>
+        <w:tab/>
+      </w:r>
+    </w:p>
+    <w:p>
+      <w:pPr>
+        <w:pStyle w:val="a3"/>
+        <w:tabs>
+          <w:tab w:val="left" w:pos="3686"/>
+        </w:tabs>
+        <w:jc w:val="left"/>
+        <w:rPr>
+          <w:rFonts w:ascii="TH SarabunIT๙" w:hAnsi="TH SarabunIT๙" w:cs="TH SarabunIT๙"/>
+          <w:sz w:val="34"/>
+          <w:szCs w:val="34"/>
+          <w:u w:val="dotted"/>
+          <w:cs/>
+        </w:rPr>
+      </w:pPr>
+      <w:r>
+        <w:rPr>
+          <w:rFonts w:ascii="TH SarabunIT๙" w:hAnsi="TH SarabunIT๙" w:cs="TH SarabunIT๙"/>
+          <w:sz w:val="34"/>
+          <w:szCs w:val="34"/>
+          <w:cs/>
+        </w:rPr>
+        <w:t xml:space="preserve">                         </w:t>
+      </w:r>
+      <w:r>
+        <w:rPr>
+          <w:rFonts w:ascii="TH SarabunIT๙" w:hAnsi="TH SarabunIT๙" w:cs="TH SarabunIT๙"/>
+          <w:sz w:val="34"/>
+          <w:szCs w:val="34"/>
+          <w:cs/>
+        </w:rPr>
+        <w:t xml:space="preserve">     </w:t>
+      </w:r>
+      <w:r>
+        <w:rPr>
+          <w:rFonts w:ascii="TH SarabunIT๙" w:hAnsi="TH SarabunIT๙" w:cs="TH SarabunIT๙"/>
+          <w:sz w:val="34"/>
+          <w:szCs w:val="34"/>
+          <w:cs/>
+        </w:rPr>
+        <w:t xml:space="preserve">วันที่ </w:t>
+      </w:r>
+      <w:r>
+        <w:rPr>
+          <w:rFonts w:ascii="TH SarabunIT๙" w:hAnsi="TH SarabunIT๙" w:cs="TH SarabunIT๙"/>
+          <w:sz w:val="34"/>
+          <w:szCs w:val="34"/>
+          <w:u w:val="dotted"/>
+          <w:cs/>
+        </w:rPr>
+        <w:t xml:space="preserve">   </w:t>
+      </w:r>
+      <w:r>
+        <w:rPr>
+          <w:rFonts w:ascii="TH SarabunIT๙" w:hAnsi="TH SarabunIT๙" w:cs="TH SarabunIT๙"/>
+          <w:sz w:val="34"/>
+          <w:szCs w:val="34"/>
+          <w:u w:val="dotted"/>
+        </w:rPr>
+        <w:t>{</w:t>
+      </w:r>
+      <w:proofErr w:type="spellStart"/>
+      <w:r>
+        <w:rPr>
+          <w:rFonts w:ascii="TH SarabunIT๙" w:hAnsi="TH SarabunIT๙" w:cs="TH SarabunIT๙"/>
+          <w:sz w:val="34"/>
+          <w:szCs w:val="34"/>
+          <w:u w:val="dotted"/>
+        </w:rPr>
+        <w:t>current_day</w:t>
+      </w:r>
+      <w:proofErr w:type="spellEnd"/>
+      <w:r>
+        <w:rPr>
+          <w:rFonts w:ascii="TH SarabunIT๙" w:hAnsi="TH SarabunIT๙" w:cs="TH SarabunIT๙"/>
+          <w:sz w:val="34"/>
+          <w:szCs w:val="34"/>
+          <w:u w:val="dotted"/>
+        </w:rPr>
+        <w:t>}</w:t>
+      </w:r>
+      <w:r>
+        <w:rPr>
+          <w:rFonts w:ascii="TH SarabunIT๙" w:hAnsi="TH SarabunIT๙" w:cs="TH SarabunIT๙"/>
+          <w:sz w:val="34"/>
+          <w:szCs w:val="34"/>
+          <w:u w:val="dotted"/>
+          <w:cs/>
+        </w:rPr>
+        <w:t xml:space="preserve"> </w:t>
+      </w:r>
+      <w:r>
+        <w:rPr>
+          <w:rFonts w:ascii="TH SarabunIT๙" w:hAnsi="TH SarabunIT๙" w:cs="TH SarabunIT๙"/>
+          <w:sz w:val="34"/>
+          <w:szCs w:val="34"/>
+          <w:cs/>
+        </w:rPr>
+        <w:t xml:space="preserve"> เดือน</w:t>
+      </w:r>
+      <w:r>
+        <w:rPr>
+          <w:rFonts w:ascii="TH SarabunIT๙" w:hAnsi="TH SarabunIT๙" w:cs="TH SarabunIT๙"/>
+          <w:sz w:val="34"/>
+          <w:szCs w:val="34"/>
+          <w:u w:val="dotted"/>
+          <w:cs/>
+        </w:rPr>
+        <w:t xml:space="preserve">     </w:t>
+      </w:r>
+      <w:r>
+        <w:rPr>
+          <w:rFonts w:ascii="TH SarabunIT๙" w:hAnsi="TH SarabunIT๙" w:cs="TH SarabunIT๙"/>
+          <w:sz w:val="34"/>
+          <w:szCs w:val="34"/>
+          <w:u w:val="dotted"/>
+        </w:rPr>
+        <w:t>{</w:t>
+      </w:r>
+      <w:proofErr w:type="spellStart"/>
+      <w:r>
+        <w:rPr>
+          <w:rFonts w:ascii="TH SarabunIT๙" w:hAnsi="TH SarabunIT๙" w:cs="TH SarabunIT๙"/>
+          <w:sz w:val="34"/>
+          <w:szCs w:val="34"/>
+          <w:u w:val="dotted"/>
+        </w:rPr>
+        <w:t>current_month</w:t>
+      </w:r>
+      <w:proofErr w:type="spellEnd"/>
+      <w:r>
+        <w:rPr>
+          <w:rFonts w:ascii="TH SarabunIT๙" w:hAnsi="TH SarabunIT๙" w:cs="TH SarabunIT๙"/>
+          <w:sz w:val="34"/>
+          <w:szCs w:val="34"/>
+          <w:u w:val="dotted"/>
+        </w:rPr>
+        <w:t>}</w:t>
+      </w:r>
+      <w:r>
+        <w:rPr>
+          <w:rFonts w:ascii="TH SarabunIT๙" w:hAnsi="TH SarabunIT๙" w:cs="TH SarabunIT๙"/>
+          <w:sz w:val="34"/>
+          <w:szCs w:val="34"/>
+          <w:u w:val="dotted"/>
+          <w:cs/>
+        </w:rPr>
+        <w:t xml:space="preserve">     </w:t>
+      </w:r>
+      <w:r>
+        <w:rPr>
+          <w:rFonts w:ascii="TH SarabunIT๙" w:hAnsi="TH SarabunIT๙" w:cs="TH SarabunIT๙"/>
+          <w:sz w:val="34"/>
+          <w:szCs w:val="34"/>
+          <w:cs/>
+        </w:rPr>
+        <w:t xml:space="preserve">พ.ศ. </w:t>
+      </w:r>
+      <w:r>
+        <w:rPr>
+          <w:rFonts w:ascii="TH SarabunIT๙" w:hAnsi="TH SarabunIT๙" w:cs="TH SarabunIT๙"/>
+          <w:sz w:val="34"/>
+          <w:szCs w:val="34"/>
+          <w:u w:val="dotted"/>
+          <w:cs/>
+        </w:rPr>
+        <w:t xml:space="preserve">  </w:t>
+      </w:r>
+      <w:r>
+        <w:rPr>
+          <w:rFonts w:ascii="TH SarabunIT๙" w:hAnsi="TH SarabunIT๙" w:cs="TH SarabunIT๙"/>
+          <w:sz w:val="34"/>
+          <w:szCs w:val="34"/>
+          <w:u w:val="dotted"/>
+        </w:rPr>
+        <w:t>{</w:t>
+      </w:r>
+      <w:proofErr w:type="spellStart"/>
+      <w:r>
+        <w:rPr>
+          <w:rFonts w:ascii="TH SarabunIT๙" w:hAnsi="TH SarabunIT๙" w:cs="TH SarabunIT๙"/>
+          <w:sz w:val="34"/>
+          <w:szCs w:val="34"/>
+          <w:u w:val="dotted"/>
+        </w:rPr>
+        <w:t>current_year</w:t>
+      </w:r>
+      <w:proofErr w:type="spellEnd"/>
+      <w:r>
+        <w:rPr>
+          <w:rFonts w:ascii="TH SarabunIT๙" w:hAnsi="TH SarabunIT๙" w:cs="TH SarabunIT๙"/>
+          <w:sz w:val="34"/>
+          <w:szCs w:val="34"/>
+          <w:u w:val="dotted"/>
+        </w:rPr>
+        <w:t>}</w:t>
+      </w:r>
+      <w:r>
+        <w:rPr>
+          <w:rFonts w:ascii="TH SarabunIT๙" w:hAnsi="TH SarabunIT๙" w:cs="TH SarabunIT๙"/>
+          <w:sz w:val="34"/>
+          <w:szCs w:val="34"/>
+          <w:u w:val="dotted"/>
+          <w:cs/>
+        </w:rPr>
+        <w:t xml:space="preserve"> </w:t>
+      </w:r>
+    </w:p>
+    <w:p>
+      <w:pPr>
+        <w:spacing w:before="120"/>
+        <w:jc w:val="thaiDistribute"/>
+        <w:rPr>
+          <w:rFonts w:ascii="TH SarabunIT๙" w:hAnsi="TH SarabunIT๙" w:cs="TH SarabunIT๙"/>
+          <w:sz w:val="32"/>
+          <w:szCs w:val="32"/>
+        </w:rPr>
+      </w:pPr>
+    </w:p>
     <w:sectPr>
-      <w:pgSz w:w="11906" w:h="16838"/>
-      <w:pgMar w:top="1440" w:right="1440" w:bottom="1440" w:left="1440" w:header="708" w:footer="708" w:gutter="0"/>
-      <w:cols w:space="708"/>
-      <w:docGrid w:linePitch="360"/>
+      <w:pgSz w:w="11907" w:h="16840" w:code="9"/>
+      <w:pgMar w:top="426" w:right="851" w:bottom="34" w:left="1531" w:header="0" w:footer="0" w:gutter="0"/>
+      <w:cols w:space="720"/>
     </w:sectPr>
   </w:body>
 </w:document>
+</file>
+
+<file path=word/numbering.xml><?xml version="1.0" encoding="utf-8"?>
+<w:numbering xmlns:wpc="http://schemas.microsoft.com/office/word/2010/wordprocessingCanvas" xmlns:cx="http://schemas.microsoft.com/office/drawing/2014/chartex" xmlns:cx1="http://schemas.microsoft.com/office/drawing/2015/9/8/chartex" xmlns:mc="http://schemas.openxmlformats.org/markup-compatibility/2006" xmlns:o="urn:schemas-microsoft-com:office:office" xmlns:r="http://schemas.openxmlformats.org/officeDocument/2006/relationships" xmlns:m="http://schemas.openxmlformats.org/officeDocument/2006/math" xmlns:v="urn:schemas-microsoft-com:vml" xmlns:wp14="http://schemas.microsoft.com/office/word/2010/wordprocessingDrawing" xmlns:wp="http://schemas.openxmlformats.org/drawingml/2006/wordprocessingDrawing" xmlns:w10="urn:schemas-microsoft-com:office:word" xmlns:w="http://schemas.openxmlformats.org/wordprocessingml/2006/main" xmlns:w14="http://schemas.microsoft.com/office/word/2010/wordml" xmlns:w15="http://schemas.microsoft.com/office/word/2012/wordml" xmlns:w16se="http://schemas.microsoft.com/office/word/2015/wordml/symex" xmlns:wpg="http://schemas.microsoft.com/office/word/2010/wordprocessingGroup" xmlns:wpi="http://schemas.microsoft.com/office/word/2010/wordprocessingInk" xmlns:wne="http://schemas.microsoft.com/office/word/2006/wordml" xmlns:wps="http://schemas.microsoft.com/office/word/2010/wordprocessingShape" mc:Ignorable="w14 w15 w16se wp14">
+  <w:abstractNum w:abstractNumId="0" w15:restartNumberingAfterBreak="0">
+    <w:nsid w:val="01F9592D"/>
+    <w:multiLevelType w:val="hybridMultilevel"/>
+    <w:tmpl w:val="3EF6E762"/>
+    <w:lvl w:ilvl="0" w:tplc="FE56C738">
+      <w:start w:val="1"/>
+      <w:numFmt w:val="thaiNumbers"/>
+      <w:lvlText w:val="%1"/>
+      <w:lvlJc w:val="left"/>
+      <w:pPr>
+        <w:tabs>
+          <w:tab w:val="num" w:pos="1080"/>
+        </w:tabs>
+        <w:ind w:left="1080" w:hanging="360"/>
+      </w:pPr>
+      <w:rPr>
+        <w:rFonts w:hint="cs"/>
+      </w:rPr>
+    </w:lvl>
+    <w:lvl w:ilvl="1" w:tplc="04090019" w:tentative="1">
+      <w:start w:val="1"/>
+      <w:numFmt w:val="lowerLetter"/>
+      <w:lvlText w:val="%2."/>
+      <w:lvlJc w:val="left"/>
+      <w:pPr>
+        <w:tabs>
+          <w:tab w:val="num" w:pos="1800"/>
+        </w:tabs>
+        <w:ind w:left="1800" w:hanging="360"/>
+      </w:pPr>
+    </w:lvl>
+    <w:lvl w:ilvl="2" w:tplc="0409001B" w:tentative="1">
+      <w:start w:val="1"/>
+      <w:numFmt w:val="lowerRoman"/>
+      <w:lvlText w:val="%3."/>
+      <w:lvlJc w:val="right"/>
+      <w:pPr>
+        <w:tabs>
+          <w:tab w:val="num" w:pos="2520"/>
+        </w:tabs>
+        <w:ind w:left="2520" w:hanging="180"/>
+      </w:pPr>
+    </w:lvl>
+    <w:lvl w:ilvl="3" w:tplc="0409000F" w:tentative="1">
+      <w:start w:val="1"/>
+      <w:numFmt w:val="decimal"/>
+      <w:lvlText w:val="%4."/>
+      <w:lvlJc w:val="left"/>
+      <w:pPr>
+        <w:tabs>
+          <w:tab w:val="num" w:pos="3240"/>
+        </w:tabs>
+        <w:ind w:left="3240" w:hanging="360"/>
+      </w:pPr>
+    </w:lvl>
+    <w:lvl w:ilvl="4" w:tplc="04090019" w:tentative="1">
+      <w:start w:val="1"/>
+      <w:numFmt w:val="lowerLetter"/>
+      <w:lvlText w:val="%5."/>
+      <w:lvlJc w:val="left"/>
+      <w:pPr>
+        <w:tabs>
+          <w:tab w:val="num" w:pos="3960"/>
+        </w:tabs>
+        <w:ind w:left="3960" w:hanging="360"/>
+      </w:pPr>
+    </w:lvl>
+    <w:lvl w:ilvl="5" w:tplc="0409001B" w:tentative="1">
+      <w:start w:val="1"/>
+      <w:numFmt w:val="lowerRoman"/>
+      <w:lvlText w:val="%6."/>
+      <w:lvlJc w:val="right"/>
+      <w:pPr>
+        <w:tabs>
+          <w:tab w:val="num" w:pos="4680"/>
+        </w:tabs>
+        <w:ind w:left="4680" w:hanging="180"/>
+      </w:pPr>
+    </w:lvl>
+    <w:lvl w:ilvl="6" w:tplc="0409000F" w:tentative="1">
+      <w:start w:val="1"/>
+      <w:numFmt w:val="decimal"/>
+      <w:lvlText w:val="%7."/>
+      <w:lvlJc w:val="left"/>
+      <w:pPr>
+        <w:tabs>
+          <w:tab w:val="num" w:pos="5400"/>
+        </w:tabs>
+        <w:ind w:left="5400" w:hanging="360"/>
+      </w:pPr>
+    </w:lvl>
+    <w:lvl w:ilvl="7" w:tplc="04090019" w:tentative="1">
+      <w:start w:val="1"/>
+      <w:numFmt w:val="lowerLetter"/>
+      <w:lvlText w:val="%8."/>
+      <w:lvlJc w:val="left"/>
+      <w:pPr>
+        <w:tabs>
+          <w:tab w:val="num" w:pos="6120"/>
+        </w:tabs>
+        <w:ind w:left="6120" w:hanging="360"/>
+      </w:pPr>
+    </w:lvl>
+    <w:lvl w:ilvl="8" w:tplc="0409001B" w:tentative="1">
+      <w:start w:val="1"/>
+      <w:numFmt w:val="lowerRoman"/>
+      <w:lvlText w:val="%9."/>
+      <w:lvlJc w:val="right"/>
+      <w:pPr>
+        <w:tabs>
+          <w:tab w:val="num" w:pos="6840"/>
+        </w:tabs>
+        <w:ind w:left="6840" w:hanging="180"/>
+      </w:pPr>
+    </w:lvl>
+  </w:abstractNum>
+  <w:abstractNum w:abstractNumId="1" w15:restartNumberingAfterBreak="0">
+    <w:nsid w:val="0E8941CF"/>
+    <w:multiLevelType w:val="hybridMultilevel"/>
+    <w:tmpl w:val="C85E4114"/>
+    <w:lvl w:ilvl="0" w:tplc="7BAA8ACA">
+      <w:start w:val="27"/>
+      <w:numFmt w:val="thaiNumbers"/>
+      <w:lvlText w:val="%1"/>
+      <w:lvlJc w:val="left"/>
+      <w:pPr>
+        <w:tabs>
+          <w:tab w:val="num" w:pos="1485"/>
+        </w:tabs>
+        <w:ind w:left="1485" w:hanging="465"/>
+      </w:pPr>
+      <w:rPr>
+        <w:rFonts w:hint="cs"/>
+      </w:rPr>
+    </w:lvl>
+    <w:lvl w:ilvl="1" w:tplc="04090019" w:tentative="1">
+      <w:start w:val="1"/>
+      <w:numFmt w:val="lowerLetter"/>
+      <w:lvlText w:val="%2."/>
+      <w:lvlJc w:val="left"/>
+      <w:pPr>
+        <w:tabs>
+          <w:tab w:val="num" w:pos="2100"/>
+        </w:tabs>
+        <w:ind w:left="2100" w:hanging="360"/>
+      </w:pPr>
+    </w:lvl>
+    <w:lvl w:ilvl="2" w:tplc="0409001B" w:tentative="1">
+      <w:start w:val="1"/>
+      <w:numFmt w:val="lowerRoman"/>
+      <w:lvlText w:val="%3."/>
+      <w:lvlJc w:val="right"/>
+      <w:pPr>
+        <w:tabs>
+          <w:tab w:val="num" w:pos="2820"/>
+        </w:tabs>
+        <w:ind w:left="2820" w:hanging="180"/>
+      </w:pPr>
+    </w:lvl>
+    <w:lvl w:ilvl="3" w:tplc="0409000F" w:tentative="1">
+      <w:start w:val="1"/>
+      <w:numFmt w:val="decimal"/>
+      <w:lvlText w:val="%4."/>
+      <w:lvlJc w:val="left"/>
+      <w:pPr>
+        <w:tabs>
+          <w:tab w:val="num" w:pos="3540"/>
+        </w:tabs>
+        <w:ind w:left="3540" w:hanging="360"/>
+      </w:pPr>
+    </w:lvl>
+    <w:lvl w:ilvl="4" w:tplc="04090019" w:tentative="1">
+      <w:start w:val="1"/>
+      <w:numFmt w:val="lowerLetter"/>
+      <w:lvlText w:val="%5."/>
+      <w:lvlJc w:val="left"/>
+      <w:pPr>
+        <w:tabs>
+          <w:tab w:val="num" w:pos="4260"/>
+        </w:tabs>
+        <w:ind w:left="4260" w:hanging="360"/>
+      </w:pPr>
+    </w:lvl>
+    <w:lvl w:ilvl="5" w:tplc="0409001B" w:tentative="1">
+      <w:start w:val="1"/>
+      <w:numFmt w:val="lowerRoman"/>
+      <w:lvlText w:val="%6."/>
+      <w:lvlJc w:val="right"/>
+      <w:pPr>
+        <w:tabs>
+          <w:tab w:val="num" w:pos="4980"/>
+        </w:tabs>
+        <w:ind w:left="4980" w:hanging="180"/>
+      </w:pPr>
+    </w:lvl>
+    <w:lvl w:ilvl="6" w:tplc="0409000F" w:tentative="1">
+      <w:start w:val="1"/>
+      <w:numFmt w:val="decimal"/>
+      <w:lvlText w:val="%7."/>
+      <w:lvlJc w:val="left"/>
+      <w:pPr>
+        <w:tabs>
+          <w:tab w:val="num" w:pos="5700"/>
+        </w:tabs>
+        <w:ind w:left="5700" w:hanging="360"/>
+      </w:pPr>
+    </w:lvl>
+    <w:lvl w:ilvl="7" w:tplc="04090019" w:tentative="1">
+      <w:start w:val="1"/>
+      <w:numFmt w:val="lowerLetter"/>
+      <w:lvlText w:val="%8."/>
+      <w:lvlJc w:val="left"/>
+      <w:pPr>
+        <w:tabs>
+          <w:tab w:val="num" w:pos="6420"/>
+        </w:tabs>
+        <w:ind w:left="6420" w:hanging="360"/>
+      </w:pPr>
+    </w:lvl>
+    <w:lvl w:ilvl="8" w:tplc="0409001B" w:tentative="1">
+      <w:start w:val="1"/>
+      <w:numFmt w:val="lowerRoman"/>
+      <w:lvlText w:val="%9."/>
+      <w:lvlJc w:val="right"/>
+      <w:pPr>
+        <w:tabs>
+          <w:tab w:val="num" w:pos="7140"/>
+        </w:tabs>
+        <w:ind w:left="7140" w:hanging="180"/>
+      </w:pPr>
+    </w:lvl>
+  </w:abstractNum>
+  <w:abstractNum w:abstractNumId="2" w15:restartNumberingAfterBreak="0">
+    <w:nsid w:val="0FF13AEB"/>
+    <w:multiLevelType w:val="hybridMultilevel"/>
+    <w:tmpl w:val="FD320B28"/>
+    <w:lvl w:ilvl="0" w:tplc="89BECBF4">
+      <w:start w:val="1"/>
+      <w:numFmt w:val="thaiNumbers"/>
+      <w:lvlText w:val="%1."/>
+      <w:lvlJc w:val="left"/>
+      <w:pPr>
+        <w:tabs>
+          <w:tab w:val="num" w:pos="360"/>
+        </w:tabs>
+        <w:ind w:left="180" w:hanging="180"/>
+      </w:pPr>
+      <w:rPr>
+        <w:rFonts w:hint="default"/>
+      </w:rPr>
+    </w:lvl>
+    <w:lvl w:ilvl="1" w:tplc="04090019" w:tentative="1">
+      <w:start w:val="1"/>
+      <w:numFmt w:val="lowerLetter"/>
+      <w:lvlText w:val="%2."/>
+      <w:lvlJc w:val="left"/>
+      <w:pPr>
+        <w:tabs>
+          <w:tab w:val="num" w:pos="900"/>
+        </w:tabs>
+        <w:ind w:left="900" w:hanging="360"/>
+      </w:pPr>
+    </w:lvl>
+    <w:lvl w:ilvl="2" w:tplc="0409001B" w:tentative="1">
+      <w:start w:val="1"/>
+      <w:numFmt w:val="lowerRoman"/>
+      <w:lvlText w:val="%3."/>
+      <w:lvlJc w:val="right"/>
+      <w:pPr>
+        <w:tabs>
+          <w:tab w:val="num" w:pos="1620"/>
+        </w:tabs>
+        <w:ind w:left="1620" w:hanging="180"/>
+      </w:pPr>
+    </w:lvl>
+    <w:lvl w:ilvl="3" w:tplc="0409000F" w:tentative="1">
+      <w:start w:val="1"/>
+      <w:numFmt w:val="decimal"/>
+      <w:lvlText w:val="%4."/>
+      <w:lvlJc w:val="left"/>
+      <w:pPr>
+        <w:tabs>
+          <w:tab w:val="num" w:pos="2340"/>
+        </w:tabs>
+        <w:ind w:left="2340" w:hanging="360"/>
+      </w:pPr>
+    </w:lvl>
+    <w:lvl w:ilvl="4" w:tplc="04090019" w:tentative="1">
+      <w:start w:val="1"/>
+      <w:numFmt w:val="lowerLetter"/>
+      <w:lvlText w:val="%5."/>
+      <w:lvlJc w:val="left"/>
+      <w:pPr>
+        <w:tabs>
+          <w:tab w:val="num" w:pos="3060"/>
+        </w:tabs>
+        <w:ind w:left="3060" w:hanging="360"/>
+      </w:pPr>
+    </w:lvl>
+    <w:lvl w:ilvl="5" w:tplc="0409001B" w:tentative="1">
+      <w:start w:val="1"/>
+      <w:numFmt w:val="lowerRoman"/>
+      <w:lvlText w:val="%6."/>
+      <w:lvlJc w:val="right"/>
+      <w:pPr>
+        <w:tabs>
+          <w:tab w:val="num" w:pos="3780"/>
+        </w:tabs>
+        <w:ind w:left="3780" w:hanging="180"/>
+      </w:pPr>
+    </w:lvl>
+    <w:lvl w:ilvl="6" w:tplc="0409000F" w:tentative="1">
+      <w:start w:val="1"/>
+      <w:numFmt w:val="decimal"/>
+      <w:lvlText w:val="%7."/>
+      <w:lvlJc w:val="left"/>
+      <w:pPr>
+        <w:tabs>
+          <w:tab w:val="num" w:pos="4500"/>
+        </w:tabs>
+        <w:ind w:left="4500" w:hanging="360"/>
+      </w:pPr>
+    </w:lvl>
+    <w:lvl w:ilvl="7" w:tplc="04090019" w:tentative="1">
+      <w:start w:val="1"/>
+      <w:numFmt w:val="lowerLetter"/>
+      <w:lvlText w:val="%8."/>
+      <w:lvlJc w:val="left"/>
+      <w:pPr>
+        <w:tabs>
+          <w:tab w:val="num" w:pos="5220"/>
+        </w:tabs>
+        <w:ind w:left="5220" w:hanging="360"/>
+      </w:pPr>
+    </w:lvl>
+    <w:lvl w:ilvl="8" w:tplc="0409001B" w:tentative="1">
+      <w:start w:val="1"/>
+      <w:numFmt w:val="lowerRoman"/>
+      <w:lvlText w:val="%9."/>
+      <w:lvlJc w:val="right"/>
+      <w:pPr>
+        <w:tabs>
+          <w:tab w:val="num" w:pos="5940"/>
+        </w:tabs>
+        <w:ind w:left="5940" w:hanging="180"/>
+      </w:pPr>
+    </w:lvl>
+  </w:abstractNum>
+  <w:abstractNum w:abstractNumId="3" w15:restartNumberingAfterBreak="0">
+    <w:nsid w:val="158D0129"/>
+    <w:multiLevelType w:val="hybridMultilevel"/>
+    <w:tmpl w:val="ED6E4A58"/>
+    <w:lvl w:ilvl="0" w:tplc="BC24276E">
+      <w:start w:val="23"/>
+      <w:numFmt w:val="bullet"/>
+      <w:lvlText w:val="-"/>
+      <w:lvlJc w:val="left"/>
+      <w:pPr>
+        <w:tabs>
+          <w:tab w:val="num" w:pos="720"/>
+        </w:tabs>
+        <w:ind w:left="720" w:hanging="360"/>
+      </w:pPr>
+      <w:rPr>
+        <w:rFonts w:ascii="Cordia New" w:eastAsia="Cordia New" w:hAnsi="Cordia New" w:cs="AngsanaUPC" w:hint="default"/>
+      </w:rPr>
+    </w:lvl>
+    <w:lvl w:ilvl="1" w:tplc="04090003" w:tentative="1">
+      <w:start w:val="1"/>
+      <w:numFmt w:val="bullet"/>
+      <w:lvlText w:val="o"/>
+      <w:lvlJc w:val="left"/>
+      <w:pPr>
+        <w:tabs>
+          <w:tab w:val="num" w:pos="1440"/>
+        </w:tabs>
+        <w:ind w:left="1440" w:hanging="360"/>
+      </w:pPr>
+      <w:rPr>
+        <w:rFonts w:ascii="Courier New" w:hAnsi="Courier New" w:hint="default"/>
+      </w:rPr>
+    </w:lvl>
+    <w:lvl w:ilvl="2" w:tplc="04090005" w:tentative="1">
+      <w:start w:val="1"/>
+      <w:numFmt w:val="bullet"/>
+      <w:lvlText w:val=""/>
+      <w:lvlJc w:val="left"/>
+      <w:pPr>
+        <w:tabs>
+          <w:tab w:val="num" w:pos="2160"/>
+        </w:tabs>
+        <w:ind w:left="2160" w:hanging="360"/>
+      </w:pPr>
+      <w:rPr>
+        <w:rFonts w:ascii="Wingdings" w:hAnsi="Wingdings" w:hint="default"/>
+      </w:rPr>
+    </w:lvl>
+    <w:lvl w:ilvl="3" w:tplc="04090001" w:tentative="1">
+      <w:start w:val="1"/>
+      <w:numFmt w:val="bullet"/>
+      <w:lvlText w:val=""/>
+      <w:lvlJc w:val="left"/>
+      <w:pPr>
+        <w:tabs>
+          <w:tab w:val="num" w:pos="2880"/>
+        </w:tabs>
+        <w:ind w:left="2880" w:hanging="360"/>
+      </w:pPr>
+      <w:rPr>
+        <w:rFonts w:ascii="Symbol" w:hAnsi="Symbol" w:hint="default"/>
+      </w:rPr>
+    </w:lvl>
+    <w:lvl w:ilvl="4" w:tplc="04090003" w:tentative="1">
+      <w:start w:val="1"/>
+      <w:numFmt w:val="bullet"/>
+      <w:lvlText w:val="o"/>
+      <w:lvlJc w:val="left"/>
+      <w:pPr>
+        <w:tabs>
+          <w:tab w:val="num" w:pos="3600"/>
+        </w:tabs>
+        <w:ind w:left="3600" w:hanging="360"/>
+      </w:pPr>
+      <w:rPr>
+        <w:rFonts w:ascii="Courier New" w:hAnsi="Courier New" w:hint="default"/>
+      </w:rPr>
+    </w:lvl>
+    <w:lvl w:ilvl="5" w:tplc="04090005" w:tentative="1">
+      <w:start w:val="1"/>
+      <w:numFmt w:val="bullet"/>
+      <w:lvlText w:val=""/>
+      <w:lvlJc w:val="left"/>
+      <w:pPr>
+        <w:tabs>
+          <w:tab w:val="num" w:pos="4320"/>
+        </w:tabs>
+        <w:ind w:left="4320" w:hanging="360"/>
+      </w:pPr>
+      <w:rPr>
+        <w:rFonts w:ascii="Wingdings" w:hAnsi="Wingdings" w:hint="default"/>
+      </w:rPr>
+    </w:lvl>
+    <w:lvl w:ilvl="6" w:tplc="04090001" w:tentative="1">
+      <w:start w:val="1"/>
+      <w:numFmt w:val="bullet"/>
+      <w:lvlText w:val=""/>
+      <w:lvlJc w:val="left"/>
+      <w:pPr>
+        <w:tabs>
+          <w:tab w:val="num" w:pos="5040"/>
+        </w:tabs>
+        <w:ind w:left="5040" w:hanging="360"/>
+      </w:pPr>
+      <w:rPr>
+        <w:rFonts w:ascii="Symbol" w:hAnsi="Symbol" w:hint="default"/>
+      </w:rPr>
+    </w:lvl>
+    <w:lvl w:ilvl="7" w:tplc="04090003" w:tentative="1">
+      <w:start w:val="1"/>
+      <w:numFmt w:val="bullet"/>
+      <w:lvlText w:val="o"/>
+      <w:lvlJc w:val="left"/>
+      <w:pPr>
+        <w:tabs>
+          <w:tab w:val="num" w:pos="5760"/>
+        </w:tabs>
+        <w:ind w:left="5760" w:hanging="360"/>
+      </w:pPr>
+      <w:rPr>
+        <w:rFonts w:ascii="Courier New" w:hAnsi="Courier New" w:hint="default"/>
+      </w:rPr>
+    </w:lvl>
+    <w:lvl w:ilvl="8" w:tplc="04090005" w:tentative="1">
+      <w:start w:val="1"/>
+      <w:numFmt w:val="bullet"/>
+      <w:lvlText w:val=""/>
+      <w:lvlJc w:val="left"/>
+      <w:pPr>
+        <w:tabs>
+          <w:tab w:val="num" w:pos="6480"/>
+        </w:tabs>
+        <w:ind w:left="6480" w:hanging="360"/>
+      </w:pPr>
+      <w:rPr>
+        <w:rFonts w:ascii="Wingdings" w:hAnsi="Wingdings" w:hint="default"/>
+      </w:rPr>
+    </w:lvl>
+  </w:abstractNum>
+  <w:abstractNum w:abstractNumId="4" w15:restartNumberingAfterBreak="0">
+    <w:nsid w:val="201A4D84"/>
+    <w:multiLevelType w:val="hybridMultilevel"/>
+    <w:tmpl w:val="E6D632EE"/>
+    <w:lvl w:ilvl="0" w:tplc="89BECBF4">
+      <w:start w:val="1"/>
+      <w:numFmt w:val="thaiNumbers"/>
+      <w:lvlText w:val="%1."/>
+      <w:lvlJc w:val="left"/>
+      <w:pPr>
+        <w:tabs>
+          <w:tab w:val="num" w:pos="2160"/>
+        </w:tabs>
+        <w:ind w:left="1980" w:hanging="180"/>
+      </w:pPr>
+      <w:rPr>
+        <w:rFonts w:hint="default"/>
+      </w:rPr>
+    </w:lvl>
+    <w:lvl w:ilvl="1" w:tplc="04090019" w:tentative="1">
+      <w:start w:val="1"/>
+      <w:numFmt w:val="lowerLetter"/>
+      <w:lvlText w:val="%2."/>
+      <w:lvlJc w:val="left"/>
+      <w:pPr>
+        <w:tabs>
+          <w:tab w:val="num" w:pos="2880"/>
+        </w:tabs>
+        <w:ind w:left="2880" w:hanging="360"/>
+      </w:pPr>
+    </w:lvl>
+    <w:lvl w:ilvl="2" w:tplc="0409001B" w:tentative="1">
+      <w:start w:val="1"/>
+      <w:numFmt w:val="lowerRoman"/>
+      <w:lvlText w:val="%3."/>
+      <w:lvlJc w:val="right"/>
+      <w:pPr>
+        <w:tabs>
+          <w:tab w:val="num" w:pos="3600"/>
+        </w:tabs>
+        <w:ind w:left="3600" w:hanging="180"/>
+      </w:pPr>
+    </w:lvl>
+    <w:lvl w:ilvl="3" w:tplc="0409000F" w:tentative="1">
+      <w:start w:val="1"/>
+      <w:numFmt w:val="decimal"/>
+      <w:lvlText w:val="%4."/>
+      <w:lvlJc w:val="left"/>
+      <w:pPr>
+        <w:tabs>
+          <w:tab w:val="num" w:pos="4320"/>
+        </w:tabs>
+        <w:ind w:left="4320" w:hanging="360"/>
+      </w:pPr>
+    </w:lvl>
+    <w:lvl w:ilvl="4" w:tplc="04090019" w:tentative="1">
+      <w:start w:val="1"/>
+      <w:numFmt w:val="lowerLetter"/>
+      <w:lvlText w:val="%5."/>
+      <w:lvlJc w:val="left"/>
+      <w:pPr>
+        <w:tabs>
+          <w:tab w:val="num" w:pos="5040"/>
+        </w:tabs>
+        <w:ind w:left="5040" w:hanging="360"/>
+      </w:pPr>
+    </w:lvl>
+    <w:lvl w:ilvl="5" w:tplc="0409001B" w:tentative="1">
+      <w:start w:val="1"/>
+      <w:numFmt w:val="lowerRoman"/>
+      <w:lvlText w:val="%6."/>
+      <w:lvlJc w:val="right"/>
+      <w:pPr>
+        <w:tabs>
+          <w:tab w:val="num" w:pos="5760"/>
+        </w:tabs>
+        <w:ind w:left="5760" w:hanging="180"/>
+      </w:pPr>
+    </w:lvl>
+    <w:lvl w:ilvl="6" w:tplc="0409000F" w:tentative="1">
+      <w:start w:val="1"/>
+      <w:numFmt w:val="decimal"/>
+      <w:lvlText w:val="%7."/>
+      <w:lvlJc w:val="left"/>
+      <w:pPr>
+        <w:tabs>
+          <w:tab w:val="num" w:pos="6480"/>
+        </w:tabs>
+        <w:ind w:left="6480" w:hanging="360"/>
+      </w:pPr>
+    </w:lvl>
+    <w:lvl w:ilvl="7" w:tplc="04090019" w:tentative="1">
+      <w:start w:val="1"/>
+      <w:numFmt w:val="lowerLetter"/>
+      <w:lvlText w:val="%8."/>
+      <w:lvlJc w:val="left"/>
+      <w:pPr>
+        <w:tabs>
+          <w:tab w:val="num" w:pos="7200"/>
+        </w:tabs>
+        <w:ind w:left="7200" w:hanging="360"/>
+      </w:pPr>
+    </w:lvl>
+    <w:lvl w:ilvl="8" w:tplc="0409001B" w:tentative="1">
+      <w:start w:val="1"/>
+      <w:numFmt w:val="lowerRoman"/>
+      <w:lvlText w:val="%9."/>
+      <w:lvlJc w:val="right"/>
+      <w:pPr>
+        <w:tabs>
+          <w:tab w:val="num" w:pos="7920"/>
+        </w:tabs>
+        <w:ind w:left="7920" w:hanging="180"/>
+      </w:pPr>
+    </w:lvl>
+  </w:abstractNum>
+  <w:abstractNum w:abstractNumId="5" w15:restartNumberingAfterBreak="0">
+    <w:nsid w:val="35E37412"/>
+    <w:multiLevelType w:val="hybridMultilevel"/>
+    <w:tmpl w:val="DEA29AA4"/>
+    <w:lvl w:ilvl="0" w:tplc="FFFFFFFF">
+      <w:start w:val="1"/>
+      <w:numFmt w:val="decimal"/>
+      <w:lvlText w:val="%1."/>
+      <w:lvlJc w:val="left"/>
+      <w:pPr>
+        <w:tabs>
+          <w:tab w:val="num" w:pos="1800"/>
+        </w:tabs>
+        <w:ind w:left="1800" w:hanging="360"/>
+      </w:pPr>
+      <w:rPr>
+        <w:rFonts w:hint="cs"/>
+        <w:cs w:val="0"/>
+        <w:lang w:bidi="th-TH"/>
+      </w:rPr>
+    </w:lvl>
+    <w:lvl w:ilvl="1" w:tplc="FFFFFFFF" w:tentative="1">
+      <w:start w:val="1"/>
+      <w:numFmt w:val="lowerLetter"/>
+      <w:lvlText w:val="%2."/>
+      <w:lvlJc w:val="left"/>
+      <w:pPr>
+        <w:tabs>
+          <w:tab w:val="num" w:pos="2520"/>
+        </w:tabs>
+        <w:ind w:left="2520" w:hanging="360"/>
+      </w:pPr>
+    </w:lvl>
+    <w:lvl w:ilvl="2" w:tplc="FFFFFFFF" w:tentative="1">
+      <w:start w:val="1"/>
+      <w:numFmt w:val="lowerRoman"/>
+      <w:lvlText w:val="%3."/>
+      <w:lvlJc w:val="right"/>
+      <w:pPr>
+        <w:tabs>
+          <w:tab w:val="num" w:pos="3240"/>
+        </w:tabs>
+        <w:ind w:left="3240" w:hanging="180"/>
+      </w:pPr>
+    </w:lvl>
+    <w:lvl w:ilvl="3" w:tplc="FFFFFFFF" w:tentative="1">
+      <w:start w:val="1"/>
+      <w:numFmt w:val="decimal"/>
+      <w:lvlText w:val="%4."/>
+      <w:lvlJc w:val="left"/>
+      <w:pPr>
+        <w:tabs>
+          <w:tab w:val="num" w:pos="3960"/>
+        </w:tabs>
+        <w:ind w:left="3960" w:hanging="360"/>
+      </w:pPr>
+    </w:lvl>
+    <w:lvl w:ilvl="4" w:tplc="FFFFFFFF" w:tentative="1">
+      <w:start w:val="1"/>
+      <w:numFmt w:val="lowerLetter"/>
+      <w:lvlText w:val="%5."/>
+      <w:lvlJc w:val="left"/>
+      <w:pPr>
+        <w:tabs>
+          <w:tab w:val="num" w:pos="4680"/>
+        </w:tabs>
+        <w:ind w:left="4680" w:hanging="360"/>
+      </w:pPr>
+    </w:lvl>
+    <w:lvl w:ilvl="5" w:tplc="FFFFFFFF" w:tentative="1">
+      <w:start w:val="1"/>
+      <w:numFmt w:val="lowerRoman"/>
+      <w:lvlText w:val="%6."/>
+      <w:lvlJc w:val="right"/>
+      <w:pPr>
+        <w:tabs>
+          <w:tab w:val="num" w:pos="5400"/>
+        </w:tabs>
+        <w:ind w:left="5400" w:hanging="180"/>
+      </w:pPr>
+    </w:lvl>
+    <w:lvl w:ilvl="6" w:tplc="FFFFFFFF" w:tentative="1">
+      <w:start w:val="1"/>
+      <w:numFmt w:val="decimal"/>
+      <w:lvlText w:val="%7."/>
+      <w:lvlJc w:val="left"/>
+      <w:pPr>
+        <w:tabs>
+          <w:tab w:val="num" w:pos="6120"/>
+        </w:tabs>
+        <w:ind w:left="6120" w:hanging="360"/>
+      </w:pPr>
+    </w:lvl>
+    <w:lvl w:ilvl="7" w:tplc="FFFFFFFF" w:tentative="1">
+      <w:start w:val="1"/>
+      <w:numFmt w:val="lowerLetter"/>
+      <w:lvlText w:val="%8."/>
+      <w:lvlJc w:val="left"/>
+      <w:pPr>
+        <w:tabs>
+          <w:tab w:val="num" w:pos="6840"/>
+        </w:tabs>
+        <w:ind w:left="6840" w:hanging="360"/>
+      </w:pPr>
+    </w:lvl>
+    <w:lvl w:ilvl="8" w:tplc="FFFFFFFF" w:tentative="1">
+      <w:start w:val="1"/>
+      <w:numFmt w:val="lowerRoman"/>
+      <w:lvlText w:val="%9."/>
+      <w:lvlJc w:val="right"/>
+      <w:pPr>
+        <w:tabs>
+          <w:tab w:val="num" w:pos="7560"/>
+        </w:tabs>
+        <w:ind w:left="7560" w:hanging="180"/>
+      </w:pPr>
+    </w:lvl>
+  </w:abstractNum>
+  <w:abstractNum w:abstractNumId="6" w15:restartNumberingAfterBreak="0">
+    <w:nsid w:val="400677A5"/>
+    <w:multiLevelType w:val="hybridMultilevel"/>
+    <w:tmpl w:val="A2BEBD68"/>
+    <w:lvl w:ilvl="0" w:tplc="89BECBF4">
+      <w:start w:val="1"/>
+      <w:numFmt w:val="thaiNumbers"/>
+      <w:lvlText w:val="%1."/>
+      <w:lvlJc w:val="left"/>
+      <w:pPr>
+        <w:tabs>
+          <w:tab w:val="num" w:pos="900"/>
+        </w:tabs>
+        <w:ind w:left="720" w:hanging="180"/>
+      </w:pPr>
+      <w:rPr>
+        <w:rFonts w:hint="default"/>
+      </w:rPr>
+    </w:lvl>
+    <w:lvl w:ilvl="1" w:tplc="04090019" w:tentative="1">
+      <w:start w:val="1"/>
+      <w:numFmt w:val="lowerLetter"/>
+      <w:lvlText w:val="%2."/>
+      <w:lvlJc w:val="left"/>
+      <w:pPr>
+        <w:tabs>
+          <w:tab w:val="num" w:pos="1440"/>
+        </w:tabs>
+        <w:ind w:left="1440" w:hanging="360"/>
+      </w:pPr>
+    </w:lvl>
+    <w:lvl w:ilvl="2" w:tplc="0409001B" w:tentative="1">
+      <w:start w:val="1"/>
+      <w:numFmt w:val="lowerRoman"/>
+      <w:lvlText w:val="%3."/>
+      <w:lvlJc w:val="right"/>
+      <w:pPr>
+        <w:tabs>
+          <w:tab w:val="num" w:pos="2160"/>
+        </w:tabs>
+        <w:ind w:left="2160" w:hanging="180"/>
+      </w:pPr>
+    </w:lvl>
+    <w:lvl w:ilvl="3" w:tplc="0409000F" w:tentative="1">
+      <w:start w:val="1"/>
+      <w:numFmt w:val="decimal"/>
+      <w:lvlText w:val="%4."/>
+      <w:lvlJc w:val="left"/>
+      <w:pPr>
+        <w:tabs>
+          <w:tab w:val="num" w:pos="2880"/>
+        </w:tabs>
+        <w:ind w:left="2880" w:hanging="360"/>
+      </w:pPr>
+    </w:lvl>
+    <w:lvl w:ilvl="4" w:tplc="04090019" w:tentative="1">
+      <w:start w:val="1"/>
+      <w:numFmt w:val="lowerLetter"/>
+      <w:lvlText w:val="%5."/>
+      <w:lvlJc w:val="left"/>
+      <w:pPr>
+        <w:tabs>
+          <w:tab w:val="num" w:pos="3600"/>
+        </w:tabs>
+        <w:ind w:left="3600" w:hanging="360"/>
+      </w:pPr>
+    </w:lvl>
+    <w:lvl w:ilvl="5" w:tplc="0409001B" w:tentative="1">
+      <w:start w:val="1"/>
+      <w:numFmt w:val="lowerRoman"/>
+      <w:lvlText w:val="%6."/>
+      <w:lvlJc w:val="right"/>
+      <w:pPr>
+        <w:tabs>
+          <w:tab w:val="num" w:pos="4320"/>
+        </w:tabs>
+        <w:ind w:left="4320" w:hanging="180"/>
+      </w:pPr>
+    </w:lvl>
+    <w:lvl w:ilvl="6" w:tplc="0409000F" w:tentative="1">
+      <w:start w:val="1"/>
+      <w:numFmt w:val="decimal"/>
+      <w:lvlText w:val="%7."/>
+      <w:lvlJc w:val="left"/>
+      <w:pPr>
+        <w:tabs>
+          <w:tab w:val="num" w:pos="5040"/>
+        </w:tabs>
+        <w:ind w:left="5040" w:hanging="360"/>
+      </w:pPr>
+    </w:lvl>
+    <w:lvl w:ilvl="7" w:tplc="04090019" w:tentative="1">
+      <w:start w:val="1"/>
+      <w:numFmt w:val="lowerLetter"/>
+      <w:lvlText w:val="%8."/>
+      <w:lvlJc w:val="left"/>
+      <w:pPr>
+        <w:tabs>
+          <w:tab w:val="num" w:pos="5760"/>
+        </w:tabs>
+        <w:ind w:left="5760" w:hanging="360"/>
+      </w:pPr>
+    </w:lvl>
+    <w:lvl w:ilvl="8" w:tplc="0409001B" w:tentative="1">
+      <w:start w:val="1"/>
+      <w:numFmt w:val="lowerRoman"/>
+      <w:lvlText w:val="%9."/>
+      <w:lvlJc w:val="right"/>
+      <w:pPr>
+        <w:tabs>
+          <w:tab w:val="num" w:pos="6480"/>
+        </w:tabs>
+        <w:ind w:left="6480" w:hanging="180"/>
+      </w:pPr>
+    </w:lvl>
+  </w:abstractNum>
+  <w:abstractNum w:abstractNumId="7" w15:restartNumberingAfterBreak="0">
+    <w:nsid w:val="41B03B74"/>
+    <w:multiLevelType w:val="hybridMultilevel"/>
+    <w:tmpl w:val="E33E7550"/>
+    <w:lvl w:ilvl="0" w:tplc="36A83342">
+      <w:start w:val="4"/>
+      <w:numFmt w:val="bullet"/>
+      <w:lvlText w:val="-"/>
+      <w:lvlJc w:val="left"/>
+      <w:pPr>
+        <w:tabs>
+          <w:tab w:val="num" w:pos="1080"/>
+        </w:tabs>
+        <w:ind w:left="1080" w:hanging="360"/>
+      </w:pPr>
+      <w:rPr>
+        <w:rFonts w:ascii="Cordia New" w:eastAsia="Cordia New" w:hAnsi="Cordia New" w:cs="AngsanaUPC" w:hint="default"/>
+      </w:rPr>
+    </w:lvl>
+    <w:lvl w:ilvl="1" w:tplc="04090003">
+      <w:start w:val="1"/>
+      <w:numFmt w:val="bullet"/>
+      <w:lvlText w:val="o"/>
+      <w:lvlJc w:val="left"/>
+      <w:pPr>
+        <w:tabs>
+          <w:tab w:val="num" w:pos="1800"/>
+        </w:tabs>
+        <w:ind w:left="1800" w:hanging="360"/>
+      </w:pPr>
+      <w:rPr>
+        <w:rFonts w:ascii="Courier New" w:hAnsi="Courier New" w:hint="default"/>
+      </w:rPr>
+    </w:lvl>
+    <w:lvl w:ilvl="2" w:tplc="04090005" w:tentative="1">
+      <w:start w:val="1"/>
+      <w:numFmt w:val="bullet"/>
+      <w:lvlText w:val=""/>
+      <w:lvlJc w:val="left"/>
+      <w:pPr>
+        <w:tabs>
+          <w:tab w:val="num" w:pos="2520"/>
+        </w:tabs>
+        <w:ind w:left="2520" w:hanging="360"/>
+      </w:pPr>
+      <w:rPr>
+        <w:rFonts w:ascii="Wingdings" w:hAnsi="Wingdings" w:hint="default"/>
+      </w:rPr>
+    </w:lvl>
+    <w:lvl w:ilvl="3" w:tplc="04090001" w:tentative="1">
+      <w:start w:val="1"/>
+      <w:numFmt w:val="bullet"/>
+      <w:lvlText w:val=""/>
+      <w:lvlJc w:val="left"/>
+      <w:pPr>
+        <w:tabs>
+          <w:tab w:val="num" w:pos="3240"/>
+        </w:tabs>
+        <w:ind w:left="3240" w:hanging="360"/>
+      </w:pPr>
+      <w:rPr>
+        <w:rFonts w:ascii="Symbol" w:hAnsi="Symbol" w:hint="default"/>
+      </w:rPr>
+    </w:lvl>
+    <w:lvl w:ilvl="4" w:tplc="04090003" w:tentative="1">
+      <w:start w:val="1"/>
+      <w:numFmt w:val="bullet"/>
+      <w:lvlText w:val="o"/>
+      <w:lvlJc w:val="left"/>
+      <w:pPr>
+        <w:tabs>
+          <w:tab w:val="num" w:pos="3960"/>
+        </w:tabs>
+        <w:ind w:left="3960" w:hanging="360"/>
+      </w:pPr>
+      <w:rPr>
+        <w:rFonts w:ascii="Courier New" w:hAnsi="Courier New" w:hint="default"/>
+      </w:rPr>
+    </w:lvl>
+    <w:lvl w:ilvl="5" w:tplc="04090005" w:tentative="1">
+      <w:start w:val="1"/>
+      <w:numFmt w:val="bullet"/>
+      <w:lvlText w:val=""/>
+      <w:lvlJc w:val="left"/>
+      <w:pPr>
+        <w:tabs>
+          <w:tab w:val="num" w:pos="4680"/>
+        </w:tabs>
+        <w:ind w:left="4680" w:hanging="360"/>
+      </w:pPr>
+      <w:rPr>
+        <w:rFonts w:ascii="Wingdings" w:hAnsi="Wingdings" w:hint="default"/>
+      </w:rPr>
+    </w:lvl>
+    <w:lvl w:ilvl="6" w:tplc="04090001" w:tentative="1">
+      <w:start w:val="1"/>
+      <w:numFmt w:val="bullet"/>
+      <w:lvlText w:val=""/>
+      <w:lvlJc w:val="left"/>
+      <w:pPr>
+        <w:tabs>
+          <w:tab w:val="num" w:pos="5400"/>
+        </w:tabs>
+        <w:ind w:left="5400" w:hanging="360"/>
+      </w:pPr>
+      <w:rPr>
+        <w:rFonts w:ascii="Symbol" w:hAnsi="Symbol" w:hint="default"/>
+      </w:rPr>
+    </w:lvl>
+    <w:lvl w:ilvl="7" w:tplc="04090003" w:tentative="1">
+      <w:start w:val="1"/>
+      <w:numFmt w:val="bullet"/>
+      <w:lvlText w:val="o"/>
+      <w:lvlJc w:val="left"/>
+      <w:pPr>
+        <w:tabs>
+          <w:tab w:val="num" w:pos="6120"/>
+        </w:tabs>
+        <w:ind w:left="6120" w:hanging="360"/>
+      </w:pPr>
+      <w:rPr>
+        <w:rFonts w:ascii="Courier New" w:hAnsi="Courier New" w:hint="default"/>
+      </w:rPr>
+    </w:lvl>
+    <w:lvl w:ilvl="8" w:tplc="04090005" w:tentative="1">
+      <w:start w:val="1"/>
+      <w:numFmt w:val="bullet"/>
+      <w:lvlText w:val=""/>
+      <w:lvlJc w:val="left"/>
+      <w:pPr>
+        <w:tabs>
+          <w:tab w:val="num" w:pos="6840"/>
+        </w:tabs>
+        <w:ind w:left="6840" w:hanging="360"/>
+      </w:pPr>
+      <w:rPr>
+        <w:rFonts w:ascii="Wingdings" w:hAnsi="Wingdings" w:hint="default"/>
+      </w:rPr>
+    </w:lvl>
+  </w:abstractNum>
+  <w:abstractNum w:abstractNumId="8" w15:restartNumberingAfterBreak="0">
+    <w:nsid w:val="600558C5"/>
+    <w:multiLevelType w:val="hybridMultilevel"/>
+    <w:tmpl w:val="CC940426"/>
+    <w:lvl w:ilvl="0" w:tplc="9CB2EE70">
+      <w:start w:val="1"/>
+      <w:numFmt w:val="thaiNumbers"/>
+      <w:lvlText w:val="%1."/>
+      <w:lvlJc w:val="left"/>
+      <w:pPr>
+        <w:tabs>
+          <w:tab w:val="num" w:pos="1800"/>
+        </w:tabs>
+        <w:ind w:left="1800" w:hanging="360"/>
+      </w:pPr>
+      <w:rPr>
+        <w:rFonts w:hint="cs"/>
+      </w:rPr>
+    </w:lvl>
+    <w:lvl w:ilvl="1" w:tplc="04090019" w:tentative="1">
+      <w:start w:val="1"/>
+      <w:numFmt w:val="lowerLetter"/>
+      <w:lvlText w:val="%2."/>
+      <w:lvlJc w:val="left"/>
+      <w:pPr>
+        <w:tabs>
+          <w:tab w:val="num" w:pos="2520"/>
+        </w:tabs>
+        <w:ind w:left="2520" w:hanging="360"/>
+      </w:pPr>
+    </w:lvl>
+    <w:lvl w:ilvl="2" w:tplc="0409001B" w:tentative="1">
+      <w:start w:val="1"/>
+      <w:numFmt w:val="lowerRoman"/>
+      <w:lvlText w:val="%3."/>
+      <w:lvlJc w:val="right"/>
+      <w:pPr>
+        <w:tabs>
+          <w:tab w:val="num" w:pos="3240"/>
+        </w:tabs>
+        <w:ind w:left="3240" w:hanging="180"/>
+      </w:pPr>
+    </w:lvl>
+    <w:lvl w:ilvl="3" w:tplc="0409000F" w:tentative="1">
+      <w:start w:val="1"/>
+      <w:numFmt w:val="decimal"/>
+      <w:lvlText w:val="%4."/>
+      <w:lvlJc w:val="left"/>
+      <w:pPr>
+        <w:tabs>
+          <w:tab w:val="num" w:pos="3960"/>
+        </w:tabs>
+        <w:ind w:left="3960" w:hanging="360"/>
+      </w:pPr>
+    </w:lvl>
+    <w:lvl w:ilvl="4" w:tplc="04090019" w:tentative="1">
+      <w:start w:val="1"/>
+      <w:numFmt w:val="lowerLetter"/>
+      <w:lvlText w:val="%5."/>
+      <w:lvlJc w:val="left"/>
+      <w:pPr>
+        <w:tabs>
+          <w:tab w:val="num" w:pos="4680"/>
+        </w:tabs>
+        <w:ind w:left="4680" w:hanging="360"/>
+      </w:pPr>
+    </w:lvl>
+    <w:lvl w:ilvl="5" w:tplc="0409001B" w:tentative="1">
+      <w:start w:val="1"/>
+      <w:numFmt w:val="lowerRoman"/>
+      <w:lvlText w:val="%6."/>
+      <w:lvlJc w:val="right"/>
+      <w:pPr>
+        <w:tabs>
+          <w:tab w:val="num" w:pos="5400"/>
+        </w:tabs>
+        <w:ind w:left="5400" w:hanging="180"/>
+      </w:pPr>
+    </w:lvl>
+    <w:lvl w:ilvl="6" w:tplc="0409000F" w:tentative="1">
+      <w:start w:val="1"/>
+      <w:numFmt w:val="decimal"/>
+      <w:lvlText w:val="%7."/>
+      <w:lvlJc w:val="left"/>
+      <w:pPr>
+        <w:tabs>
+          <w:tab w:val="num" w:pos="6120"/>
+        </w:tabs>
+        <w:ind w:left="6120" w:hanging="360"/>
+      </w:pPr>
+    </w:lvl>
+    <w:lvl w:ilvl="7" w:tplc="04090019" w:tentative="1">
+      <w:start w:val="1"/>
+      <w:numFmt w:val="lowerLetter"/>
+      <w:lvlText w:val="%8."/>
+      <w:lvlJc w:val="left"/>
+      <w:pPr>
+        <w:tabs>
+          <w:tab w:val="num" w:pos="6840"/>
+        </w:tabs>
+        <w:ind w:left="6840" w:hanging="360"/>
+      </w:pPr>
+    </w:lvl>
+    <w:lvl w:ilvl="8" w:tplc="0409001B" w:tentative="1">
+      <w:start w:val="1"/>
+      <w:numFmt w:val="lowerRoman"/>
+      <w:lvlText w:val="%9."/>
+      <w:lvlJc w:val="right"/>
+      <w:pPr>
+        <w:tabs>
+          <w:tab w:val="num" w:pos="7560"/>
+        </w:tabs>
+        <w:ind w:left="7560" w:hanging="180"/>
+      </w:pPr>
+    </w:lvl>
+  </w:abstractNum>
+  <w:abstractNum w:abstractNumId="9" w15:restartNumberingAfterBreak="0">
+    <w:nsid w:val="66AA5CAA"/>
+    <w:multiLevelType w:val="hybridMultilevel"/>
+    <w:tmpl w:val="F1201F9E"/>
+    <w:lvl w:ilvl="0" w:tplc="52BED206">
+      <w:start w:val="30"/>
+      <w:numFmt w:val="bullet"/>
+      <w:lvlText w:val="-"/>
+      <w:lvlJc w:val="left"/>
+      <w:pPr>
+        <w:tabs>
+          <w:tab w:val="num" w:pos="720"/>
+        </w:tabs>
+        <w:ind w:left="720" w:hanging="360"/>
+      </w:pPr>
+      <w:rPr>
+        <w:rFonts w:ascii="Cordia New" w:eastAsia="Cordia New" w:hAnsi="Cordia New" w:cs="AngsanaUPC" w:hint="default"/>
+      </w:rPr>
+    </w:lvl>
+    <w:lvl w:ilvl="1" w:tplc="04090003" w:tentative="1">
+      <w:start w:val="1"/>
+      <w:numFmt w:val="bullet"/>
+      <w:lvlText w:val="o"/>
+      <w:lvlJc w:val="left"/>
+      <w:pPr>
+        <w:tabs>
+          <w:tab w:val="num" w:pos="1440"/>
+        </w:tabs>
+        <w:ind w:left="1440" w:hanging="360"/>
+      </w:pPr>
+      <w:rPr>
+        <w:rFonts w:ascii="Courier New" w:hAnsi="Courier New" w:hint="default"/>
+      </w:rPr>
+    </w:lvl>
+    <w:lvl w:ilvl="2" w:tplc="04090005" w:tentative="1">
+      <w:start w:val="1"/>
+      <w:numFmt w:val="bullet"/>
+      <w:lvlText w:val=""/>
+      <w:lvlJc w:val="left"/>
+      <w:pPr>
+        <w:tabs>
+          <w:tab w:val="num" w:pos="2160"/>
+        </w:tabs>
+        <w:ind w:left="2160" w:hanging="360"/>
+      </w:pPr>
+      <w:rPr>
+        <w:rFonts w:ascii="Wingdings" w:hAnsi="Wingdings" w:hint="default"/>
+      </w:rPr>
+    </w:lvl>
+    <w:lvl w:ilvl="3" w:tplc="04090001" w:tentative="1">
+      <w:start w:val="1"/>
+      <w:numFmt w:val="bullet"/>
+      <w:lvlText w:val=""/>
+      <w:lvlJc w:val="left"/>
+      <w:pPr>
+        <w:tabs>
+          <w:tab w:val="num" w:pos="2880"/>
+        </w:tabs>
+        <w:ind w:left="2880" w:hanging="360"/>
+      </w:pPr>
+      <w:rPr>
+        <w:rFonts w:ascii="Symbol" w:hAnsi="Symbol" w:hint="default"/>
+      </w:rPr>
+    </w:lvl>
+    <w:lvl w:ilvl="4" w:tplc="04090003" w:tentative="1">
+      <w:start w:val="1"/>
+      <w:numFmt w:val="bullet"/>
+      <w:lvlText w:val="o"/>
+      <w:lvlJc w:val="left"/>
+      <w:pPr>
+        <w:tabs>
+          <w:tab w:val="num" w:pos="3600"/>
+        </w:tabs>
+        <w:ind w:left="3600" w:hanging="360"/>
+      </w:pPr>
+      <w:rPr>
+        <w:rFonts w:ascii="Courier New" w:hAnsi="Courier New" w:hint="default"/>
+      </w:rPr>
+    </w:lvl>
+    <w:lvl w:ilvl="5" w:tplc="04090005" w:tentative="1">
+      <w:start w:val="1"/>
+      <w:numFmt w:val="bullet"/>
+      <w:lvlText w:val=""/>
+      <w:lvlJc w:val="left"/>
+      <w:pPr>
+        <w:tabs>
+          <w:tab w:val="num" w:pos="4320"/>
+        </w:tabs>
+        <w:ind w:left="4320" w:hanging="360"/>
+      </w:pPr>
+      <w:rPr>
+        <w:rFonts w:ascii="Wingdings" w:hAnsi="Wingdings" w:hint="default"/>
+      </w:rPr>
+    </w:lvl>
+    <w:lvl w:ilvl="6" w:tplc="04090001" w:tentative="1">
+      <w:start w:val="1"/>
+      <w:numFmt w:val="bullet"/>
+      <w:lvlText w:val=""/>
+      <w:lvlJc w:val="left"/>
+      <w:pPr>
+        <w:tabs>
+          <w:tab w:val="num" w:pos="5040"/>
+        </w:tabs>
+        <w:ind w:left="5040" w:hanging="360"/>
+      </w:pPr>
+      <w:rPr>
+        <w:rFonts w:ascii="Symbol" w:hAnsi="Symbol" w:hint="default"/>
+      </w:rPr>
+    </w:lvl>
+    <w:lvl w:ilvl="7" w:tplc="04090003" w:tentative="1">
+      <w:start w:val="1"/>
+      <w:numFmt w:val="bullet"/>
+      <w:lvlText w:val="o"/>
+      <w:lvlJc w:val="left"/>
+      <w:pPr>
+        <w:tabs>
+          <w:tab w:val="num" w:pos="5760"/>
+        </w:tabs>
+        <w:ind w:left="5760" w:hanging="360"/>
+      </w:pPr>
+      <w:rPr>
+        <w:rFonts w:ascii="Courier New" w:hAnsi="Courier New" w:hint="default"/>
+      </w:rPr>
+    </w:lvl>
+    <w:lvl w:ilvl="8" w:tplc="04090005" w:tentative="1">
+      <w:start w:val="1"/>
+      <w:numFmt w:val="bullet"/>
+      <w:lvlText w:val=""/>
+      <w:lvlJc w:val="left"/>
+      <w:pPr>
+        <w:tabs>
+          <w:tab w:val="num" w:pos="6480"/>
+        </w:tabs>
+        <w:ind w:left="6480" w:hanging="360"/>
+      </w:pPr>
+      <w:rPr>
+        <w:rFonts w:ascii="Wingdings" w:hAnsi="Wingdings" w:hint="default"/>
+      </w:rPr>
+    </w:lvl>
+  </w:abstractNum>
+  <w:abstractNum w:abstractNumId="10" w15:restartNumberingAfterBreak="0">
+    <w:nsid w:val="7A0D16CB"/>
+    <w:multiLevelType w:val="hybridMultilevel"/>
+    <w:tmpl w:val="71100A9A"/>
+    <w:lvl w:ilvl="0" w:tplc="CCCAE86E">
+      <w:start w:val="2"/>
+      <w:numFmt w:val="thaiNumbers"/>
+      <w:lvlText w:val="%1"/>
+      <w:lvlJc w:val="left"/>
+      <w:pPr>
+        <w:tabs>
+          <w:tab w:val="num" w:pos="5400"/>
+        </w:tabs>
+        <w:ind w:left="5400" w:hanging="360"/>
+      </w:pPr>
+      <w:rPr>
+        <w:rFonts w:hint="cs"/>
+      </w:rPr>
+    </w:lvl>
+    <w:lvl w:ilvl="1" w:tplc="04090019" w:tentative="1">
+      <w:start w:val="1"/>
+      <w:numFmt w:val="lowerLetter"/>
+      <w:lvlText w:val="%2."/>
+      <w:lvlJc w:val="left"/>
+      <w:pPr>
+        <w:tabs>
+          <w:tab w:val="num" w:pos="6120"/>
+        </w:tabs>
+        <w:ind w:left="6120" w:hanging="360"/>
+      </w:pPr>
+    </w:lvl>
+    <w:lvl w:ilvl="2" w:tplc="0409001B" w:tentative="1">
+      <w:start w:val="1"/>
+      <w:numFmt w:val="lowerRoman"/>
+      <w:lvlText w:val="%3."/>
+      <w:lvlJc w:val="right"/>
+      <w:pPr>
+        <w:tabs>
+          <w:tab w:val="num" w:pos="6840"/>
+        </w:tabs>
+        <w:ind w:left="6840" w:hanging="180"/>
+      </w:pPr>
+    </w:lvl>
+    <w:lvl w:ilvl="3" w:tplc="0409000F" w:tentative="1">
+      <w:start w:val="1"/>
+      <w:numFmt w:val="decimal"/>
+      <w:lvlText w:val="%4."/>
+      <w:lvlJc w:val="left"/>
+      <w:pPr>
+        <w:tabs>
+          <w:tab w:val="num" w:pos="7560"/>
+        </w:tabs>
+        <w:ind w:left="7560" w:hanging="360"/>
+      </w:pPr>
+    </w:lvl>
+    <w:lvl w:ilvl="4" w:tplc="04090019" w:tentative="1">
+      <w:start w:val="1"/>
+      <w:numFmt w:val="lowerLetter"/>
+      <w:lvlText w:val="%5."/>
+      <w:lvlJc w:val="left"/>
+      <w:pPr>
+        <w:tabs>
+          <w:tab w:val="num" w:pos="8280"/>
+        </w:tabs>
+        <w:ind w:left="8280" w:hanging="360"/>
+      </w:pPr>
+    </w:lvl>
+    <w:lvl w:ilvl="5" w:tplc="0409001B" w:tentative="1">
+      <w:start w:val="1"/>
+      <w:numFmt w:val="lowerRoman"/>
+      <w:lvlText w:val="%6."/>
+      <w:lvlJc w:val="right"/>
+      <w:pPr>
+        <w:tabs>
+          <w:tab w:val="num" w:pos="9000"/>
+        </w:tabs>
+        <w:ind w:left="9000" w:hanging="180"/>
+      </w:pPr>
+    </w:lvl>
+    <w:lvl w:ilvl="6" w:tplc="0409000F" w:tentative="1">
+      <w:start w:val="1"/>
+      <w:numFmt w:val="decimal"/>
+      <w:lvlText w:val="%7."/>
+      <w:lvlJc w:val="left"/>
+      <w:pPr>
+        <w:tabs>
+          <w:tab w:val="num" w:pos="9720"/>
+        </w:tabs>
+        <w:ind w:left="9720" w:hanging="360"/>
+      </w:pPr>
+    </w:lvl>
+    <w:lvl w:ilvl="7" w:tplc="04090019" w:tentative="1">
+      <w:start w:val="1"/>
+      <w:numFmt w:val="lowerLetter"/>
+      <w:lvlText w:val="%8."/>
+      <w:lvlJc w:val="left"/>
+      <w:pPr>
+        <w:tabs>
+          <w:tab w:val="num" w:pos="10440"/>
+        </w:tabs>
+        <w:ind w:left="10440" w:hanging="360"/>
+      </w:pPr>
+    </w:lvl>
+    <w:lvl w:ilvl="8" w:tplc="0409001B" w:tentative="1">
+      <w:start w:val="1"/>
+      <w:numFmt w:val="lowerRoman"/>
+      <w:lvlText w:val="%9."/>
+      <w:lvlJc w:val="right"/>
+      <w:pPr>
+        <w:tabs>
+          <w:tab w:val="num" w:pos="11160"/>
+        </w:tabs>
+        <w:ind w:left="11160" w:hanging="180"/>
+      </w:pPr>
+    </w:lvl>
+  </w:abstractNum>
+  <w:num w:numId="1">
+    <w:abstractNumId w:val="9"/>
+  </w:num>
+  <w:num w:numId="2">
+    <w:abstractNumId w:val="10"/>
+  </w:num>
+  <w:num w:numId="3">
+    <w:abstractNumId w:val="3"/>
+  </w:num>
+  <w:num w:numId="4">
+    <w:abstractNumId w:val="7"/>
+  </w:num>
+  <w:num w:numId="5">
+    <w:abstractNumId w:val="5"/>
+  </w:num>
+  <w:num w:numId="6">
+    <w:abstractNumId w:val="4"/>
+  </w:num>
+  <w:num w:numId="7">
+    <w:abstractNumId w:val="2"/>
+  </w:num>
+  <w:num w:numId="8">
+    <w:abstractNumId w:val="6"/>
+  </w:num>
+  <w:num w:numId="9">
+    <w:abstractNumId w:val="1"/>
+  </w:num>
+  <w:num w:numId="10">
+    <w:abstractNumId w:val="0"/>
+  </w:num>
+  <w:num w:numId="11">
+    <w:abstractNumId w:val="8"/>
+  </w:num>
+</w:numbering>
 </file>
 
 <file path=word/styles.xml><?xml version="1.0" encoding="utf-8"?>
@@ -158,176 +4607,30 @@
   <w:docDefaults>
     <w:rPrDefault>
       <w:rPr>
-        <w:rFonts w:ascii="TH SarabunIT๙" w:eastAsiaTheme="minorHAnsi" w:hAnsi="TH SarabunIT๙" w:cs="TH SarabunIT๙"/>
-        <w:sz w:val="34"/>
-        <w:szCs w:val="34"/>
+        <w:rFonts w:ascii="Cordia New" w:eastAsia="Cordia New" w:hAnsi="Cordia New" w:cs="Angsana New"/>
         <w:lang w:val="en-US" w:eastAsia="en-US" w:bidi="th-TH"/>
       </w:rPr>
     </w:rPrDefault>
-    <w:pPrDefault>
-      <w:pPr>
-        <w:spacing w:after="160" w:line="259" w:lineRule="auto"/>
-      </w:pPr>
-    </w:pPrDefault>
+    <w:pPrDefault/>
   </w:docDefaults>
-  <w:latentStyles w:defLockedState="0" w:defUIPriority="99" w:defSemiHidden="0" w:defUnhideWhenUsed="0" w:defQFormat="0" w:count="371">
-    <w:lsdException w:name="Normal" w:uiPriority="0" w:qFormat="1"/>
-    <w:lsdException w:name="heading 1" w:uiPriority="9" w:qFormat="1"/>
-    <w:lsdException w:name="heading 2" w:semiHidden="1" w:uiPriority="9" w:unhideWhenUsed="1" w:qFormat="1"/>
-    <w:lsdException w:name="heading 3" w:semiHidden="1" w:uiPriority="9" w:unhideWhenUsed="1" w:qFormat="1"/>
-    <w:lsdException w:name="heading 4" w:semiHidden="1" w:uiPriority="9" w:unhideWhenUsed="1" w:qFormat="1"/>
-    <w:lsdException w:name="heading 5" w:semiHidden="1" w:uiPriority="9" w:unhideWhenUsed="1" w:qFormat="1"/>
-    <w:lsdException w:name="heading 6" w:semiHidden="1" w:uiPriority="9" w:unhideWhenUsed="1" w:qFormat="1"/>
-    <w:lsdException w:name="heading 7" w:semiHidden="1" w:uiPriority="9" w:unhideWhenUsed="1" w:qFormat="1"/>
-    <w:lsdException w:name="heading 8" w:semiHidden="1" w:uiPriority="9" w:unhideWhenUsed="1" w:qFormat="1"/>
-    <w:lsdException w:name="heading 9" w:semiHidden="1" w:uiPriority="9" w:unhideWhenUsed="1" w:qFormat="1"/>
-    <w:lsdException w:name="index 1" w:semiHidden="1" w:unhideWhenUsed="1"/>
-    <w:lsdException w:name="index 2" w:semiHidden="1" w:unhideWhenUsed="1"/>
-    <w:lsdException w:name="index 3" w:semiHidden="1" w:unhideWhenUsed="1"/>
-    <w:lsdException w:name="index 4" w:semiHidden="1" w:unhideWhenUsed="1"/>
-    <w:lsdException w:name="index 5" w:semiHidden="1" w:unhideWhenUsed="1"/>
-    <w:lsdException w:name="index 6" w:semiHidden="1" w:unhideWhenUsed="1"/>
-    <w:lsdException w:name="index 7" w:semiHidden="1" w:unhideWhenUsed="1"/>
-    <w:lsdException w:name="index 8" w:semiHidden="1" w:unhideWhenUsed="1"/>
-    <w:lsdException w:name="index 9" w:semiHidden="1" w:unhideWhenUsed="1"/>
-    <w:lsdException w:name="toc 1" w:semiHidden="1" w:uiPriority="39" w:unhideWhenUsed="1"/>
-    <w:lsdException w:name="toc 2" w:semiHidden="1" w:uiPriority="39" w:unhideWhenUsed="1"/>
-    <w:lsdException w:name="toc 3" w:semiHidden="1" w:uiPriority="39" w:unhideWhenUsed="1"/>
-    <w:lsdException w:name="toc 4" w:semiHidden="1" w:uiPriority="39" w:unhideWhenUsed="1"/>
-    <w:lsdException w:name="toc 5" w:semiHidden="1" w:uiPriority="39" w:unhideWhenUsed="1"/>
-    <w:lsdException w:name="toc 6" w:semiHidden="1" w:uiPriority="39" w:unhideWhenUsed="1"/>
-    <w:lsdException w:name="toc 7" w:semiHidden="1" w:uiPriority="39" w:unhideWhenUsed="1"/>
-    <w:lsdException w:name="toc 8" w:semiHidden="1" w:uiPriority="39" w:unhideWhenUsed="1"/>
-    <w:lsdException w:name="toc 9" w:semiHidden="1" w:uiPriority="39" w:unhideWhenUsed="1"/>
-    <w:lsdException w:name="Normal Indent" w:semiHidden="1" w:unhideWhenUsed="1"/>
-    <w:lsdException w:name="footnote text" w:semiHidden="1" w:unhideWhenUsed="1"/>
-    <w:lsdException w:name="annotation text" w:semiHidden="1" w:unhideWhenUsed="1"/>
-    <w:lsdException w:name="header" w:semiHidden="1" w:unhideWhenUsed="1"/>
-    <w:lsdException w:name="footer" w:semiHidden="1" w:unhideWhenUsed="1"/>
-    <w:lsdException w:name="index heading" w:semiHidden="1" w:unhideWhenUsed="1"/>
-    <w:lsdException w:name="caption" w:semiHidden="1" w:uiPriority="35" w:unhideWhenUsed="1" w:qFormat="1"/>
-    <w:lsdException w:name="table of figures" w:semiHidden="1" w:unhideWhenUsed="1"/>
-    <w:lsdException w:name="envelope address" w:semiHidden="1" w:unhideWhenUsed="1"/>
-    <w:lsdException w:name="envelope return" w:semiHidden="1" w:unhideWhenUsed="1"/>
-    <w:lsdException w:name="footnote reference" w:semiHidden="1" w:unhideWhenUsed="1"/>
-    <w:lsdException w:name="annotation reference" w:semiHidden="1" w:unhideWhenUsed="1"/>
-    <w:lsdException w:name="line number" w:semiHidden="1" w:unhideWhenUsed="1"/>
-    <w:lsdException w:name="page number" w:semiHidden="1" w:unhideWhenUsed="1"/>
-    <w:lsdException w:name="endnote reference" w:semiHidden="1" w:unhideWhenUsed="1"/>
-    <w:lsdException w:name="endnote text" w:semiHidden="1" w:unhideWhenUsed="1"/>
-    <w:lsdException w:name="table of authorities" w:semiHidden="1" w:unhideWhenUsed="1"/>
-    <w:lsdException w:name="macro" w:semiHidden="1" w:unhideWhenUsed="1"/>
-    <w:lsdException w:name="toa heading" w:semiHidden="1" w:unhideWhenUsed="1"/>
-    <w:lsdException w:name="List" w:semiHidden="1" w:unhideWhenUsed="1"/>
-    <w:lsdException w:name="List Bullet" w:semiHidden="1" w:unhideWhenUsed="1"/>
-    <w:lsdException w:name="List Number" w:semiHidden="1" w:unhideWhenUsed="1"/>
-    <w:lsdException w:name="List 2" w:semiHidden="1" w:unhideWhenUsed="1"/>
-    <w:lsdException w:name="List 3" w:semiHidden="1" w:unhideWhenUsed="1"/>
-    <w:lsdException w:name="List 4" w:semiHidden="1" w:unhideWhenUsed="1"/>
-    <w:lsdException w:name="List 5" w:semiHidden="1" w:unhideWhenUsed="1"/>
-    <w:lsdException w:name="List Bullet 2" w:semiHidden="1" w:unhideWhenUsed="1"/>
-    <w:lsdException w:name="List Bullet 3" w:semiHidden="1" w:unhideWhenUsed="1"/>
-    <w:lsdException w:name="List Bullet 4" w:semiHidden="1" w:unhideWhenUsed="1"/>
-    <w:lsdException w:name="List Bullet 5" w:semiHidden="1" w:unhideWhenUsed="1"/>
-    <w:lsdException w:name="List Number 2" w:semiHidden="1" w:unhideWhenUsed="1"/>
-    <w:lsdException w:name="List Number 3" w:semiHidden="1" w:unhideWhenUsed="1"/>
-    <w:lsdException w:name="List Number 4" w:semiHidden="1" w:unhideWhenUsed="1"/>
-    <w:lsdException w:name="List Number 5" w:semiHidden="1" w:unhideWhenUsed="1"/>
-    <w:lsdException w:name="Title" w:uiPriority="10" w:qFormat="1"/>
-    <w:lsdException w:name="Closing" w:semiHidden="1" w:unhideWhenUsed="1"/>
-    <w:lsdException w:name="Signature" w:semiHidden="1" w:unhideWhenUsed="1"/>
-    <w:lsdException w:name="Default Paragraph Font" w:semiHidden="1" w:uiPriority="1" w:unhideWhenUsed="1"/>
-    <w:lsdException w:name="Body Text" w:semiHidden="1" w:unhideWhenUsed="1"/>
-    <w:lsdException w:name="Body Text Indent" w:semiHidden="1" w:unhideWhenUsed="1"/>
-    <w:lsdException w:name="List Continue" w:semiHidden="1" w:unhideWhenUsed="1"/>
-    <w:lsdException w:name="List Continue 2" w:semiHidden="1" w:unhideWhenUsed="1"/>
-    <w:lsdException w:name="List Continue 3" w:semiHidden="1" w:unhideWhenUsed="1"/>
-    <w:lsdException w:name="List Continue 4" w:semiHidden="1" w:unhideWhenUsed="1"/>
-    <w:lsdException w:name="List Continue 5" w:semiHidden="1" w:unhideWhenUsed="1"/>
-    <w:lsdException w:name="Message Header" w:semiHidden="1" w:unhideWhenUsed="1"/>
-    <w:lsdException w:name="Subtitle" w:uiPriority="11" w:qFormat="1"/>
-    <w:lsdException w:name="Salutation" w:semiHidden="1" w:unhideWhenUsed="1"/>
-    <w:lsdException w:name="Date" w:semiHidden="1" w:unhideWhenUsed="1"/>
-    <w:lsdException w:name="Body Text First Indent" w:semiHidden="1" w:unhideWhenUsed="1"/>
-    <w:lsdException w:name="Body Text First Indent 2" w:semiHidden="1" w:unhideWhenUsed="1"/>
-    <w:lsdException w:name="Note Heading" w:semiHidden="1" w:unhideWhenUsed="1"/>
-    <w:lsdException w:name="Body Text 2" w:semiHidden="1" w:unhideWhenUsed="1"/>
-    <w:lsdException w:name="Body Text 3" w:semiHidden="1" w:unhideWhenUsed="1"/>
-    <w:lsdException w:name="Body Text Indent 2" w:semiHidden="1" w:unhideWhenUsed="1"/>
-    <w:lsdException w:name="Body Text Indent 3" w:semiHidden="1" w:unhideWhenUsed="1"/>
-    <w:lsdException w:name="Block Text" w:semiHidden="1" w:unhideWhenUsed="1"/>
-    <w:lsdException w:name="Hyperlink" w:semiHidden="1" w:unhideWhenUsed="1"/>
-    <w:lsdException w:name="FollowedHyperlink" w:semiHidden="1" w:unhideWhenUsed="1"/>
-    <w:lsdException w:name="Strong" w:uiPriority="22" w:qFormat="1"/>
-    <w:lsdException w:name="Emphasis" w:uiPriority="20" w:qFormat="1"/>
-    <w:lsdException w:name="Document Map" w:semiHidden="1" w:unhideWhenUsed="1"/>
-    <w:lsdException w:name="Plain Text" w:semiHidden="1" w:unhideWhenUsed="1"/>
-    <w:lsdException w:name="E-mail Signature" w:semiHidden="1" w:unhideWhenUsed="1"/>
-    <w:lsdException w:name="HTML Top of Form" w:semiHidden="1" w:unhideWhenUsed="1"/>
-    <w:lsdException w:name="HTML Bottom of Form" w:semiHidden="1" w:unhideWhenUsed="1"/>
-    <w:lsdException w:name="Normal (Web)" w:semiHidden="1" w:unhideWhenUsed="1"/>
-    <w:lsdException w:name="HTML Acronym" w:semiHidden="1" w:unhideWhenUsed="1"/>
-    <w:lsdException w:name="HTML Address" w:semiHidden="1" w:unhideWhenUsed="1"/>
-    <w:lsdException w:name="HTML Cite" w:semiHidden="1" w:unhideWhenUsed="1"/>
-    <w:lsdException w:name="HTML Code" w:semiHidden="1" w:unhideWhenUsed="1"/>
-    <w:lsdException w:name="HTML Definition" w:semiHidden="1" w:unhideWhenUsed="1"/>
-    <w:lsdException w:name="HTML Keyboard" w:semiHidden="1" w:unhideWhenUsed="1"/>
-    <w:lsdException w:name="HTML Preformatted" w:semiHidden="1" w:unhideWhenUsed="1"/>
-    <w:lsdException w:name="HTML Sample" w:semiHidden="1" w:unhideWhenUsed="1"/>
-    <w:lsdException w:name="HTML Typewriter" w:semiHidden="1" w:unhideWhenUsed="1"/>
-    <w:lsdException w:name="HTML Variable" w:semiHidden="1" w:unhideWhenUsed="1"/>
-    <w:lsdException w:name="Normal Table" w:semiHidden="1" w:unhideWhenUsed="1"/>
-    <w:lsdException w:name="annotation subject" w:semiHidden="1" w:unhideWhenUsed="1"/>
-    <w:lsdException w:name="No List" w:semiHidden="1" w:unhideWhenUsed="1"/>
-    <w:lsdException w:name="Outline List 1" w:semiHidden="1" w:unhideWhenUsed="1"/>
-    <w:lsdException w:name="Outline List 2" w:semiHidden="1" w:unhideWhenUsed="1"/>
-    <w:lsdException w:name="Outline List 3" w:semiHidden="1" w:unhideWhenUsed="1"/>
-    <w:lsdException w:name="Table Simple 1" w:semiHidden="1" w:unhideWhenUsed="1"/>
-    <w:lsdException w:name="Table Simple 2" w:semiHidden="1" w:unhideWhenUsed="1"/>
-    <w:lsdException w:name="Table Simple 3" w:semiHidden="1" w:unhideWhenUsed="1"/>
-    <w:lsdException w:name="Table Classic 1" w:semiHidden="1" w:unhideWhenUsed="1"/>
-    <w:lsdException w:name="Table Classic 2" w:semiHidden="1" w:unhideWhenUsed="1"/>
-    <w:lsdException w:name="Table Classic 3" w:semiHidden="1" w:unhideWhenUsed="1"/>
-    <w:lsdException w:name="Table Classic 4" w:semiHidden="1" w:unhideWhenUsed="1"/>
-    <w:lsdException w:name="Table Colorful 1" w:semiHidden="1" w:unhideWhenUsed="1"/>
-    <w:lsdException w:name="Table Colorful 2" w:semiHidden="1" w:unhideWhenUsed="1"/>
-    <w:lsdException w:name="Table Colorful 3" w:semiHidden="1" w:unhideWhenUsed="1"/>
-    <w:lsdException w:name="Table Columns 1" w:semiHidden="1" w:unhideWhenUsed="1"/>
-    <w:lsdException w:name="Table Columns 2" w:semiHidden="1" w:unhideWhenUsed="1"/>
-    <w:lsdException w:name="Table Columns 3" w:semiHidden="1" w:unhideWhenUsed="1"/>
-    <w:lsdException w:name="Table Columns 4" w:semiHidden="1" w:unhideWhenUsed="1"/>
-    <w:lsdException w:name="Table Columns 5" w:semiHidden="1" w:unhideWhenUsed="1"/>
-    <w:lsdException w:name="Table Grid 1" w:semiHidden="1" w:unhideWhenUsed="1"/>
-    <w:lsdException w:name="Table Grid 2" w:semiHidden="1" w:unhideWhenUsed="1"/>
-    <w:lsdException w:name="Table Grid 3" w:semiHidden="1" w:unhideWhenUsed="1"/>
-    <w:lsdException w:name="Table Grid 4" w:semiHidden="1" w:unhideWhenUsed="1"/>
-    <w:lsdException w:name="Table Grid 5" w:semiHidden="1" w:unhideWhenUsed="1"/>
-    <w:lsdException w:name="Table Grid 6" w:semiHidden="1" w:unhideWhenUsed="1"/>
-    <w:lsdException w:name="Table Grid 7" w:semiHidden="1" w:unhideWhenUsed="1"/>
-    <w:lsdException w:name="Table Grid 8" w:semiHidden="1" w:unhideWhenUsed="1"/>
-    <w:lsdException w:name="Table List 1" w:semiHidden="1" w:unhideWhenUsed="1"/>
-    <w:lsdException w:name="Table List 2" w:semiHidden="1" w:unhideWhenUsed="1"/>
-    <w:lsdException w:name="Table List 3" w:semiHidden="1" w:unhideWhenUsed="1"/>
-    <w:lsdException w:name="Table List 4" w:semiHidden="1" w:unhideWhenUsed="1"/>
-    <w:lsdException w:name="Table List 5" w:semiHidden="1" w:unhideWhenUsed="1"/>
-    <w:lsdException w:name="Table List 6" w:semiHidden="1" w:unhideWhenUsed="1"/>
-    <w:lsdException w:name="Table List 7" w:semiHidden="1" w:unhideWhenUsed="1"/>
-    <w:lsdException w:name="Table List 8" w:semiHidden="1" w:unhideWhenUsed="1"/>
-    <w:lsdException w:name="Table 3D effects 1" w:semiHidden="1" w:unhideWhenUsed="1"/>
-    <w:lsdException w:name="Table 3D effects 2" w:semiHidden="1" w:unhideWhenUsed="1"/>
-    <w:lsdException w:name="Table 3D effects 3" w:semiHidden="1" w:unhideWhenUsed="1"/>
-    <w:lsdException w:name="Table Contemporary" w:semiHidden="1" w:unhideWhenUsed="1"/>
-    <w:lsdException w:name="Table Elegant" w:semiHidden="1" w:unhideWhenUsed="1"/>
-    <w:lsdException w:name="Table Professional" w:semiHidden="1" w:unhideWhenUsed="1"/>
-    <w:lsdException w:name="Table Subtle 1" w:semiHidden="1" w:unhideWhenUsed="1"/>
-    <w:lsdException w:name="Table Subtle 2" w:semiHidden="1" w:unhideWhenUsed="1"/>
-    <w:lsdException w:name="Table Web 1" w:semiHidden="1" w:unhideWhenUsed="1"/>
-    <w:lsdException w:name="Table Web 2" w:semiHidden="1" w:unhideWhenUsed="1"/>
-    <w:lsdException w:name="Table Web 3" w:semiHidden="1" w:unhideWhenUsed="1"/>
-    <w:lsdException w:name="Balloon Text" w:semiHidden="1" w:unhideWhenUsed="1"/>
-    <w:lsdException w:name="Table Grid" w:uiPriority="39"/>
-    <w:lsdException w:name="Table Theme" w:semiHidden="1" w:unhideWhenUsed="1"/>
-    <w:lsdException w:name="Placeholder Text" w:semiHidden="1"/>
+  <w:latentStyles w:defLockedState="0" w:defUIPriority="0" w:defSemiHidden="0" w:defUnhideWhenUsed="0" w:defQFormat="0" w:count="371">
+    <w:lsdException w:name="Normal" w:qFormat="1"/>
+    <w:lsdException w:name="heading 1" w:qFormat="1"/>
+    <w:lsdException w:name="heading 2" w:qFormat="1"/>
+    <w:lsdException w:name="heading 3" w:qFormat="1"/>
+    <w:lsdException w:name="heading 4" w:qFormat="1"/>
+    <w:lsdException w:name="heading 5" w:qFormat="1"/>
+    <w:lsdException w:name="heading 6" w:qFormat="1"/>
+    <w:lsdException w:name="heading 7" w:qFormat="1"/>
+    <w:lsdException w:name="heading 8" w:qFormat="1"/>
+    <w:lsdException w:name="heading 9" w:semiHidden="1" w:unhideWhenUsed="1" w:qFormat="1"/>
+    <w:lsdException w:name="caption" w:semiHidden="1" w:unhideWhenUsed="1" w:qFormat="1"/>
+    <w:lsdException w:name="Title" w:qFormat="1"/>
+    <w:lsdException w:name="Subtitle" w:qFormat="1"/>
+    <w:lsdException w:name="Hyperlink" w:uiPriority="99"/>
+    <w:lsdException w:name="Strong" w:qFormat="1"/>
+    <w:lsdException w:name="Emphasis" w:qFormat="1"/>
+    <w:lsdException w:name="Placeholder Text" w:semiHidden="1" w:uiPriority="99"/>
     <w:lsdException w:name="No Spacing" w:uiPriority="1" w:qFormat="1"/>
     <w:lsdException w:name="Light Shading" w:uiPriority="60"/>
     <w:lsdException w:name="Light List" w:uiPriority="61"/>
@@ -349,7 +4652,7 @@
     <w:lsdException w:name="Medium Shading 1 Accent 1" w:uiPriority="63"/>
     <w:lsdException w:name="Medium Shading 2 Accent 1" w:uiPriority="64"/>
     <w:lsdException w:name="Medium List 1 Accent 1" w:uiPriority="65"/>
-    <w:lsdException w:name="Revision" w:semiHidden="1"/>
+    <w:lsdException w:name="Revision" w:semiHidden="1" w:uiPriority="99"/>
     <w:lsdException w:name="List Paragraph" w:uiPriority="34" w:qFormat="1"/>
     <w:lsdException w:name="Quote" w:uiPriority="29" w:qFormat="1"/>
     <w:lsdException w:name="Intense Quote" w:uiPriority="30" w:qFormat="1"/>
@@ -546,18 +4849,166 @@
   <w:style w:type="paragraph" w:default="1" w:styleId="a">
     <w:name w:val="Normal"/>
     <w:qFormat/>
+    <w:rPr>
+      <w:rFonts w:cs="Cordia New"/>
+      <w:sz w:val="28"/>
+      <w:szCs w:val="28"/>
+    </w:rPr>
+  </w:style>
+  <w:style w:type="paragraph" w:styleId="1">
+    <w:name w:val="heading 1"/>
+    <w:basedOn w:val="a"/>
+    <w:next w:val="a"/>
+    <w:qFormat/>
+    <w:pPr>
+      <w:keepNext/>
+      <w:tabs>
+        <w:tab w:val="left" w:pos="3119"/>
+      </w:tabs>
+      <w:ind w:left="2880"/>
+      <w:jc w:val="thaiDistribute"/>
+      <w:outlineLvl w:val="0"/>
+    </w:pPr>
+    <w:rPr>
+      <w:rFonts w:cs="AngsanaUPC"/>
+      <w:sz w:val="32"/>
+      <w:szCs w:val="32"/>
+    </w:rPr>
+  </w:style>
+  <w:style w:type="paragraph" w:styleId="2">
+    <w:name w:val="heading 2"/>
+    <w:basedOn w:val="a"/>
+    <w:next w:val="a"/>
+    <w:qFormat/>
+    <w:pPr>
+      <w:keepNext/>
+      <w:jc w:val="center"/>
+      <w:outlineLvl w:val="1"/>
+    </w:pPr>
+    <w:rPr>
+      <w:b/>
+      <w:bCs/>
+      <w:sz w:val="48"/>
+      <w:szCs w:val="48"/>
+    </w:rPr>
+  </w:style>
+  <w:style w:type="paragraph" w:styleId="3">
+    <w:name w:val="heading 3"/>
+    <w:basedOn w:val="a"/>
+    <w:next w:val="a"/>
+    <w:qFormat/>
+    <w:pPr>
+      <w:keepNext/>
+      <w:tabs>
+        <w:tab w:val="left" w:pos="1418"/>
+        <w:tab w:val="left" w:pos="4253"/>
+        <w:tab w:val="left" w:pos="6521"/>
+        <w:tab w:val="left" w:pos="6946"/>
+        <w:tab w:val="left" w:pos="8222"/>
+        <w:tab w:val="left" w:pos="9214"/>
+      </w:tabs>
+      <w:spacing w:before="240"/>
+      <w:outlineLvl w:val="2"/>
+    </w:pPr>
+    <w:rPr>
+      <w:rFonts w:cs="AngsanaUPC"/>
+      <w:sz w:val="32"/>
+      <w:szCs w:val="32"/>
+    </w:rPr>
+  </w:style>
+  <w:style w:type="paragraph" w:styleId="4">
+    <w:name w:val="heading 4"/>
+    <w:basedOn w:val="a"/>
+    <w:next w:val="a"/>
+    <w:qFormat/>
+    <w:pPr>
+      <w:keepNext/>
+      <w:jc w:val="thaiDistribute"/>
+      <w:outlineLvl w:val="3"/>
+    </w:pPr>
+    <w:rPr>
+      <w:rFonts w:cs="AngsanaUPC"/>
+      <w:sz w:val="32"/>
+      <w:szCs w:val="32"/>
+    </w:rPr>
+  </w:style>
+  <w:style w:type="paragraph" w:styleId="5">
+    <w:name w:val="heading 5"/>
+    <w:basedOn w:val="a"/>
+    <w:next w:val="a"/>
+    <w:qFormat/>
+    <w:pPr>
+      <w:keepNext/>
+      <w:jc w:val="center"/>
+      <w:outlineLvl w:val="4"/>
+    </w:pPr>
+    <w:rPr>
+      <w:rFonts w:cs="AngsanaUPC"/>
+      <w:b/>
+      <w:bCs/>
+      <w:sz w:val="40"/>
+      <w:szCs w:val="40"/>
+    </w:rPr>
+  </w:style>
+  <w:style w:type="paragraph" w:styleId="6">
+    <w:name w:val="heading 6"/>
+    <w:basedOn w:val="a"/>
+    <w:next w:val="a"/>
+    <w:qFormat/>
+    <w:pPr>
+      <w:keepNext/>
+      <w:ind w:left="720"/>
+      <w:jc w:val="thaiDistribute"/>
+      <w:outlineLvl w:val="5"/>
+    </w:pPr>
+    <w:rPr>
+      <w:rFonts w:cs="AngsanaUPC"/>
+      <w:sz w:val="36"/>
+      <w:szCs w:val="36"/>
+    </w:rPr>
+  </w:style>
+  <w:style w:type="paragraph" w:styleId="7">
+    <w:name w:val="heading 7"/>
+    <w:basedOn w:val="a"/>
+    <w:next w:val="a"/>
+    <w:qFormat/>
+    <w:pPr>
+      <w:keepNext/>
+      <w:spacing w:before="120"/>
+      <w:ind w:left="720" w:right="29" w:hanging="720"/>
+      <w:outlineLvl w:val="6"/>
+    </w:pPr>
+    <w:rPr>
+      <w:rFonts w:cs="AngsanaUPC"/>
+      <w:sz w:val="32"/>
+      <w:szCs w:val="32"/>
+      <w:u w:val="dotted"/>
+    </w:rPr>
+  </w:style>
+  <w:style w:type="paragraph" w:styleId="8">
+    <w:name w:val="heading 8"/>
+    <w:basedOn w:val="a"/>
+    <w:next w:val="a"/>
+    <w:qFormat/>
+    <w:pPr>
+      <w:keepNext/>
+      <w:spacing w:before="240" w:line="360" w:lineRule="auto"/>
+      <w:ind w:left="5040"/>
+      <w:outlineLvl w:val="7"/>
+    </w:pPr>
+    <w:rPr>
+      <w:rFonts w:cs="AngsanaUPC"/>
+      <w:sz w:val="32"/>
+      <w:szCs w:val="32"/>
+    </w:rPr>
   </w:style>
   <w:style w:type="character" w:default="1" w:styleId="a0">
-    <w:name w:val="Default Paragraph Font"/>
-    <w:uiPriority w:val="1"/>
+    <w:name w:val="แบบอักษรของย่อหน้าเริ่มต้น"/>
     <w:semiHidden/>
-    <w:unhideWhenUsed/>
   </w:style>
   <w:style w:type="table" w:default="1" w:styleId="a1">
     <w:name w:val="Normal Table"/>
-    <w:uiPriority w:val="99"/>
     <w:semiHidden/>
-    <w:unhideWhenUsed/>
     <w:tblPr>
       <w:tblInd w:w="0" w:type="dxa"/>
       <w:tblCellMar>
@@ -570,9 +5021,114 @@
   </w:style>
   <w:style w:type="numbering" w:default="1" w:styleId="a2">
     <w:name w:val="No List"/>
+    <w:semiHidden/>
+  </w:style>
+  <w:style w:type="paragraph" w:styleId="a3">
+    <w:name w:val="Body Text"/>
+    <w:basedOn w:val="a"/>
+    <w:link w:val="a4"/>
+    <w:pPr>
+      <w:tabs>
+        <w:tab w:val="left" w:pos="1418"/>
+      </w:tabs>
+      <w:jc w:val="thaiDistribute"/>
+    </w:pPr>
+    <w:rPr>
+      <w:rFonts w:cs="AngsanaUPC"/>
+      <w:sz w:val="32"/>
+      <w:szCs w:val="32"/>
+    </w:rPr>
+  </w:style>
+  <w:style w:type="paragraph" w:styleId="20">
+    <w:name w:val="Body Text 2"/>
+    <w:basedOn w:val="a"/>
+    <w:rPr>
+      <w:rFonts w:cs="AngsanaUPC"/>
+      <w:sz w:val="32"/>
+      <w:szCs w:val="32"/>
+    </w:rPr>
+  </w:style>
+  <w:style w:type="paragraph" w:styleId="30">
+    <w:name w:val="Body Text 3"/>
+    <w:basedOn w:val="a"/>
+    <w:pPr>
+      <w:ind w:right="28"/>
+      <w:jc w:val="thaiDistribute"/>
+    </w:pPr>
+    <w:rPr>
+      <w:rFonts w:cs="AngsanaUPC"/>
+      <w:sz w:val="32"/>
+      <w:szCs w:val="32"/>
+    </w:rPr>
+  </w:style>
+  <w:style w:type="paragraph" w:styleId="a5">
+    <w:name w:val="Body Text Indent"/>
+    <w:basedOn w:val="a"/>
+    <w:pPr>
+      <w:spacing w:before="240"/>
+      <w:ind w:firstLine="1440"/>
+      <w:jc w:val="thaiDistribute"/>
+    </w:pPr>
+    <w:rPr>
+      <w:rFonts w:ascii="Angsana New" w:hAnsi="Angsana New" w:cs="Angsana New"/>
+      <w:sz w:val="32"/>
+      <w:szCs w:val="32"/>
+    </w:rPr>
+  </w:style>
+  <w:style w:type="character" w:styleId="a6">
+    <w:name w:val="Emphasis"/>
+    <w:qFormat/>
+    <w:rsid w:val="00C95699"/>
+    <w:rPr>
+      <w:i/>
+      <w:iCs/>
+    </w:rPr>
+  </w:style>
+  <w:style w:type="character" w:customStyle="1" w:styleId="apple-converted-space">
+    <w:name w:val="apple-converted-space"/>
+    <w:basedOn w:val="a0"/>
+    <w:rsid w:val="00E464CA"/>
+  </w:style>
+  <w:style w:type="character" w:customStyle="1" w:styleId="a4">
+    <w:name w:val="เนื้อความ อักขระ"/>
+    <w:link w:val="a3"/>
+    <w:rsid w:val="00154A7C"/>
+    <w:rPr>
+      <w:rFonts w:cs="AngsanaUPC"/>
+      <w:sz w:val="32"/>
+      <w:szCs w:val="32"/>
+    </w:rPr>
+  </w:style>
+  <w:style w:type="character" w:styleId="a7">
+    <w:name w:val="การเชื่อมโยงหลายมิติ"/>
     <w:uiPriority w:val="99"/>
-    <w:semiHidden/>
     <w:unhideWhenUsed/>
+    <w:rsid w:val="00F3280F"/>
+    <w:rPr>
+      <w:color w:val="0000FF"/>
+      <w:u w:val="single"/>
+    </w:rPr>
+  </w:style>
+  <w:style w:type="paragraph" w:styleId="a8">
+    <w:name w:val="Balloon Text"/>
+    <w:basedOn w:val="a"/>
+    <w:link w:val="a9"/>
+    <w:rsid w:val="00984DA6"/>
+    <w:rPr>
+      <w:rFonts w:ascii="Leelawadee" w:hAnsi="Leelawadee" w:cs="Angsana New"/>
+      <w:sz w:val="18"/>
+      <w:szCs w:val="22"/>
+    </w:rPr>
+  </w:style>
+  <w:style w:type="character" w:customStyle="1" w:styleId="a9">
+    <w:name w:val="ข้อความบอลลูน อักขระ"/>
+    <w:link w:val="a8"/>
+    <w:rsid w:val="00984DA6"/>
+    <w:rPr>
+      <w:rFonts w:ascii="Leelawadee" w:hAnsi="Leelawadee"/>
+      <w:sz w:val="18"/>
+      <w:szCs w:val="22"/>
+    </w:rPr>
   </w:style>
 </w:styles>
 </file>
@@ -836,4 +5392,16 @@
     </a:ext>
   </a:extLst>
 </a:theme>
+</file>
+
+<file path=customXml/item1.xml><?xml version="1.0" encoding="utf-8"?>
+<b:Sources xmlns:b="http://schemas.openxmlformats.org/officeDocument/2006/bibliography" xmlns="http://schemas.openxmlformats.org/officeDocument/2006/bibliography" SelectedStyle="\APA.XSL" StyleName="APA"/>
+</file>
+
+<file path=customXml/itemProps1.xml><?xml version="1.0" encoding="utf-8"?>
+<ds:datastoreItem xmlns:ds="http://schemas.openxmlformats.org/officeDocument/2006/customXml" ds:itemID="{01E86A2D-81D4-4737-BA89-545151C02A0B}">
+  <ds:schemaRefs>
+    <ds:schemaRef ds:uri="http://schemas.openxmlformats.org/officeDocument/2006/bibliography"/>
+  </ds:schemaRefs>
+</ds:datastoreItem>
 </file>